--- a/arb/docx/63.content.docx
+++ b/arb/docx/63.content.docx
@@ -809,6 +809,23 @@
           <w:b/>
           <w:lang w:val="ar_AE" w:bidi="ar_AE"/>
         </w:rPr>
+        <w:t>ὁ πρεσβύτερος</w:t>
+      </w:r>
+    </w:p>
+    <w:p>
+      <w:pPr>
+        <w:bidi/>
+      </w:pPr>
+      <w:r>
+        <w:rPr>
+          <w:lang w:val="ar_AE" w:bidi="ar_AE"/>
+        </w:rPr>
+      </w:r>
+      <w:r>
+        <w:rPr>
+          <w:b/>
+          <w:lang w:val="ar_AE" w:bidi="ar_AE"/>
+        </w:rPr>
         <w:t>"</w:t>
       </w:r>
       <w:r>
@@ -915,6 +932,23 @@
           <w:b/>
           <w:lang w:val="ar_AE" w:bidi="ar_AE"/>
         </w:rPr>
+        <w:t>ὁ πρεσβύτερος</w:t>
+      </w:r>
+    </w:p>
+    <w:p>
+      <w:pPr>
+        <w:bidi/>
+      </w:pPr>
+      <w:r>
+        <w:rPr>
+          <w:lang w:val="ar_AE" w:bidi="ar_AE"/>
+        </w:rPr>
+      </w:r>
+      <w:r>
+        <w:rPr>
+          <w:b/>
+          <w:lang w:val="ar_AE" w:bidi="ar_AE"/>
+        </w:rPr>
         <w:t>"</w:t>
       </w:r>
       <w:r>
@@ -1047,6 +1081,23 @@
           <w:b/>
           <w:lang w:val="ar_AE" w:bidi="ar_AE"/>
         </w:rPr>
+        <w:t>ἐκλεκτῇ κυρίᾳ καὶ τοῖς τέκνοις αὐτῆς</w:t>
+      </w:r>
+    </w:p>
+    <w:p>
+      <w:pPr>
+        <w:bidi/>
+      </w:pPr>
+      <w:r>
+        <w:rPr>
+          <w:lang w:val="ar_AE" w:bidi="ar_AE"/>
+        </w:rPr>
+      </w:r>
+      <w:r>
+        <w:rPr>
+          <w:b/>
+          <w:lang w:val="ar_AE" w:bidi="ar_AE"/>
+        </w:rPr>
         <w:t>"</w:t>
       </w:r>
       <w:r>
@@ -1153,6 +1204,23 @@
           <w:b/>
           <w:lang w:val="ar_AE" w:bidi="ar_AE"/>
         </w:rPr>
+        <w:t>ἐκλεκτῇ κυρίᾳ καὶ τοῖς τέκνοις αὐτῆς</w:t>
+      </w:r>
+    </w:p>
+    <w:p>
+      <w:pPr>
+        <w:bidi/>
+      </w:pPr>
+      <w:r>
+        <w:rPr>
+          <w:lang w:val="ar_AE" w:bidi="ar_AE"/>
+        </w:rPr>
+      </w:r>
+      <w:r>
+        <w:rPr>
+          <w:b/>
+          <w:lang w:val="ar_AE" w:bidi="ar_AE"/>
+        </w:rPr>
         <w:t>"</w:t>
       </w:r>
       <w:r>
@@ -1272,6 +1340,23 @@
           <w:b/>
           <w:lang w:val="ar_AE" w:bidi="ar_AE"/>
         </w:rPr>
+        <w:t>ἐκλεκτῇ κυρίᾳ καὶ τοῖς τέκνοις αὐτῆς</w:t>
+      </w:r>
+    </w:p>
+    <w:p>
+      <w:pPr>
+        <w:bidi/>
+      </w:pPr>
+      <w:r>
+        <w:rPr>
+          <w:lang w:val="ar_AE" w:bidi="ar_AE"/>
+        </w:rPr>
+      </w:r>
+      <w:r>
+        <w:rPr>
+          <w:b/>
+          <w:lang w:val="ar_AE" w:bidi="ar_AE"/>
+        </w:rPr>
         <w:t>"</w:t>
       </w:r>
       <w:r>
@@ -1391,6 +1476,23 @@
           <w:b/>
           <w:lang w:val="ar_AE" w:bidi="ar_AE"/>
         </w:rPr>
+        <w:t>ἀγαπῶ ἐν ἀληθείᾳ</w:t>
+      </w:r>
+    </w:p>
+    <w:p>
+      <w:pPr>
+        <w:bidi/>
+      </w:pPr>
+      <w:r>
+        <w:rPr>
+          <w:lang w:val="ar_AE" w:bidi="ar_AE"/>
+        </w:rPr>
+      </w:r>
+      <w:r>
+        <w:rPr>
+          <w:b/>
+          <w:lang w:val="ar_AE" w:bidi="ar_AE"/>
+        </w:rPr>
         <w:t>"</w:t>
       </w:r>
       <w:r>
@@ -1523,6 +1625,23 @@
           <w:b/>
           <w:lang w:val="ar_AE" w:bidi="ar_AE"/>
         </w:rPr>
+        <w:t>πάντες οἱ ἐγνωκότες τὴν ἀλήθειαν</w:t>
+      </w:r>
+    </w:p>
+    <w:p>
+      <w:pPr>
+        <w:bidi/>
+      </w:pPr>
+      <w:r>
+        <w:rPr>
+          <w:lang w:val="ar_AE" w:bidi="ar_AE"/>
+        </w:rPr>
+      </w:r>
+      <w:r>
+        <w:rPr>
+          <w:b/>
+          <w:lang w:val="ar_AE" w:bidi="ar_AE"/>
+        </w:rPr>
         <w:t>"</w:t>
       </w:r>
       <w:r>
@@ -1655,6 +1774,23 @@
           <w:b/>
           <w:lang w:val="ar_AE" w:bidi="ar_AE"/>
         </w:rPr>
+        <w:t>τὴν ἀλήθειαν</w:t>
+      </w:r>
+    </w:p>
+    <w:p>
+      <w:pPr>
+        <w:bidi/>
+      </w:pPr>
+      <w:r>
+        <w:rPr>
+          <w:lang w:val="ar_AE" w:bidi="ar_AE"/>
+        </w:rPr>
+      </w:r>
+      <w:r>
+        <w:rPr>
+          <w:b/>
+          <w:lang w:val="ar_AE" w:bidi="ar_AE"/>
+        </w:rPr>
         <w:t>"</w:t>
       </w:r>
       <w:r>
@@ -1774,6 +1910,23 @@
           <w:b/>
           <w:lang w:val="ar_AE" w:bidi="ar_AE"/>
         </w:rPr>
+        <w:t>ἡμῖν &amp; ἡμῶν</w:t>
+      </w:r>
+    </w:p>
+    <w:p>
+      <w:pPr>
+        <w:bidi/>
+      </w:pPr>
+      <w:r>
+        <w:rPr>
+          <w:lang w:val="ar_AE" w:bidi="ar_AE"/>
+        </w:rPr>
+      </w:r>
+      <w:r>
+        <w:rPr>
+          <w:b/>
+          <w:lang w:val="ar_AE" w:bidi="ar_AE"/>
+        </w:rPr>
         <w:t>"</w:t>
       </w:r>
       <w:r>
@@ -1920,6 +2073,23 @@
           <w:b/>
           <w:lang w:val="ar_AE" w:bidi="ar_AE"/>
         </w:rPr>
+        <w:t>εἰς τὸν αἰῶνα</w:t>
+      </w:r>
+    </w:p>
+    <w:p>
+      <w:pPr>
+        <w:bidi/>
+      </w:pPr>
+      <w:r>
+        <w:rPr>
+          <w:lang w:val="ar_AE" w:bidi="ar_AE"/>
+        </w:rPr>
+      </w:r>
+      <w:r>
+        <w:rPr>
+          <w:b/>
+          <w:lang w:val="ar_AE" w:bidi="ar_AE"/>
+        </w:rPr>
         <w:t>"</w:t>
       </w:r>
       <w:r>
@@ -2026,6 +2196,23 @@
           <w:b/>
           <w:lang w:val="ar_AE" w:bidi="ar_AE"/>
         </w:rPr>
+        <w:t>ἔσται μεθ’ ἡμῶν χάρις, ἔλεος, εἰρήνη, παρὰ Θεοῦ Πατρός καὶ παρὰ Ἰησοῦ Χριστοῦ</w:t>
+      </w:r>
+    </w:p>
+    <w:p>
+      <w:pPr>
+        <w:bidi/>
+      </w:pPr>
+      <w:r>
+        <w:rPr>
+          <w:lang w:val="ar_AE" w:bidi="ar_AE"/>
+        </w:rPr>
+      </w:r>
+      <w:r>
+        <w:rPr>
+          <w:b/>
+          <w:lang w:val="ar_AE" w:bidi="ar_AE"/>
+        </w:rPr>
         <w:t>"</w:t>
       </w:r>
       <w:r>
@@ -2197,6 +2384,23 @@
           <w:b/>
           <w:lang w:val="ar_AE" w:bidi="ar_AE"/>
         </w:rPr>
+        <w:t>ἔσται μεθ’ ἡμῶν χάρις, ἔλεος, εἰρήνη</w:t>
+      </w:r>
+    </w:p>
+    <w:p>
+      <w:pPr>
+        <w:bidi/>
+      </w:pPr>
+      <w:r>
+        <w:rPr>
+          <w:lang w:val="ar_AE" w:bidi="ar_AE"/>
+        </w:rPr>
+      </w:r>
+      <w:r>
+        <w:rPr>
+          <w:b/>
+          <w:lang w:val="ar_AE" w:bidi="ar_AE"/>
+        </w:rPr>
         <w:t>"</w:t>
       </w:r>
       <w:r>
@@ -2303,6 +2507,23 @@
           <w:b/>
           <w:lang w:val="ar_AE" w:bidi="ar_AE"/>
         </w:rPr>
+        <w:t>Πατρός &amp; Υἱοῦ</w:t>
+      </w:r>
+    </w:p>
+    <w:p>
+      <w:pPr>
+        <w:bidi/>
+      </w:pPr>
+      <w:r>
+        <w:rPr>
+          <w:lang w:val="ar_AE" w:bidi="ar_AE"/>
+        </w:rPr>
+      </w:r>
+      <w:r>
+        <w:rPr>
+          <w:b/>
+          <w:lang w:val="ar_AE" w:bidi="ar_AE"/>
+        </w:rPr>
         <w:t>"</w:t>
       </w:r>
       <w:r>
@@ -2422,6 +2643,23 @@
           <w:b/>
           <w:lang w:val="ar_AE" w:bidi="ar_AE"/>
         </w:rPr>
+        <w:t>ἐν ἀληθείᾳ καὶ ἀγάπῃ</w:t>
+      </w:r>
+    </w:p>
+    <w:p>
+      <w:pPr>
+        <w:bidi/>
+      </w:pPr>
+      <w:r>
+        <w:rPr>
+          <w:lang w:val="ar_AE" w:bidi="ar_AE"/>
+        </w:rPr>
+      </w:r>
+      <w:r>
+        <w:rPr>
+          <w:b/>
+          <w:lang w:val="ar_AE" w:bidi="ar_AE"/>
+        </w:rPr>
         <w:t>"</w:t>
       </w:r>
       <w:r>
@@ -2554,6 +2792,23 @@
           <w:b/>
           <w:lang w:val="ar_AE" w:bidi="ar_AE"/>
         </w:rPr>
+        <w:t>ἐχάρην λείαν ὅτι εὕρηκα ἐκ τῶν τέκνων σου περιπατοῦντας ἐν ἀληθείᾳ</w:t>
+      </w:r>
+    </w:p>
+    <w:p>
+      <w:pPr>
+        <w:bidi/>
+      </w:pPr>
+      <w:r>
+        <w:rPr>
+          <w:lang w:val="ar_AE" w:bidi="ar_AE"/>
+        </w:rPr>
+      </w:r>
+      <w:r>
+        <w:rPr>
+          <w:b/>
+          <w:lang w:val="ar_AE" w:bidi="ar_AE"/>
+        </w:rPr>
         <w:t>"</w:t>
       </w:r>
       <w:r>
@@ -2657,6 +2912,23 @@
         <w:rPr>
           <w:lang w:val="ar_AE" w:bidi="ar_AE"/>
         </w:rPr>
+      </w:r>
+    </w:p>
+    <w:p>
+      <w:pPr>
+        <w:bidi/>
+      </w:pPr>
+      <w:r>
+        <w:rPr>
+          <w:lang w:val="ar_AE" w:bidi="ar_AE"/>
+        </w:rPr>
+      </w:r>
+      <w:r>
+        <w:rPr>
+          <w:b/>
+          <w:lang w:val="ar_AE" w:bidi="ar_AE"/>
+        </w:rPr>
+        <w:t>τῶν τέκνων σου</w:t>
       </w:r>
     </w:p>
     <w:p>
@@ -2810,6 +3082,23 @@
           <w:b/>
           <w:lang w:val="ar_AE" w:bidi="ar_AE"/>
         </w:rPr>
+        <w:t>τῶν τέκνων σου</w:t>
+      </w:r>
+    </w:p>
+    <w:p>
+      <w:pPr>
+        <w:bidi/>
+      </w:pPr>
+      <w:r>
+        <w:rPr>
+          <w:lang w:val="ar_AE" w:bidi="ar_AE"/>
+        </w:rPr>
+      </w:r>
+      <w:r>
+        <w:rPr>
+          <w:b/>
+          <w:lang w:val="ar_AE" w:bidi="ar_AE"/>
+        </w:rPr>
         <w:t>"</w:t>
       </w:r>
       <w:r>
@@ -2942,6 +3231,23 @@
           <w:b/>
           <w:lang w:val="ar_AE" w:bidi="ar_AE"/>
         </w:rPr>
+        <w:t>περιπατοῦντας ἐν ἀληθείᾳ</w:t>
+      </w:r>
+    </w:p>
+    <w:p>
+      <w:pPr>
+        <w:bidi/>
+      </w:pPr>
+      <w:r>
+        <w:rPr>
+          <w:lang w:val="ar_AE" w:bidi="ar_AE"/>
+        </w:rPr>
+      </w:r>
+      <w:r>
+        <w:rPr>
+          <w:b/>
+          <w:lang w:val="ar_AE" w:bidi="ar_AE"/>
+        </w:rPr>
         <w:t>"</w:t>
       </w:r>
       <w:r>
@@ -3048,6 +3354,23 @@
           <w:b/>
           <w:lang w:val="ar_AE" w:bidi="ar_AE"/>
         </w:rPr>
+        <w:t>ἐν ἀληθείᾳ</w:t>
+      </w:r>
+    </w:p>
+    <w:p>
+      <w:pPr>
+        <w:bidi/>
+      </w:pPr>
+      <w:r>
+        <w:rPr>
+          <w:lang w:val="ar_AE" w:bidi="ar_AE"/>
+        </w:rPr>
+      </w:r>
+      <w:r>
+        <w:rPr>
+          <w:b/>
+          <w:lang w:val="ar_AE" w:bidi="ar_AE"/>
+        </w:rPr>
         <w:t>"</w:t>
       </w:r>
       <w:r>
@@ -3167,6 +3490,23 @@
           <w:b/>
           <w:lang w:val="ar_AE" w:bidi="ar_AE"/>
         </w:rPr>
+        <w:t>καθὼς ἐντολὴν ἐλάβομεν παρὰ τοῦ Πατρός</w:t>
+      </w:r>
+    </w:p>
+    <w:p>
+      <w:pPr>
+        <w:bidi/>
+      </w:pPr>
+      <w:r>
+        <w:rPr>
+          <w:lang w:val="ar_AE" w:bidi="ar_AE"/>
+        </w:rPr>
+      </w:r>
+      <w:r>
+        <w:rPr>
+          <w:b/>
+          <w:lang w:val="ar_AE" w:bidi="ar_AE"/>
+        </w:rPr>
         <w:t>"</w:t>
       </w:r>
       <w:r>
@@ -3299,6 +3639,23 @@
           <w:b/>
           <w:lang w:val="ar_AE" w:bidi="ar_AE"/>
         </w:rPr>
+        <w:t>τοῦ Πατρός</w:t>
+      </w:r>
+    </w:p>
+    <w:p>
+      <w:pPr>
+        <w:bidi/>
+      </w:pPr>
+      <w:r>
+        <w:rPr>
+          <w:lang w:val="ar_AE" w:bidi="ar_AE"/>
+        </w:rPr>
+      </w:r>
+      <w:r>
+        <w:rPr>
+          <w:b/>
+          <w:lang w:val="ar_AE" w:bidi="ar_AE"/>
+        </w:rPr>
         <w:t>"</w:t>
       </w:r>
       <w:r>
@@ -3412,6 +3769,23 @@
           <w:b/>
           <w:lang w:val="ar_AE" w:bidi="ar_AE"/>
         </w:rPr>
+        <w:t>καὶ νῦν</w:t>
+      </w:r>
+    </w:p>
+    <w:p>
+      <w:pPr>
+        <w:bidi/>
+      </w:pPr>
+      <w:r>
+        <w:rPr>
+          <w:lang w:val="ar_AE" w:bidi="ar_AE"/>
+        </w:rPr>
+      </w:r>
+      <w:r>
+        <w:rPr>
+          <w:b/>
+          <w:lang w:val="ar_AE" w:bidi="ar_AE"/>
+        </w:rPr>
         <w:t>"</w:t>
       </w:r>
       <w:r>
@@ -3531,6 +3905,23 @@
           <w:b/>
           <w:lang w:val="ar_AE" w:bidi="ar_AE"/>
         </w:rPr>
+        <w:t>σε, &amp; σοι</w:t>
+      </w:r>
+    </w:p>
+    <w:p>
+      <w:pPr>
+        <w:bidi/>
+      </w:pPr>
+      <w:r>
+        <w:rPr>
+          <w:lang w:val="ar_AE" w:bidi="ar_AE"/>
+        </w:rPr>
+      </w:r>
+      <w:r>
+        <w:rPr>
+          <w:b/>
+          <w:lang w:val="ar_AE" w:bidi="ar_AE"/>
+        </w:rPr>
         <w:t>"</w:t>
       </w:r>
       <w:r>
@@ -3687,6 +4078,23 @@
         <w:rPr>
           <w:lang w:val="ar_AE" w:bidi="ar_AE"/>
         </w:rPr>
+      </w:r>
+    </w:p>
+    <w:p>
+      <w:pPr>
+        <w:bidi/>
+      </w:pPr>
+      <w:r>
+        <w:rPr>
+          <w:lang w:val="ar_AE" w:bidi="ar_AE"/>
+        </w:rPr>
+      </w:r>
+      <w:r>
+        <w:rPr>
+          <w:b/>
+          <w:lang w:val="ar_AE" w:bidi="ar_AE"/>
+        </w:rPr>
+        <w:t>κυρία</w:t>
       </w:r>
     </w:p>
     <w:p>
@@ -3853,6 +4261,23 @@
           <w:b/>
           <w:lang w:val="ar_AE" w:bidi="ar_AE"/>
         </w:rPr>
+        <w:t>οὐχ ὡς ἐντολὴν καινὴν γράφων σοι</w:t>
+      </w:r>
+    </w:p>
+    <w:p>
+      <w:pPr>
+        <w:bidi/>
+      </w:pPr>
+      <w:r>
+        <w:rPr>
+          <w:lang w:val="ar_AE" w:bidi="ar_AE"/>
+        </w:rPr>
+      </w:r>
+      <w:r>
+        <w:rPr>
+          <w:b/>
+          <w:lang w:val="ar_AE" w:bidi="ar_AE"/>
+        </w:rPr>
         <w:t>"</w:t>
       </w:r>
       <w:r>
@@ -3972,6 +4397,23 @@
           <w:b/>
           <w:lang w:val="ar_AE" w:bidi="ar_AE"/>
         </w:rPr>
+        <w:t>ἀπ’ ἀρχῆς</w:t>
+      </w:r>
+    </w:p>
+    <w:p>
+      <w:pPr>
+        <w:bidi/>
+      </w:pPr>
+      <w:r>
+        <w:rPr>
+          <w:lang w:val="ar_AE" w:bidi="ar_AE"/>
+        </w:rPr>
+      </w:r>
+      <w:r>
+        <w:rPr>
+          <w:b/>
+          <w:lang w:val="ar_AE" w:bidi="ar_AE"/>
+        </w:rPr>
         <w:t>"</w:t>
       </w:r>
       <w:r>
@@ -4075,6 +4517,23 @@
         <w:rPr>
           <w:lang w:val="ar_AE" w:bidi="ar_AE"/>
         </w:rPr>
+      </w:r>
+    </w:p>
+    <w:p>
+      <w:pPr>
+        <w:bidi/>
+      </w:pPr>
+      <w:r>
+        <w:rPr>
+          <w:lang w:val="ar_AE" w:bidi="ar_AE"/>
+        </w:rPr>
+      </w:r>
+      <w:r>
+        <w:rPr>
+          <w:b/>
+          <w:lang w:val="ar_AE" w:bidi="ar_AE"/>
+        </w:rPr>
+        <w:t>περιπατῶμεν κατὰ &amp; ἐν αὐτῇ περιπατῆτε</w:t>
       </w:r>
     </w:p>
     <w:p>
@@ -4281,6 +4740,23 @@
           <w:b/>
           <w:lang w:val="ar_AE" w:bidi="ar_AE"/>
         </w:rPr>
+        <w:t>ἠκούσατε &amp; περιπατῆτε</w:t>
+      </w:r>
+    </w:p>
+    <w:p>
+      <w:pPr>
+        <w:bidi/>
+      </w:pPr>
+      <w:r>
+        <w:rPr>
+          <w:lang w:val="ar_AE" w:bidi="ar_AE"/>
+        </w:rPr>
+      </w:r>
+      <w:r>
+        <w:rPr>
+          <w:b/>
+          <w:lang w:val="ar_AE" w:bidi="ar_AE"/>
+        </w:rPr>
         <w:t>"</w:t>
       </w:r>
       <w:r>
@@ -4458,6 +4934,23 @@
           <w:b/>
           <w:lang w:val="ar_AE" w:bidi="ar_AE"/>
         </w:rPr>
+        <w:t>ὅτι</w:t>
+      </w:r>
+    </w:p>
+    <w:p>
+      <w:pPr>
+        <w:bidi/>
+      </w:pPr>
+      <w:r>
+        <w:rPr>
+          <w:lang w:val="ar_AE" w:bidi="ar_AE"/>
+        </w:rPr>
+      </w:r>
+      <w:r>
+        <w:rPr>
+          <w:b/>
+          <w:lang w:val="ar_AE" w:bidi="ar_AE"/>
+        </w:rPr>
         <w:t>"</w:t>
       </w:r>
       <w:r>
@@ -4561,6 +5054,23 @@
         <w:rPr>
           <w:lang w:val="ar_AE" w:bidi="ar_AE"/>
         </w:rPr>
+      </w:r>
+    </w:p>
+    <w:p>
+      <w:pPr>
+        <w:bidi/>
+      </w:pPr>
+      <w:r>
+        <w:rPr>
+          <w:lang w:val="ar_AE" w:bidi="ar_AE"/>
+        </w:rPr>
+      </w:r>
+      <w:r>
+        <w:rPr>
+          <w:b/>
+          <w:lang w:val="ar_AE" w:bidi="ar_AE"/>
+        </w:rPr>
+        <w:t>ὅτι πολλοὶ πλάνοι ἐξῆλθαν εἰς τὸν κόσμον</w:t>
       </w:r>
     </w:p>
     <w:p>
@@ -4714,6 +5224,23 @@
           <w:b/>
           <w:lang w:val="ar_AE" w:bidi="ar_AE"/>
         </w:rPr>
+        <w:t>Ἰησοῦν Χριστὸν ἐρχόμενον ἐν σαρκί</w:t>
+      </w:r>
+    </w:p>
+    <w:p>
+      <w:pPr>
+        <w:bidi/>
+      </w:pPr>
+      <w:r>
+        <w:rPr>
+          <w:lang w:val="ar_AE" w:bidi="ar_AE"/>
+        </w:rPr>
+      </w:r>
+      <w:r>
+        <w:rPr>
+          <w:b/>
+          <w:lang w:val="ar_AE" w:bidi="ar_AE"/>
+        </w:rPr>
         <w:t>"</w:t>
       </w:r>
       <w:r>
@@ -4833,6 +5360,23 @@
           <w:b/>
           <w:lang w:val="ar_AE" w:bidi="ar_AE"/>
         </w:rPr>
+        <w:t>οὗτός ἐστιν ὁ πλάνος καὶ ὁ ἀντίχριστος</w:t>
+      </w:r>
+    </w:p>
+    <w:p>
+      <w:pPr>
+        <w:bidi/>
+      </w:pPr>
+      <w:r>
+        <w:rPr>
+          <w:lang w:val="ar_AE" w:bidi="ar_AE"/>
+        </w:rPr>
+      </w:r>
+      <w:r>
+        <w:rPr>
+          <w:b/>
+          <w:lang w:val="ar_AE" w:bidi="ar_AE"/>
+        </w:rPr>
         <w:t>"</w:t>
       </w:r>
       <w:r>
@@ -4952,6 +5496,23 @@
           <w:b/>
           <w:lang w:val="ar_AE" w:bidi="ar_AE"/>
         </w:rPr>
+        <w:t>ὁ πλάνος καὶ ὁ ἀντίχριστος</w:t>
+      </w:r>
+    </w:p>
+    <w:p>
+      <w:pPr>
+        <w:bidi/>
+      </w:pPr>
+      <w:r>
+        <w:rPr>
+          <w:lang w:val="ar_AE" w:bidi="ar_AE"/>
+        </w:rPr>
+      </w:r>
+      <w:r>
+        <w:rPr>
+          <w:b/>
+          <w:lang w:val="ar_AE" w:bidi="ar_AE"/>
+        </w:rPr>
         <w:t>"</w:t>
       </w:r>
       <w:r>
@@ -5084,6 +5645,23 @@
           <w:b/>
           <w:lang w:val="ar_AE" w:bidi="ar_AE"/>
         </w:rPr>
+        <w:t>βλέπετε ἑαυτούς</w:t>
+      </w:r>
+    </w:p>
+    <w:p>
+      <w:pPr>
+        <w:bidi/>
+      </w:pPr>
+      <w:r>
+        <w:rPr>
+          <w:lang w:val="ar_AE" w:bidi="ar_AE"/>
+        </w:rPr>
+      </w:r>
+      <w:r>
+        <w:rPr>
+          <w:b/>
+          <w:lang w:val="ar_AE" w:bidi="ar_AE"/>
+        </w:rPr>
         <w:t>"</w:t>
       </w:r>
       <w:r>
@@ -5203,6 +5781,23 @@
           <w:b/>
           <w:lang w:val="ar_AE" w:bidi="ar_AE"/>
         </w:rPr>
+        <w:t>βλέπετε ἑαυτούς</w:t>
+      </w:r>
+    </w:p>
+    <w:p>
+      <w:pPr>
+        <w:bidi/>
+      </w:pPr>
+      <w:r>
+        <w:rPr>
+          <w:lang w:val="ar_AE" w:bidi="ar_AE"/>
+        </w:rPr>
+      </w:r>
+      <w:r>
+        <w:rPr>
+          <w:b/>
+          <w:lang w:val="ar_AE" w:bidi="ar_AE"/>
+        </w:rPr>
         <w:t>"</w:t>
       </w:r>
       <w:r>
@@ -5309,6 +5904,23 @@
           <w:b/>
           <w:lang w:val="ar_AE" w:bidi="ar_AE"/>
         </w:rPr>
+        <w:t>ἃ</w:t>
+      </w:r>
+    </w:p>
+    <w:p>
+      <w:pPr>
+        <w:bidi/>
+      </w:pPr>
+      <w:r>
+        <w:rPr>
+          <w:lang w:val="ar_AE" w:bidi="ar_AE"/>
+        </w:rPr>
+      </w:r>
+      <w:r>
+        <w:rPr>
+          <w:b/>
+          <w:lang w:val="ar_AE" w:bidi="ar_AE"/>
+        </w:rPr>
         <w:t>"</w:t>
       </w:r>
       <w:r>
@@ -5428,6 +6040,23 @@
           <w:b/>
           <w:lang w:val="ar_AE" w:bidi="ar_AE"/>
         </w:rPr>
+        <w:t>εἰργασάμεθα</w:t>
+      </w:r>
+    </w:p>
+    <w:p>
+      <w:pPr>
+        <w:bidi/>
+      </w:pPr>
+      <w:r>
+        <w:rPr>
+          <w:lang w:val="ar_AE" w:bidi="ar_AE"/>
+        </w:rPr>
+      </w:r>
+      <w:r>
+        <w:rPr>
+          <w:b/>
+          <w:lang w:val="ar_AE" w:bidi="ar_AE"/>
+        </w:rPr>
         <w:t>"</w:t>
       </w:r>
       <w:r>
@@ -5560,6 +6189,23 @@
           <w:b/>
           <w:lang w:val="ar_AE" w:bidi="ar_AE"/>
         </w:rPr>
+        <w:t>εἰργασάμεθα</w:t>
+      </w:r>
+    </w:p>
+    <w:p>
+      <w:pPr>
+        <w:bidi/>
+      </w:pPr>
+      <w:r>
+        <w:rPr>
+          <w:lang w:val="ar_AE" w:bidi="ar_AE"/>
+        </w:rPr>
+      </w:r>
+      <w:r>
+        <w:rPr>
+          <w:b/>
+          <w:lang w:val="ar_AE" w:bidi="ar_AE"/>
+        </w:rPr>
         <w:t>"</w:t>
       </w:r>
       <w:r>
@@ -5679,6 +6325,23 @@
           <w:b/>
           <w:lang w:val="ar_AE" w:bidi="ar_AE"/>
         </w:rPr>
+        <w:t>μισθὸν πλήρη</w:t>
+      </w:r>
+    </w:p>
+    <w:p>
+      <w:pPr>
+        <w:bidi/>
+      </w:pPr>
+      <w:r>
+        <w:rPr>
+          <w:lang w:val="ar_AE" w:bidi="ar_AE"/>
+        </w:rPr>
+      </w:r>
+      <w:r>
+        <w:rPr>
+          <w:b/>
+          <w:lang w:val="ar_AE" w:bidi="ar_AE"/>
+        </w:rPr>
         <w:t>"</w:t>
       </w:r>
       <w:r>
@@ -5798,6 +6461,23 @@
           <w:b/>
           <w:lang w:val="ar_AE" w:bidi="ar_AE"/>
         </w:rPr>
+        <w:t>πᾶς ὁ προάγων καὶ μὴ μένων ἐν τῇ διδαχῇ τοῦ Χριστοῦ</w:t>
+      </w:r>
+    </w:p>
+    <w:p>
+      <w:pPr>
+        <w:bidi/>
+      </w:pPr>
+      <w:r>
+        <w:rPr>
+          <w:lang w:val="ar_AE" w:bidi="ar_AE"/>
+        </w:rPr>
+      </w:r>
+      <w:r>
+        <w:rPr>
+          <w:b/>
+          <w:lang w:val="ar_AE" w:bidi="ar_AE"/>
+        </w:rPr>
         <w:t>"</w:t>
       </w:r>
       <w:r>
@@ -5956,6 +6636,23 @@
           <w:b/>
           <w:lang w:val="ar_AE" w:bidi="ar_AE"/>
         </w:rPr>
+        <w:t>πᾶς ὁ προάγων καὶ μὴ μένων ἐν τῇ διδαχῇ τοῦ Χριστοῦ</w:t>
+      </w:r>
+    </w:p>
+    <w:p>
+      <w:pPr>
+        <w:bidi/>
+      </w:pPr>
+      <w:r>
+        <w:rPr>
+          <w:lang w:val="ar_AE" w:bidi="ar_AE"/>
+        </w:rPr>
+      </w:r>
+      <w:r>
+        <w:rPr>
+          <w:b/>
+          <w:lang w:val="ar_AE" w:bidi="ar_AE"/>
+        </w:rPr>
         <w:t>"</w:t>
       </w:r>
       <w:r>
@@ -6088,6 +6785,23 @@
           <w:b/>
           <w:lang w:val="ar_AE" w:bidi="ar_AE"/>
         </w:rPr>
+        <w:t>Θεὸν οὐκ ἔχει</w:t>
+      </w:r>
+    </w:p>
+    <w:p>
+      <w:pPr>
+        <w:bidi/>
+      </w:pPr>
+      <w:r>
+        <w:rPr>
+          <w:lang w:val="ar_AE" w:bidi="ar_AE"/>
+        </w:rPr>
+      </w:r>
+      <w:r>
+        <w:rPr>
+          <w:b/>
+          <w:lang w:val="ar_AE" w:bidi="ar_AE"/>
+        </w:rPr>
         <w:t>"</w:t>
       </w:r>
       <w:r>
@@ -6207,6 +6921,23 @@
           <w:b/>
           <w:lang w:val="ar_AE" w:bidi="ar_AE"/>
         </w:rPr>
+        <w:t>ὁ μένων ἐν τῇ διδαχῇ, οὗτος καὶ τὸν Πατέρα καὶ τὸν Υἱὸν ἔχει</w:t>
+      </w:r>
+    </w:p>
+    <w:p>
+      <w:pPr>
+        <w:bidi/>
+      </w:pPr>
+      <w:r>
+        <w:rPr>
+          <w:lang w:val="ar_AE" w:bidi="ar_AE"/>
+        </w:rPr>
+      </w:r>
+      <w:r>
+        <w:rPr>
+          <w:b/>
+          <w:lang w:val="ar_AE" w:bidi="ar_AE"/>
+        </w:rPr>
         <w:t>"</w:t>
       </w:r>
       <w:r>
@@ -6339,6 +7070,23 @@
           <w:b/>
           <w:lang w:val="ar_AE" w:bidi="ar_AE"/>
         </w:rPr>
+        <w:t>ὁ μένων ἐν τῇ διδαχῇ</w:t>
+      </w:r>
+    </w:p>
+    <w:p>
+      <w:pPr>
+        <w:bidi/>
+      </w:pPr>
+      <w:r>
+        <w:rPr>
+          <w:lang w:val="ar_AE" w:bidi="ar_AE"/>
+        </w:rPr>
+      </w:r>
+      <w:r>
+        <w:rPr>
+          <w:b/>
+          <w:lang w:val="ar_AE" w:bidi="ar_AE"/>
+        </w:rPr>
         <w:t>"</w:t>
       </w:r>
       <w:r>
@@ -6445,6 +7193,23 @@
           <w:b/>
           <w:lang w:val="ar_AE" w:bidi="ar_AE"/>
         </w:rPr>
+        <w:t>οὗτος</w:t>
+      </w:r>
+    </w:p>
+    <w:p>
+      <w:pPr>
+        <w:bidi/>
+      </w:pPr>
+      <w:r>
+        <w:rPr>
+          <w:lang w:val="ar_AE" w:bidi="ar_AE"/>
+        </w:rPr>
+      </w:r>
+      <w:r>
+        <w:rPr>
+          <w:b/>
+          <w:lang w:val="ar_AE" w:bidi="ar_AE"/>
+        </w:rPr>
         <w:t>"</w:t>
       </w:r>
       <w:r>
@@ -6577,6 +7342,23 @@
           <w:b/>
           <w:lang w:val="ar_AE" w:bidi="ar_AE"/>
         </w:rPr>
+        <w:t>τὸν Πατέρα καὶ τὸν Υἱὸν</w:t>
+      </w:r>
+    </w:p>
+    <w:p>
+      <w:pPr>
+        <w:bidi/>
+      </w:pPr>
+      <w:r>
+        <w:rPr>
+          <w:lang w:val="ar_AE" w:bidi="ar_AE"/>
+        </w:rPr>
+      </w:r>
+      <w:r>
+        <w:rPr>
+          <w:b/>
+          <w:lang w:val="ar_AE" w:bidi="ar_AE"/>
+        </w:rPr>
         <w:t>"</w:t>
       </w:r>
       <w:r>
@@ -6687,6 +7469,23 @@
         <w:rPr>
           <w:lang w:val="ar_AE" w:bidi="ar_AE"/>
         </w:rPr>
+      </w:r>
+    </w:p>
+    <w:p>
+      <w:pPr>
+        <w:bidi/>
+      </w:pPr>
+      <w:r>
+        <w:rPr>
+          <w:lang w:val="ar_AE" w:bidi="ar_AE"/>
+        </w:rPr>
+      </w:r>
+      <w:r>
+        <w:rPr>
+          <w:b/>
+          <w:lang w:val="ar_AE" w:bidi="ar_AE"/>
+        </w:rPr>
+        <w:t>εἴ τις ἔρχεται πρὸς ὑμᾶς, καὶ ταύτην τὴν διδαχὴν οὐ φέρει</w:t>
       </w:r>
     </w:p>
     <w:p>
@@ -6840,6 +7639,23 @@
           <w:b/>
           <w:lang w:val="ar_AE" w:bidi="ar_AE"/>
         </w:rPr>
+        <w:t>ταύτην τὴν διδαχὴν οὐ φέρει</w:t>
+      </w:r>
+    </w:p>
+    <w:p>
+      <w:pPr>
+        <w:bidi/>
+      </w:pPr>
+      <w:r>
+        <w:rPr>
+          <w:lang w:val="ar_AE" w:bidi="ar_AE"/>
+        </w:rPr>
+      </w:r>
+      <w:r>
+        <w:rPr>
+          <w:b/>
+          <w:lang w:val="ar_AE" w:bidi="ar_AE"/>
+        </w:rPr>
         <w:t>"</w:t>
       </w:r>
       <w:r>
@@ -6956,6 +7772,23 @@
         <w:rPr>
           <w:lang w:val="ar_AE" w:bidi="ar_AE"/>
         </w:rPr>
+      </w:r>
+    </w:p>
+    <w:p>
+      <w:pPr>
+        <w:bidi/>
+      </w:pPr>
+      <w:r>
+        <w:rPr>
+          <w:lang w:val="ar_AE" w:bidi="ar_AE"/>
+        </w:rPr>
+      </w:r>
+      <w:r>
+        <w:rPr>
+          <w:b/>
+          <w:lang w:val="ar_AE" w:bidi="ar_AE"/>
+        </w:rPr>
+        <w:t>ταύτην τὴν διδαχὴν</w:t>
       </w:r>
     </w:p>
     <w:p>
@@ -7109,6 +7942,23 @@
           <w:b/>
           <w:lang w:val="ar_AE" w:bidi="ar_AE"/>
         </w:rPr>
+        <w:t>μὴ λαμβάνετε αὐτὸν εἰς οἰκίαν</w:t>
+      </w:r>
+    </w:p>
+    <w:p>
+      <w:pPr>
+        <w:bidi/>
+      </w:pPr>
+      <w:r>
+        <w:rPr>
+          <w:lang w:val="ar_AE" w:bidi="ar_AE"/>
+        </w:rPr>
+      </w:r>
+      <w:r>
+        <w:rPr>
+          <w:b/>
+          <w:lang w:val="ar_AE" w:bidi="ar_AE"/>
+        </w:rPr>
         <w:t>"</w:t>
       </w:r>
       <w:r>
@@ -7215,6 +8065,23 @@
           <w:b/>
           <w:lang w:val="ar_AE" w:bidi="ar_AE"/>
         </w:rPr>
+        <w:t>χαίρειν αὐτῷ μὴ λέγετε</w:t>
+      </w:r>
+    </w:p>
+    <w:p>
+      <w:pPr>
+        <w:bidi/>
+      </w:pPr>
+      <w:r>
+        <w:rPr>
+          <w:lang w:val="ar_AE" w:bidi="ar_AE"/>
+        </w:rPr>
+      </w:r>
+      <w:r>
+        <w:rPr>
+          <w:b/>
+          <w:lang w:val="ar_AE" w:bidi="ar_AE"/>
+        </w:rPr>
         <w:t>"</w:t>
       </w:r>
       <w:r>
@@ -7321,6 +8188,23 @@
           <w:b/>
           <w:lang w:val="ar_AE" w:bidi="ar_AE"/>
         </w:rPr>
+        <w:t>ὁ λέγων &amp; αὐτῷ χαίρειν</w:t>
+      </w:r>
+    </w:p>
+    <w:p>
+      <w:pPr>
+        <w:bidi/>
+      </w:pPr>
+      <w:r>
+        <w:rPr>
+          <w:lang w:val="ar_AE" w:bidi="ar_AE"/>
+        </w:rPr>
+      </w:r>
+      <w:r>
+        <w:rPr>
+          <w:b/>
+          <w:lang w:val="ar_AE" w:bidi="ar_AE"/>
+        </w:rPr>
         <w:t>"</w:t>
       </w:r>
       <w:r>
@@ -7440,6 +8324,23 @@
           <w:b/>
           <w:lang w:val="ar_AE" w:bidi="ar_AE"/>
         </w:rPr>
+        <w:t>κοινωνεῖ τοῖς ἔργοις αὐτοῦ τοῖς πονηροῖς</w:t>
+      </w:r>
+    </w:p>
+    <w:p>
+      <w:pPr>
+        <w:bidi/>
+      </w:pPr>
+      <w:r>
+        <w:rPr>
+          <w:lang w:val="ar_AE" w:bidi="ar_AE"/>
+        </w:rPr>
+      </w:r>
+      <w:r>
+        <w:rPr>
+          <w:b/>
+          <w:lang w:val="ar_AE" w:bidi="ar_AE"/>
+        </w:rPr>
         <w:t>"</w:t>
       </w:r>
       <w:r>
@@ -7559,6 +8460,23 @@
           <w:b/>
           <w:lang w:val="ar_AE" w:bidi="ar_AE"/>
         </w:rPr>
+        <w:t>οὐκ ἐβουλήθην διὰ χάρτου καὶ μέλανος</w:t>
+      </w:r>
+    </w:p>
+    <w:p>
+      <w:pPr>
+        <w:bidi/>
+      </w:pPr>
+      <w:r>
+        <w:rPr>
+          <w:lang w:val="ar_AE" w:bidi="ar_AE"/>
+        </w:rPr>
+      </w:r>
+      <w:r>
+        <w:rPr>
+          <w:b/>
+          <w:lang w:val="ar_AE" w:bidi="ar_AE"/>
+        </w:rPr>
         <w:t>"</w:t>
       </w:r>
       <w:r>
@@ -7665,6 +8583,23 @@
           <w:b/>
           <w:lang w:val="ar_AE" w:bidi="ar_AE"/>
         </w:rPr>
+        <w:t>διὰ χάρτου καὶ μέλανος</w:t>
+      </w:r>
+    </w:p>
+    <w:p>
+      <w:pPr>
+        <w:bidi/>
+      </w:pPr>
+      <w:r>
+        <w:rPr>
+          <w:lang w:val="ar_AE" w:bidi="ar_AE"/>
+        </w:rPr>
+      </w:r>
+      <w:r>
+        <w:rPr>
+          <w:b/>
+          <w:lang w:val="ar_AE" w:bidi="ar_AE"/>
+        </w:rPr>
         <w:t>"</w:t>
       </w:r>
       <w:r>
@@ -7784,6 +8719,23 @@
           <w:b/>
           <w:lang w:val="ar_AE" w:bidi="ar_AE"/>
         </w:rPr>
+        <w:t>γενέσθαι</w:t>
+      </w:r>
+    </w:p>
+    <w:p>
+      <w:pPr>
+        <w:bidi/>
+      </w:pPr>
+      <w:r>
+        <w:rPr>
+          <w:lang w:val="ar_AE" w:bidi="ar_AE"/>
+        </w:rPr>
+      </w:r>
+      <w:r>
+        <w:rPr>
+          <w:b/>
+          <w:lang w:val="ar_AE" w:bidi="ar_AE"/>
+        </w:rPr>
         <w:t>"</w:t>
       </w:r>
       <w:r>
@@ -7903,6 +8855,23 @@
           <w:b/>
           <w:lang w:val="ar_AE" w:bidi="ar_AE"/>
         </w:rPr>
+        <w:t>στόμα πρὸς στόμα λαλῆσαι</w:t>
+      </w:r>
+    </w:p>
+    <w:p>
+      <w:pPr>
+        <w:bidi/>
+      </w:pPr>
+      <w:r>
+        <w:rPr>
+          <w:lang w:val="ar_AE" w:bidi="ar_AE"/>
+        </w:rPr>
+      </w:r>
+      <w:r>
+        <w:rPr>
+          <w:b/>
+          <w:lang w:val="ar_AE" w:bidi="ar_AE"/>
+        </w:rPr>
         <w:t>"</w:t>
       </w:r>
       <w:r>
@@ -8022,6 +8991,23 @@
           <w:b/>
           <w:lang w:val="ar_AE" w:bidi="ar_AE"/>
         </w:rPr>
+        <w:t>ἵνα ἡ χαρὰ ὑμῶν πεπληρωμένη ᾖ</w:t>
+      </w:r>
+    </w:p>
+    <w:p>
+      <w:pPr>
+        <w:bidi/>
+      </w:pPr>
+      <w:r>
+        <w:rPr>
+          <w:lang w:val="ar_AE" w:bidi="ar_AE"/>
+        </w:rPr>
+      </w:r>
+      <w:r>
+        <w:rPr>
+          <w:b/>
+          <w:lang w:val="ar_AE" w:bidi="ar_AE"/>
+        </w:rPr>
         <w:t>"</w:t>
       </w:r>
       <w:r>
@@ -8128,6 +9114,23 @@
           <w:b/>
           <w:lang w:val="ar_AE" w:bidi="ar_AE"/>
         </w:rPr>
+        <w:t>ἵνα ἡ χαρὰ ὑμῶν πεπληρωμένη ᾖ</w:t>
+      </w:r>
+    </w:p>
+    <w:p>
+      <w:pPr>
+        <w:bidi/>
+      </w:pPr>
+      <w:r>
+        <w:rPr>
+          <w:lang w:val="ar_AE" w:bidi="ar_AE"/>
+        </w:rPr>
+      </w:r>
+      <w:r>
+        <w:rPr>
+          <w:b/>
+          <w:lang w:val="ar_AE" w:bidi="ar_AE"/>
+        </w:rPr>
         <w:t>"</w:t>
       </w:r>
       <w:r>
@@ -8247,6 +9250,23 @@
           <w:b/>
           <w:lang w:val="ar_AE" w:bidi="ar_AE"/>
         </w:rPr>
+        <w:t>ἡ χαρὰ ὑμῶν πεπληρωμένη ᾖ</w:t>
+      </w:r>
+    </w:p>
+    <w:p>
+      <w:pPr>
+        <w:bidi/>
+      </w:pPr>
+      <w:r>
+        <w:rPr>
+          <w:lang w:val="ar_AE" w:bidi="ar_AE"/>
+        </w:rPr>
+      </w:r>
+      <w:r>
+        <w:rPr>
+          <w:b/>
+          <w:lang w:val="ar_AE" w:bidi="ar_AE"/>
+        </w:rPr>
         <w:t>"</w:t>
       </w:r>
       <w:r>
@@ -8353,6 +9373,23 @@
           <w:b/>
           <w:lang w:val="ar_AE" w:bidi="ar_AE"/>
         </w:rPr>
+        <w:t>ὑμῶν</w:t>
+      </w:r>
+    </w:p>
+    <w:p>
+      <w:pPr>
+        <w:bidi/>
+      </w:pPr>
+      <w:r>
+        <w:rPr>
+          <w:lang w:val="ar_AE" w:bidi="ar_AE"/>
+        </w:rPr>
+      </w:r>
+      <w:r>
+        <w:rPr>
+          <w:b/>
+          <w:lang w:val="ar_AE" w:bidi="ar_AE"/>
+        </w:rPr>
         <w:t>"فرحكم"</w:t>
       </w:r>
     </w:p>
@@ -8442,6 +9479,23 @@
         <w:rPr>
           <w:lang w:val="ar_AE" w:bidi="ar_AE"/>
         </w:rPr>
+      </w:r>
+    </w:p>
+    <w:p>
+      <w:pPr>
+        <w:bidi/>
+      </w:pPr>
+      <w:r>
+        <w:rPr>
+          <w:lang w:val="ar_AE" w:bidi="ar_AE"/>
+        </w:rPr>
+      </w:r>
+      <w:r>
+        <w:rPr>
+          <w:b/>
+          <w:lang w:val="ar_AE" w:bidi="ar_AE"/>
+        </w:rPr>
+        <w:t>τὰ τέκνα τῆς ἀδελφῆς σου τῆς ἐκλεκτῆς</w:t>
       </w:r>
     </w:p>
     <w:p>
@@ -8595,6 +9649,23 @@
           <w:b/>
           <w:lang w:val="ar_AE" w:bidi="ar_AE"/>
         </w:rPr>
+        <w:t>τὰ τέκνα τῆς ἀδελφῆς σου τῆς ἐκλεκτῆς</w:t>
+      </w:r>
+    </w:p>
+    <w:p>
+      <w:pPr>
+        <w:bidi/>
+      </w:pPr>
+      <w:r>
+        <w:rPr>
+          <w:lang w:val="ar_AE" w:bidi="ar_AE"/>
+        </w:rPr>
+      </w:r>
+      <w:r>
+        <w:rPr>
+          <w:b/>
+          <w:lang w:val="ar_AE" w:bidi="ar_AE"/>
+        </w:rPr>
         <w:t>"</w:t>
       </w:r>
       <w:r>
@@ -8714,6 +9785,23 @@
           <w:b/>
           <w:lang w:val="ar_AE" w:bidi="ar_AE"/>
         </w:rPr>
+        <w:t>ἀσπάζεταί σε</w:t>
+      </w:r>
+    </w:p>
+    <w:p>
+      <w:pPr>
+        <w:bidi/>
+      </w:pPr>
+      <w:r>
+        <w:rPr>
+          <w:lang w:val="ar_AE" w:bidi="ar_AE"/>
+        </w:rPr>
+      </w:r>
+      <w:r>
+        <w:rPr>
+          <w:b/>
+          <w:lang w:val="ar_AE" w:bidi="ar_AE"/>
+        </w:rPr>
         <w:t>"</w:t>
       </w:r>
       <w:r>
@@ -8804,6 +9892,23 @@
         <w:rPr>
           <w:lang w:val="ar_AE" w:bidi="ar_AE"/>
         </w:rPr>
+      </w:r>
+    </w:p>
+    <w:p>
+      <w:pPr>
+        <w:bidi/>
+      </w:pPr>
+      <w:r>
+        <w:rPr>
+          <w:lang w:val="ar_AE" w:bidi="ar_AE"/>
+        </w:rPr>
+      </w:r>
+      <w:r>
+        <w:rPr>
+          <w:b/>
+          <w:lang w:val="ar_AE" w:bidi="ar_AE"/>
+        </w:rPr>
+        <w:t>σε &amp; σου</w:t>
       </w:r>
     </w:p>
     <w:p>

--- a/arb/docx/63.content.docx
+++ b/arb/docx/63.content.docx
@@ -32,51 +32,16 @@
     </w:p>
     <w:p>
       <w:pPr>
-        <w:pStyle w:val="Heading2"/>
-        <w:bidi/>
-      </w:pPr>
-      <w:r>
-        <w:rPr>
-          <w:lang w:val="ar_AE" w:bidi="ar_AE"/>
-        </w:rPr>
-        <w:t>License Information</w:t>
-      </w:r>
-      <w:r>
-        <w:rPr>
-          <w:lang w:val="ar_AE" w:bidi="ar_AE"/>
-        </w:rPr>
-      </w:r>
-    </w:p>
-    <w:p>
-      <w:pPr>
-        <w:bidi/>
-      </w:pPr>
-      <w:r>
-        <w:rPr>
-          <w:lang w:val="ar_AE" w:bidi="ar_AE"/>
-        </w:rPr>
-      </w:r>
-      <w:r>
-        <w:rPr>
-          <w:b/>
-          <w:lang w:val="ar_AE" w:bidi="ar_AE"/>
-        </w:rPr>
-        <w:t>ملاحظات الترجمة (كلمة متكشفة)</w:t>
-      </w:r>
-      <w:r>
-        <w:rPr>
-          <w:lang w:val="ar_AE" w:bidi="ar_AE"/>
-        </w:rPr>
-        <w:t xml:space="preserve"> (Arabic) is based on</w:t>
-      </w:r>
-      <w:r>
-        <w:rPr>
-          <w:lang w:val="ar_AE" w:bidi="ar_AE"/>
-        </w:rPr>
-        <w:t xml:space="preserve">: </w:t>
-      </w:r>
-      <w:r>
-        <w:rPr>
+        <w:bidi/>
+      </w:pPr>
+      <w:r>
+        <w:rPr>
+          <w:lang w:val="ar_AE" w:bidi="ar_AE"/>
+        </w:rPr>
+      </w:r>
+      <w:r>
+        <w:rPr>
+          <w:b/>
           <w:lang w:val="ar_AE" w:bidi="ar_AE"/>
         </w:rPr>
         <w:t>unfoldingWord® Translation Notes</w:t>
@@ -85,64 +50,31 @@
         <w:rPr>
           <w:lang w:val="ar_AE" w:bidi="ar_AE"/>
         </w:rPr>
-        <w:t xml:space="preserve">, </w:t>
-      </w:r>
-      <w:hyperlink r:id="rId13">
-        <w:r>
-          <w:rPr>
-            <w:lang w:val="ar_AE" w:bidi="ar_AE"/>
-          </w:rPr>
-          <w:rPr>
-            <w:color w:val="0000EE"/>
-            <w:u w:val="single"/>
-          </w:rPr>
-          <w:t>unfoldingWord</w:t>
-        </w:r>
-      </w:hyperlink>
-      <w:r>
-        <w:rPr>
-          <w:lang w:val="ar_AE" w:bidi="ar_AE"/>
-        </w:rPr>
-        <w:t xml:space="preserve">, 2022, which is licensed under a </w:t>
-      </w:r>
-      <w:hyperlink r:id="rId14">
-        <w:r>
-          <w:rPr>
-            <w:lang w:val="ar_AE" w:bidi="ar_AE"/>
-          </w:rPr>
-          <w:rPr>
-            <w:color w:val="0000EE"/>
-            <w:u w:val="single"/>
-          </w:rPr>
-          <w:t>CC BY-SA 4.0 license</w:t>
-        </w:r>
-      </w:hyperlink>
-      <w:r>
-        <w:rPr>
-          <w:lang w:val="ar_AE" w:bidi="ar_AE"/>
-        </w:rPr>
-        <w:t>.</w:t>
-      </w:r>
-      <w:r>
-        <w:rPr>
-          <w:lang w:val="ar_AE" w:bidi="ar_AE"/>
-        </w:rPr>
-      </w:r>
-    </w:p>
-    <w:p>
-      <w:pPr>
-        <w:bidi/>
-      </w:pPr>
-      <w:r>
-        <w:rPr>
-          <w:lang w:val="ar_AE" w:bidi="ar_AE"/>
-        </w:rPr>
-      </w:r>
-      <w:r>
-        <w:rPr>
-          <w:lang w:val="ar_AE" w:bidi="ar_AE"/>
-        </w:rPr>
-        <w:t>This PDF version is provided under the same license.</w:t>
+        <w:t xml:space="preserve"> © 2022 unfoldingWord. Released under CC BY-SA 4.0 license. </w:t>
+      </w:r>
+      <w:r>
+        <w:rPr>
+          <w:lang w:val="ar_AE" w:bidi="ar_AE"/>
+        </w:rPr>
+        <w:t>unfoldingWord® Translation Notes</w:t>
+      </w:r>
+      <w:r>
+        <w:rPr>
+          <w:lang w:val="ar_AE" w:bidi="ar_AE"/>
+        </w:rPr>
+        <w:t xml:space="preserve"> has been adapted in the following languages: Tok Pisin, Arabic (عربي), French (Français), Hindi (हिंदी), Indonesian (Bahasa Indonesia), Portuguese (Português), Russian (Русский), Spanish (Español), Swahili (Kiswahili), and Simplified Chinese (简体中文) from </w:t>
+      </w:r>
+      <w:r>
+        <w:rPr>
+          <w:lang w:val="ar_AE" w:bidi="ar_AE"/>
+        </w:rPr>
+        <w:t>unfoldingWord® Translation Notes</w:t>
+      </w:r>
+      <w:r>
+        <w:rPr>
+          <w:lang w:val="ar_AE" w:bidi="ar_AE"/>
+        </w:rPr>
+        <w:t xml:space="preserve"> © 2022 unfoldingWord. Released under CC BY-SA 4.0 license by Mission Mutual</w:t>
       </w:r>
       <w:r>
         <w:rPr>
@@ -693,7 +625,7 @@
         </w:rPr>
         <w:t xml:space="preserve">في </w:t>
       </w:r>
-      <w:hyperlink r:id="rId15">
+      <w:hyperlink r:id="rId13">
         <w:r>
           <w:rPr>
             <w:lang w:val="ar_AE" w:bidi="ar_AE"/>
@@ -727,7 +659,7 @@
         </w:rPr>
         <w:t xml:space="preserve">في </w:t>
       </w:r>
-      <w:hyperlink r:id="rId16">
+      <w:hyperlink r:id="rId14">
         <w:r>
           <w:rPr>
             <w:lang w:val="ar_AE" w:bidi="ar_AE"/>
@@ -809,23 +741,6 @@
           <w:b/>
           <w:lang w:val="ar_AE" w:bidi="ar_AE"/>
         </w:rPr>
-        <w:t>ὁ πρεσβύτερος</w:t>
-      </w:r>
-    </w:p>
-    <w:p>
-      <w:pPr>
-        <w:bidi/>
-      </w:pPr>
-      <w:r>
-        <w:rPr>
-          <w:lang w:val="ar_AE" w:bidi="ar_AE"/>
-        </w:rPr>
-      </w:r>
-      <w:r>
-        <w:rPr>
-          <w:b/>
-          <w:lang w:val="ar_AE" w:bidi="ar_AE"/>
-        </w:rPr>
         <w:t>"</w:t>
       </w:r>
       <w:r>
@@ -932,23 +847,6 @@
           <w:b/>
           <w:lang w:val="ar_AE" w:bidi="ar_AE"/>
         </w:rPr>
-        <w:t>ὁ πρεσβύτερος</w:t>
-      </w:r>
-    </w:p>
-    <w:p>
-      <w:pPr>
-        <w:bidi/>
-      </w:pPr>
-      <w:r>
-        <w:rPr>
-          <w:lang w:val="ar_AE" w:bidi="ar_AE"/>
-        </w:rPr>
-      </w:r>
-      <w:r>
-        <w:rPr>
-          <w:b/>
-          <w:lang w:val="ar_AE" w:bidi="ar_AE"/>
-        </w:rPr>
         <w:t>"</w:t>
       </w:r>
       <w:r>
@@ -1081,23 +979,6 @@
           <w:b/>
           <w:lang w:val="ar_AE" w:bidi="ar_AE"/>
         </w:rPr>
-        <w:t>ἐκλεκτῇ κυρίᾳ καὶ τοῖς τέκνοις αὐτῆς</w:t>
-      </w:r>
-    </w:p>
-    <w:p>
-      <w:pPr>
-        <w:bidi/>
-      </w:pPr>
-      <w:r>
-        <w:rPr>
-          <w:lang w:val="ar_AE" w:bidi="ar_AE"/>
-        </w:rPr>
-      </w:r>
-      <w:r>
-        <w:rPr>
-          <w:b/>
-          <w:lang w:val="ar_AE" w:bidi="ar_AE"/>
-        </w:rPr>
         <w:t>"</w:t>
       </w:r>
       <w:r>
@@ -1204,23 +1085,6 @@
           <w:b/>
           <w:lang w:val="ar_AE" w:bidi="ar_AE"/>
         </w:rPr>
-        <w:t>ἐκλεκτῇ κυρίᾳ καὶ τοῖς τέκνοις αὐτῆς</w:t>
-      </w:r>
-    </w:p>
-    <w:p>
-      <w:pPr>
-        <w:bidi/>
-      </w:pPr>
-      <w:r>
-        <w:rPr>
-          <w:lang w:val="ar_AE" w:bidi="ar_AE"/>
-        </w:rPr>
-      </w:r>
-      <w:r>
-        <w:rPr>
-          <w:b/>
-          <w:lang w:val="ar_AE" w:bidi="ar_AE"/>
-        </w:rPr>
         <w:t>"</w:t>
       </w:r>
       <w:r>
@@ -1340,23 +1204,6 @@
           <w:b/>
           <w:lang w:val="ar_AE" w:bidi="ar_AE"/>
         </w:rPr>
-        <w:t>ἐκλεκτῇ κυρίᾳ καὶ τοῖς τέκνοις αὐτῆς</w:t>
-      </w:r>
-    </w:p>
-    <w:p>
-      <w:pPr>
-        <w:bidi/>
-      </w:pPr>
-      <w:r>
-        <w:rPr>
-          <w:lang w:val="ar_AE" w:bidi="ar_AE"/>
-        </w:rPr>
-      </w:r>
-      <w:r>
-        <w:rPr>
-          <w:b/>
-          <w:lang w:val="ar_AE" w:bidi="ar_AE"/>
-        </w:rPr>
         <w:t>"</w:t>
       </w:r>
       <w:r>
@@ -1476,23 +1323,6 @@
           <w:b/>
           <w:lang w:val="ar_AE" w:bidi="ar_AE"/>
         </w:rPr>
-        <w:t>ἀγαπῶ ἐν ἀληθείᾳ</w:t>
-      </w:r>
-    </w:p>
-    <w:p>
-      <w:pPr>
-        <w:bidi/>
-      </w:pPr>
-      <w:r>
-        <w:rPr>
-          <w:lang w:val="ar_AE" w:bidi="ar_AE"/>
-        </w:rPr>
-      </w:r>
-      <w:r>
-        <w:rPr>
-          <w:b/>
-          <w:lang w:val="ar_AE" w:bidi="ar_AE"/>
-        </w:rPr>
         <w:t>"</w:t>
       </w:r>
       <w:r>
@@ -1625,23 +1455,6 @@
           <w:b/>
           <w:lang w:val="ar_AE" w:bidi="ar_AE"/>
         </w:rPr>
-        <w:t>πάντες οἱ ἐγνωκότες τὴν ἀλήθειαν</w:t>
-      </w:r>
-    </w:p>
-    <w:p>
-      <w:pPr>
-        <w:bidi/>
-      </w:pPr>
-      <w:r>
-        <w:rPr>
-          <w:lang w:val="ar_AE" w:bidi="ar_AE"/>
-        </w:rPr>
-      </w:r>
-      <w:r>
-        <w:rPr>
-          <w:b/>
-          <w:lang w:val="ar_AE" w:bidi="ar_AE"/>
-        </w:rPr>
         <w:t>"</w:t>
       </w:r>
       <w:r>
@@ -1774,23 +1587,6 @@
           <w:b/>
           <w:lang w:val="ar_AE" w:bidi="ar_AE"/>
         </w:rPr>
-        <w:t>τὴν ἀλήθειαν</w:t>
-      </w:r>
-    </w:p>
-    <w:p>
-      <w:pPr>
-        <w:bidi/>
-      </w:pPr>
-      <w:r>
-        <w:rPr>
-          <w:lang w:val="ar_AE" w:bidi="ar_AE"/>
-        </w:rPr>
-      </w:r>
-      <w:r>
-        <w:rPr>
-          <w:b/>
-          <w:lang w:val="ar_AE" w:bidi="ar_AE"/>
-        </w:rPr>
         <w:t>"</w:t>
       </w:r>
       <w:r>
@@ -1910,23 +1706,6 @@
           <w:b/>
           <w:lang w:val="ar_AE" w:bidi="ar_AE"/>
         </w:rPr>
-        <w:t>ἡμῖν &amp; ἡμῶν</w:t>
-      </w:r>
-    </w:p>
-    <w:p>
-      <w:pPr>
-        <w:bidi/>
-      </w:pPr>
-      <w:r>
-        <w:rPr>
-          <w:lang w:val="ar_AE" w:bidi="ar_AE"/>
-        </w:rPr>
-      </w:r>
-      <w:r>
-        <w:rPr>
-          <w:b/>
-          <w:lang w:val="ar_AE" w:bidi="ar_AE"/>
-        </w:rPr>
         <w:t>"</w:t>
       </w:r>
       <w:r>
@@ -2073,23 +1852,6 @@
           <w:b/>
           <w:lang w:val="ar_AE" w:bidi="ar_AE"/>
         </w:rPr>
-        <w:t>εἰς τὸν αἰῶνα</w:t>
-      </w:r>
-    </w:p>
-    <w:p>
-      <w:pPr>
-        <w:bidi/>
-      </w:pPr>
-      <w:r>
-        <w:rPr>
-          <w:lang w:val="ar_AE" w:bidi="ar_AE"/>
-        </w:rPr>
-      </w:r>
-      <w:r>
-        <w:rPr>
-          <w:b/>
-          <w:lang w:val="ar_AE" w:bidi="ar_AE"/>
-        </w:rPr>
         <w:t>"</w:t>
       </w:r>
       <w:r>
@@ -2196,23 +1958,6 @@
           <w:b/>
           <w:lang w:val="ar_AE" w:bidi="ar_AE"/>
         </w:rPr>
-        <w:t>ἔσται μεθ’ ἡμῶν χάρις, ἔλεος, εἰρήνη, παρὰ Θεοῦ Πατρός καὶ παρὰ Ἰησοῦ Χριστοῦ</w:t>
-      </w:r>
-    </w:p>
-    <w:p>
-      <w:pPr>
-        <w:bidi/>
-      </w:pPr>
-      <w:r>
-        <w:rPr>
-          <w:lang w:val="ar_AE" w:bidi="ar_AE"/>
-        </w:rPr>
-      </w:r>
-      <w:r>
-        <w:rPr>
-          <w:b/>
-          <w:lang w:val="ar_AE" w:bidi="ar_AE"/>
-        </w:rPr>
         <w:t>"</w:t>
       </w:r>
       <w:r>
@@ -2384,23 +2129,6 @@
           <w:b/>
           <w:lang w:val="ar_AE" w:bidi="ar_AE"/>
         </w:rPr>
-        <w:t>ἔσται μεθ’ ἡμῶν χάρις, ἔλεος, εἰρήνη</w:t>
-      </w:r>
-    </w:p>
-    <w:p>
-      <w:pPr>
-        <w:bidi/>
-      </w:pPr>
-      <w:r>
-        <w:rPr>
-          <w:lang w:val="ar_AE" w:bidi="ar_AE"/>
-        </w:rPr>
-      </w:r>
-      <w:r>
-        <w:rPr>
-          <w:b/>
-          <w:lang w:val="ar_AE" w:bidi="ar_AE"/>
-        </w:rPr>
         <w:t>"</w:t>
       </w:r>
       <w:r>
@@ -2507,23 +2235,6 @@
           <w:b/>
           <w:lang w:val="ar_AE" w:bidi="ar_AE"/>
         </w:rPr>
-        <w:t>Πατρός &amp; Υἱοῦ</w:t>
-      </w:r>
-    </w:p>
-    <w:p>
-      <w:pPr>
-        <w:bidi/>
-      </w:pPr>
-      <w:r>
-        <w:rPr>
-          <w:lang w:val="ar_AE" w:bidi="ar_AE"/>
-        </w:rPr>
-      </w:r>
-      <w:r>
-        <w:rPr>
-          <w:b/>
-          <w:lang w:val="ar_AE" w:bidi="ar_AE"/>
-        </w:rPr>
         <w:t>"</w:t>
       </w:r>
       <w:r>
@@ -2643,23 +2354,6 @@
           <w:b/>
           <w:lang w:val="ar_AE" w:bidi="ar_AE"/>
         </w:rPr>
-        <w:t>ἐν ἀληθείᾳ καὶ ἀγάπῃ</w:t>
-      </w:r>
-    </w:p>
-    <w:p>
-      <w:pPr>
-        <w:bidi/>
-      </w:pPr>
-      <w:r>
-        <w:rPr>
-          <w:lang w:val="ar_AE" w:bidi="ar_AE"/>
-        </w:rPr>
-      </w:r>
-      <w:r>
-        <w:rPr>
-          <w:b/>
-          <w:lang w:val="ar_AE" w:bidi="ar_AE"/>
-        </w:rPr>
         <w:t>"</w:t>
       </w:r>
       <w:r>
@@ -2792,23 +2486,6 @@
           <w:b/>
           <w:lang w:val="ar_AE" w:bidi="ar_AE"/>
         </w:rPr>
-        <w:t>ἐχάρην λείαν ὅτι εὕρηκα ἐκ τῶν τέκνων σου περιπατοῦντας ἐν ἀληθείᾳ</w:t>
-      </w:r>
-    </w:p>
-    <w:p>
-      <w:pPr>
-        <w:bidi/>
-      </w:pPr>
-      <w:r>
-        <w:rPr>
-          <w:lang w:val="ar_AE" w:bidi="ar_AE"/>
-        </w:rPr>
-      </w:r>
-      <w:r>
-        <w:rPr>
-          <w:b/>
-          <w:lang w:val="ar_AE" w:bidi="ar_AE"/>
-        </w:rPr>
         <w:t>"</w:t>
       </w:r>
       <w:r>
@@ -2928,23 +2605,6 @@
           <w:b/>
           <w:lang w:val="ar_AE" w:bidi="ar_AE"/>
         </w:rPr>
-        <w:t>τῶν τέκνων σου</w:t>
-      </w:r>
-    </w:p>
-    <w:p>
-      <w:pPr>
-        <w:bidi/>
-      </w:pPr>
-      <w:r>
-        <w:rPr>
-          <w:lang w:val="ar_AE" w:bidi="ar_AE"/>
-        </w:rPr>
-      </w:r>
-      <w:r>
-        <w:rPr>
-          <w:b/>
-          <w:lang w:val="ar_AE" w:bidi="ar_AE"/>
-        </w:rPr>
         <w:t>"</w:t>
       </w:r>
       <w:r>
@@ -2990,7 +2650,7 @@
         </w:rPr>
         <w:t xml:space="preserve"> في الآية </w:t>
       </w:r>
-      <w:hyperlink r:id="rId17">
+      <w:hyperlink r:id="rId15">
         <w:r>
           <w:rPr>
             <w:lang w:val="ar_AE" w:bidi="ar_AE"/>
@@ -3082,23 +2742,6 @@
           <w:b/>
           <w:lang w:val="ar_AE" w:bidi="ar_AE"/>
         </w:rPr>
-        <w:t>τῶν τέκνων σου</w:t>
-      </w:r>
-    </w:p>
-    <w:p>
-      <w:pPr>
-        <w:bidi/>
-      </w:pPr>
-      <w:r>
-        <w:rPr>
-          <w:lang w:val="ar_AE" w:bidi="ar_AE"/>
-        </w:rPr>
-      </w:r>
-      <w:r>
-        <w:rPr>
-          <w:b/>
-          <w:lang w:val="ar_AE" w:bidi="ar_AE"/>
-        </w:rPr>
         <w:t>"</w:t>
       </w:r>
       <w:r>
@@ -3231,23 +2874,6 @@
           <w:b/>
           <w:lang w:val="ar_AE" w:bidi="ar_AE"/>
         </w:rPr>
-        <w:t>περιπατοῦντας ἐν ἀληθείᾳ</w:t>
-      </w:r>
-    </w:p>
-    <w:p>
-      <w:pPr>
-        <w:bidi/>
-      </w:pPr>
-      <w:r>
-        <w:rPr>
-          <w:lang w:val="ar_AE" w:bidi="ar_AE"/>
-        </w:rPr>
-      </w:r>
-      <w:r>
-        <w:rPr>
-          <w:b/>
-          <w:lang w:val="ar_AE" w:bidi="ar_AE"/>
-        </w:rPr>
         <w:t>"</w:t>
       </w:r>
       <w:r>
@@ -3354,23 +2980,6 @@
           <w:b/>
           <w:lang w:val="ar_AE" w:bidi="ar_AE"/>
         </w:rPr>
-        <w:t>ἐν ἀληθείᾳ</w:t>
-      </w:r>
-    </w:p>
-    <w:p>
-      <w:pPr>
-        <w:bidi/>
-      </w:pPr>
-      <w:r>
-        <w:rPr>
-          <w:lang w:val="ar_AE" w:bidi="ar_AE"/>
-        </w:rPr>
-      </w:r>
-      <w:r>
-        <w:rPr>
-          <w:b/>
-          <w:lang w:val="ar_AE" w:bidi="ar_AE"/>
-        </w:rPr>
         <w:t>"</w:t>
       </w:r>
       <w:r>
@@ -3490,23 +3099,6 @@
           <w:b/>
           <w:lang w:val="ar_AE" w:bidi="ar_AE"/>
         </w:rPr>
-        <w:t>καθὼς ἐντολὴν ἐλάβομεν παρὰ τοῦ Πατρός</w:t>
-      </w:r>
-    </w:p>
-    <w:p>
-      <w:pPr>
-        <w:bidi/>
-      </w:pPr>
-      <w:r>
-        <w:rPr>
-          <w:lang w:val="ar_AE" w:bidi="ar_AE"/>
-        </w:rPr>
-      </w:r>
-      <w:r>
-        <w:rPr>
-          <w:b/>
-          <w:lang w:val="ar_AE" w:bidi="ar_AE"/>
-        </w:rPr>
         <w:t>"</w:t>
       </w:r>
       <w:r>
@@ -3639,23 +3231,6 @@
           <w:b/>
           <w:lang w:val="ar_AE" w:bidi="ar_AE"/>
         </w:rPr>
-        <w:t>τοῦ Πατρός</w:t>
-      </w:r>
-    </w:p>
-    <w:p>
-      <w:pPr>
-        <w:bidi/>
-      </w:pPr>
-      <w:r>
-        <w:rPr>
-          <w:lang w:val="ar_AE" w:bidi="ar_AE"/>
-        </w:rPr>
-      </w:r>
-      <w:r>
-        <w:rPr>
-          <w:b/>
-          <w:lang w:val="ar_AE" w:bidi="ar_AE"/>
-        </w:rPr>
         <w:t>"</w:t>
       </w:r>
       <w:r>
@@ -3769,23 +3344,6 @@
           <w:b/>
           <w:lang w:val="ar_AE" w:bidi="ar_AE"/>
         </w:rPr>
-        <w:t>καὶ νῦν</w:t>
-      </w:r>
-    </w:p>
-    <w:p>
-      <w:pPr>
-        <w:bidi/>
-      </w:pPr>
-      <w:r>
-        <w:rPr>
-          <w:lang w:val="ar_AE" w:bidi="ar_AE"/>
-        </w:rPr>
-      </w:r>
-      <w:r>
-        <w:rPr>
-          <w:b/>
-          <w:lang w:val="ar_AE" w:bidi="ar_AE"/>
-        </w:rPr>
         <w:t>"</w:t>
       </w:r>
       <w:r>
@@ -3905,23 +3463,6 @@
           <w:b/>
           <w:lang w:val="ar_AE" w:bidi="ar_AE"/>
         </w:rPr>
-        <w:t>σε, &amp; σοι</w:t>
-      </w:r>
-    </w:p>
-    <w:p>
-      <w:pPr>
-        <w:bidi/>
-      </w:pPr>
-      <w:r>
-        <w:rPr>
-          <w:lang w:val="ar_AE" w:bidi="ar_AE"/>
-        </w:rPr>
-      </w:r>
-      <w:r>
-        <w:rPr>
-          <w:b/>
-          <w:lang w:val="ar_AE" w:bidi="ar_AE"/>
-        </w:rPr>
         <w:t>"</w:t>
       </w:r>
       <w:r>
@@ -4094,23 +3635,6 @@
           <w:b/>
           <w:lang w:val="ar_AE" w:bidi="ar_AE"/>
         </w:rPr>
-        <w:t>κυρία</w:t>
-      </w:r>
-    </w:p>
-    <w:p>
-      <w:pPr>
-        <w:bidi/>
-      </w:pPr>
-      <w:r>
-        <w:rPr>
-          <w:lang w:val="ar_AE" w:bidi="ar_AE"/>
-        </w:rPr>
-      </w:r>
-      <w:r>
-        <w:rPr>
-          <w:b/>
-          <w:lang w:val="ar_AE" w:bidi="ar_AE"/>
-        </w:rPr>
         <w:t>"</w:t>
       </w:r>
       <w:r>
@@ -4169,7 +3693,7 @@
         </w:rPr>
         <w:t xml:space="preserve">في </w:t>
       </w:r>
-      <w:hyperlink r:id="rId17">
+      <w:hyperlink r:id="rId15">
         <w:r>
           <w:rPr>
             <w:lang w:val="ar_AE" w:bidi="ar_AE"/>
@@ -4261,23 +3785,6 @@
           <w:b/>
           <w:lang w:val="ar_AE" w:bidi="ar_AE"/>
         </w:rPr>
-        <w:t>οὐχ ὡς ἐντολὴν καινὴν γράφων σοι</w:t>
-      </w:r>
-    </w:p>
-    <w:p>
-      <w:pPr>
-        <w:bidi/>
-      </w:pPr>
-      <w:r>
-        <w:rPr>
-          <w:lang w:val="ar_AE" w:bidi="ar_AE"/>
-        </w:rPr>
-      </w:r>
-      <w:r>
-        <w:rPr>
-          <w:b/>
-          <w:lang w:val="ar_AE" w:bidi="ar_AE"/>
-        </w:rPr>
         <w:t>"</w:t>
       </w:r>
       <w:r>
@@ -4397,23 +3904,6 @@
           <w:b/>
           <w:lang w:val="ar_AE" w:bidi="ar_AE"/>
         </w:rPr>
-        <w:t>ἀπ’ ἀρχῆς</w:t>
-      </w:r>
-    </w:p>
-    <w:p>
-      <w:pPr>
-        <w:bidi/>
-      </w:pPr>
-      <w:r>
-        <w:rPr>
-          <w:lang w:val="ar_AE" w:bidi="ar_AE"/>
-        </w:rPr>
-      </w:r>
-      <w:r>
-        <w:rPr>
-          <w:b/>
-          <w:lang w:val="ar_AE" w:bidi="ar_AE"/>
-        </w:rPr>
         <w:t>"</w:t>
       </w:r>
       <w:r>
@@ -4533,23 +4023,6 @@
           <w:b/>
           <w:lang w:val="ar_AE" w:bidi="ar_AE"/>
         </w:rPr>
-        <w:t>περιπατῶμεν κατὰ &amp; ἐν αὐτῇ περιπατῆτε</w:t>
-      </w:r>
-    </w:p>
-    <w:p>
-      <w:pPr>
-        <w:bidi/>
-      </w:pPr>
-      <w:r>
-        <w:rPr>
-          <w:lang w:val="ar_AE" w:bidi="ar_AE"/>
-        </w:rPr>
-      </w:r>
-      <w:r>
-        <w:rPr>
-          <w:b/>
-          <w:lang w:val="ar_AE" w:bidi="ar_AE"/>
-        </w:rPr>
         <w:t>"</w:t>
       </w:r>
       <w:r>
@@ -4622,7 +4095,7 @@
         </w:rPr>
         <w:t xml:space="preserve">يتحدث يوحنا هنا كما في الآية </w:t>
       </w:r>
-      <w:hyperlink r:id="rId18">
+      <w:hyperlink r:id="rId16">
         <w:r>
           <w:rPr>
             <w:lang w:val="ar_AE" w:bidi="ar_AE"/>
@@ -4740,23 +4213,6 @@
           <w:b/>
           <w:lang w:val="ar_AE" w:bidi="ar_AE"/>
         </w:rPr>
-        <w:t>ἠκούσατε &amp; περιπατῆτε</w:t>
-      </w:r>
-    </w:p>
-    <w:p>
-      <w:pPr>
-        <w:bidi/>
-      </w:pPr>
-      <w:r>
-        <w:rPr>
-          <w:lang w:val="ar_AE" w:bidi="ar_AE"/>
-        </w:rPr>
-      </w:r>
-      <w:r>
-        <w:rPr>
-          <w:b/>
-          <w:lang w:val="ar_AE" w:bidi="ar_AE"/>
-        </w:rPr>
         <w:t>"</w:t>
       </w:r>
       <w:r>
@@ -4842,7 +4298,7 @@
         </w:rPr>
         <w:t xml:space="preserve"> في هذه الآية مع ضمير الجمع لأن يوحنا يخاطب جماعة من المؤمنين دون استخدام أساليب بلاغية. وهذا هو الحال في بقية الرسالة أيضًا باستثناء النهاية في الآية </w:t>
       </w:r>
-      <w:hyperlink r:id="rId19">
+      <w:hyperlink r:id="rId17">
         <w:r>
           <w:rPr>
             <w:lang w:val="ar_AE" w:bidi="ar_AE"/>
@@ -4934,23 +4390,6 @@
           <w:b/>
           <w:lang w:val="ar_AE" w:bidi="ar_AE"/>
         </w:rPr>
-        <w:t>ὅτι</w:t>
-      </w:r>
-    </w:p>
-    <w:p>
-      <w:pPr>
-        <w:bidi/>
-      </w:pPr>
-      <w:r>
-        <w:rPr>
-          <w:lang w:val="ar_AE" w:bidi="ar_AE"/>
-        </w:rPr>
-      </w:r>
-      <w:r>
-        <w:rPr>
-          <w:b/>
-          <w:lang w:val="ar_AE" w:bidi="ar_AE"/>
-        </w:rPr>
         <w:t>"</w:t>
       </w:r>
       <w:r>
@@ -5070,23 +4509,6 @@
           <w:b/>
           <w:lang w:val="ar_AE" w:bidi="ar_AE"/>
         </w:rPr>
-        <w:t>ὅτι πολλοὶ πλάνοι ἐξῆλθαν εἰς τὸν κόσμον</w:t>
-      </w:r>
-    </w:p>
-    <w:p>
-      <w:pPr>
-        <w:bidi/>
-      </w:pPr>
-      <w:r>
-        <w:rPr>
-          <w:lang w:val="ar_AE" w:bidi="ar_AE"/>
-        </w:rPr>
-      </w:r>
-      <w:r>
-        <w:rPr>
-          <w:b/>
-          <w:lang w:val="ar_AE" w:bidi="ar_AE"/>
-        </w:rPr>
         <w:t>"</w:t>
       </w:r>
       <w:r>
@@ -5132,7 +4554,7 @@
         </w:rPr>
         <w:t xml:space="preserve"> الطريقة التي كان يتنقَّل بها المعلمون الكذبةكما يناقش يوحنا في </w:t>
       </w:r>
-      <w:hyperlink r:id="rId20">
+      <w:hyperlink r:id="rId18">
         <w:r>
           <w:rPr>
             <w:lang w:val="ar_AE" w:bidi="ar_AE"/>
@@ -5224,23 +4646,6 @@
           <w:b/>
           <w:lang w:val="ar_AE" w:bidi="ar_AE"/>
         </w:rPr>
-        <w:t>Ἰησοῦν Χριστὸν ἐρχόμενον ἐν σαρκί</w:t>
-      </w:r>
-    </w:p>
-    <w:p>
-      <w:pPr>
-        <w:bidi/>
-      </w:pPr>
-      <w:r>
-        <w:rPr>
-          <w:lang w:val="ar_AE" w:bidi="ar_AE"/>
-        </w:rPr>
-      </w:r>
-      <w:r>
-        <w:rPr>
-          <w:b/>
-          <w:lang w:val="ar_AE" w:bidi="ar_AE"/>
-        </w:rPr>
         <w:t>"</w:t>
       </w:r>
       <w:r>
@@ -5360,23 +4765,6 @@
           <w:b/>
           <w:lang w:val="ar_AE" w:bidi="ar_AE"/>
         </w:rPr>
-        <w:t>οὗτός ἐστιν ὁ πλάνος καὶ ὁ ἀντίχριστος</w:t>
-      </w:r>
-    </w:p>
-    <w:p>
-      <w:pPr>
-        <w:bidi/>
-      </w:pPr>
-      <w:r>
-        <w:rPr>
-          <w:lang w:val="ar_AE" w:bidi="ar_AE"/>
-        </w:rPr>
-      </w:r>
-      <w:r>
-        <w:rPr>
-          <w:b/>
-          <w:lang w:val="ar_AE" w:bidi="ar_AE"/>
-        </w:rPr>
         <w:t>"</w:t>
       </w:r>
       <w:r>
@@ -5496,23 +4884,6 @@
           <w:b/>
           <w:lang w:val="ar_AE" w:bidi="ar_AE"/>
         </w:rPr>
-        <w:t>ὁ πλάνος καὶ ὁ ἀντίχριστος</w:t>
-      </w:r>
-    </w:p>
-    <w:p>
-      <w:pPr>
-        <w:bidi/>
-      </w:pPr>
-      <w:r>
-        <w:rPr>
-          <w:lang w:val="ar_AE" w:bidi="ar_AE"/>
-        </w:rPr>
-      </w:r>
-      <w:r>
-        <w:rPr>
-          <w:b/>
-          <w:lang w:val="ar_AE" w:bidi="ar_AE"/>
-        </w:rPr>
         <w:t>"</w:t>
       </w:r>
       <w:r>
@@ -5645,23 +5016,6 @@
           <w:b/>
           <w:lang w:val="ar_AE" w:bidi="ar_AE"/>
         </w:rPr>
-        <w:t>βλέπετε ἑαυτούς</w:t>
-      </w:r>
-    </w:p>
-    <w:p>
-      <w:pPr>
-        <w:bidi/>
-      </w:pPr>
-      <w:r>
-        <w:rPr>
-          <w:lang w:val="ar_AE" w:bidi="ar_AE"/>
-        </w:rPr>
-      </w:r>
-      <w:r>
-        <w:rPr>
-          <w:b/>
-          <w:lang w:val="ar_AE" w:bidi="ar_AE"/>
-        </w:rPr>
         <w:t>"</w:t>
       </w:r>
       <w:r>
@@ -5781,23 +5135,6 @@
           <w:b/>
           <w:lang w:val="ar_AE" w:bidi="ar_AE"/>
         </w:rPr>
-        <w:t>βλέπετε ἑαυτούς</w:t>
-      </w:r>
-    </w:p>
-    <w:p>
-      <w:pPr>
-        <w:bidi/>
-      </w:pPr>
-      <w:r>
-        <w:rPr>
-          <w:lang w:val="ar_AE" w:bidi="ar_AE"/>
-        </w:rPr>
-      </w:r>
-      <w:r>
-        <w:rPr>
-          <w:b/>
-          <w:lang w:val="ar_AE" w:bidi="ar_AE"/>
-        </w:rPr>
         <w:t>"</w:t>
       </w:r>
       <w:r>
@@ -5904,23 +5241,6 @@
           <w:b/>
           <w:lang w:val="ar_AE" w:bidi="ar_AE"/>
         </w:rPr>
-        <w:t>ἃ</w:t>
-      </w:r>
-    </w:p>
-    <w:p>
-      <w:pPr>
-        <w:bidi/>
-      </w:pPr>
-      <w:r>
-        <w:rPr>
-          <w:lang w:val="ar_AE" w:bidi="ar_AE"/>
-        </w:rPr>
-      </w:r>
-      <w:r>
-        <w:rPr>
-          <w:b/>
-          <w:lang w:val="ar_AE" w:bidi="ar_AE"/>
-        </w:rPr>
         <w:t>"</w:t>
       </w:r>
       <w:r>
@@ -6040,23 +5360,6 @@
           <w:b/>
           <w:lang w:val="ar_AE" w:bidi="ar_AE"/>
         </w:rPr>
-        <w:t>εἰργασάμεθα</w:t>
-      </w:r>
-    </w:p>
-    <w:p>
-      <w:pPr>
-        <w:bidi/>
-      </w:pPr>
-      <w:r>
-        <w:rPr>
-          <w:lang w:val="ar_AE" w:bidi="ar_AE"/>
-        </w:rPr>
-      </w:r>
-      <w:r>
-        <w:rPr>
-          <w:b/>
-          <w:lang w:val="ar_AE" w:bidi="ar_AE"/>
-        </w:rPr>
         <w:t>"</w:t>
       </w:r>
       <w:r>
@@ -6189,23 +5492,6 @@
           <w:b/>
           <w:lang w:val="ar_AE" w:bidi="ar_AE"/>
         </w:rPr>
-        <w:t>εἰργασάμεθα</w:t>
-      </w:r>
-    </w:p>
-    <w:p>
-      <w:pPr>
-        <w:bidi/>
-      </w:pPr>
-      <w:r>
-        <w:rPr>
-          <w:lang w:val="ar_AE" w:bidi="ar_AE"/>
-        </w:rPr>
-      </w:r>
-      <w:r>
-        <w:rPr>
-          <w:b/>
-          <w:lang w:val="ar_AE" w:bidi="ar_AE"/>
-        </w:rPr>
         <w:t>"</w:t>
       </w:r>
       <w:r>
@@ -6325,23 +5611,6 @@
           <w:b/>
           <w:lang w:val="ar_AE" w:bidi="ar_AE"/>
         </w:rPr>
-        <w:t>μισθὸν πλήρη</w:t>
-      </w:r>
-    </w:p>
-    <w:p>
-      <w:pPr>
-        <w:bidi/>
-      </w:pPr>
-      <w:r>
-        <w:rPr>
-          <w:lang w:val="ar_AE" w:bidi="ar_AE"/>
-        </w:rPr>
-      </w:r>
-      <w:r>
-        <w:rPr>
-          <w:b/>
-          <w:lang w:val="ar_AE" w:bidi="ar_AE"/>
-        </w:rPr>
         <w:t>"</w:t>
       </w:r>
       <w:r>
@@ -6461,23 +5730,6 @@
           <w:b/>
           <w:lang w:val="ar_AE" w:bidi="ar_AE"/>
         </w:rPr>
-        <w:t>πᾶς ὁ προάγων καὶ μὴ μένων ἐν τῇ διδαχῇ τοῦ Χριστοῦ</w:t>
-      </w:r>
-    </w:p>
-    <w:p>
-      <w:pPr>
-        <w:bidi/>
-      </w:pPr>
-      <w:r>
-        <w:rPr>
-          <w:lang w:val="ar_AE" w:bidi="ar_AE"/>
-        </w:rPr>
-      </w:r>
-      <w:r>
-        <w:rPr>
-          <w:b/>
-          <w:lang w:val="ar_AE" w:bidi="ar_AE"/>
-        </w:rPr>
         <w:t>"</w:t>
       </w:r>
       <w:r>
@@ -6636,23 +5888,6 @@
           <w:b/>
           <w:lang w:val="ar_AE" w:bidi="ar_AE"/>
         </w:rPr>
-        <w:t>πᾶς ὁ προάγων καὶ μὴ μένων ἐν τῇ διδαχῇ τοῦ Χριστοῦ</w:t>
-      </w:r>
-    </w:p>
-    <w:p>
-      <w:pPr>
-        <w:bidi/>
-      </w:pPr>
-      <w:r>
-        <w:rPr>
-          <w:lang w:val="ar_AE" w:bidi="ar_AE"/>
-        </w:rPr>
-      </w:r>
-      <w:r>
-        <w:rPr>
-          <w:b/>
-          <w:lang w:val="ar_AE" w:bidi="ar_AE"/>
-        </w:rPr>
         <w:t>"</w:t>
       </w:r>
       <w:r>
@@ -6785,23 +6020,6 @@
           <w:b/>
           <w:lang w:val="ar_AE" w:bidi="ar_AE"/>
         </w:rPr>
-        <w:t>Θεὸν οὐκ ἔχει</w:t>
-      </w:r>
-    </w:p>
-    <w:p>
-      <w:pPr>
-        <w:bidi/>
-      </w:pPr>
-      <w:r>
-        <w:rPr>
-          <w:lang w:val="ar_AE" w:bidi="ar_AE"/>
-        </w:rPr>
-      </w:r>
-      <w:r>
-        <w:rPr>
-          <w:b/>
-          <w:lang w:val="ar_AE" w:bidi="ar_AE"/>
-        </w:rPr>
         <w:t>"</w:t>
       </w:r>
       <w:r>
@@ -6921,23 +6139,6 @@
           <w:b/>
           <w:lang w:val="ar_AE" w:bidi="ar_AE"/>
         </w:rPr>
-        <w:t>ὁ μένων ἐν τῇ διδαχῇ, οὗτος καὶ τὸν Πατέρα καὶ τὸν Υἱὸν ἔχει</w:t>
-      </w:r>
-    </w:p>
-    <w:p>
-      <w:pPr>
-        <w:bidi/>
-      </w:pPr>
-      <w:r>
-        <w:rPr>
-          <w:lang w:val="ar_AE" w:bidi="ar_AE"/>
-        </w:rPr>
-      </w:r>
-      <w:r>
-        <w:rPr>
-          <w:b/>
-          <w:lang w:val="ar_AE" w:bidi="ar_AE"/>
-        </w:rPr>
         <w:t>"</w:t>
       </w:r>
       <w:r>
@@ -7070,23 +6271,6 @@
           <w:b/>
           <w:lang w:val="ar_AE" w:bidi="ar_AE"/>
         </w:rPr>
-        <w:t>ὁ μένων ἐν τῇ διδαχῇ</w:t>
-      </w:r>
-    </w:p>
-    <w:p>
-      <w:pPr>
-        <w:bidi/>
-      </w:pPr>
-      <w:r>
-        <w:rPr>
-          <w:lang w:val="ar_AE" w:bidi="ar_AE"/>
-        </w:rPr>
-      </w:r>
-      <w:r>
-        <w:rPr>
-          <w:b/>
-          <w:lang w:val="ar_AE" w:bidi="ar_AE"/>
-        </w:rPr>
         <w:t>"</w:t>
       </w:r>
       <w:r>
@@ -7193,23 +6377,6 @@
           <w:b/>
           <w:lang w:val="ar_AE" w:bidi="ar_AE"/>
         </w:rPr>
-        <w:t>οὗτος</w:t>
-      </w:r>
-    </w:p>
-    <w:p>
-      <w:pPr>
-        <w:bidi/>
-      </w:pPr>
-      <w:r>
-        <w:rPr>
-          <w:lang w:val="ar_AE" w:bidi="ar_AE"/>
-        </w:rPr>
-      </w:r>
-      <w:r>
-        <w:rPr>
-          <w:b/>
-          <w:lang w:val="ar_AE" w:bidi="ar_AE"/>
-        </w:rPr>
         <w:t>"</w:t>
       </w:r>
       <w:r>
@@ -7342,23 +6509,6 @@
           <w:b/>
           <w:lang w:val="ar_AE" w:bidi="ar_AE"/>
         </w:rPr>
-        <w:t>τὸν Πατέρα καὶ τὸν Υἱὸν</w:t>
-      </w:r>
-    </w:p>
-    <w:p>
-      <w:pPr>
-        <w:bidi/>
-      </w:pPr>
-      <w:r>
-        <w:rPr>
-          <w:lang w:val="ar_AE" w:bidi="ar_AE"/>
-        </w:rPr>
-      </w:r>
-      <w:r>
-        <w:rPr>
-          <w:b/>
-          <w:lang w:val="ar_AE" w:bidi="ar_AE"/>
-        </w:rPr>
         <w:t>"</w:t>
       </w:r>
       <w:r>
@@ -7485,23 +6635,6 @@
           <w:b/>
           <w:lang w:val="ar_AE" w:bidi="ar_AE"/>
         </w:rPr>
-        <w:t>εἴ τις ἔρχεται πρὸς ὑμᾶς, καὶ ταύτην τὴν διδαχὴν οὐ φέρει</w:t>
-      </w:r>
-    </w:p>
-    <w:p>
-      <w:pPr>
-        <w:bidi/>
-      </w:pPr>
-      <w:r>
-        <w:rPr>
-          <w:lang w:val="ar_AE" w:bidi="ar_AE"/>
-        </w:rPr>
-      </w:r>
-      <w:r>
-        <w:rPr>
-          <w:b/>
-          <w:lang w:val="ar_AE" w:bidi="ar_AE"/>
-        </w:rPr>
         <w:t>"</w:t>
       </w:r>
       <w:r>
@@ -7547,7 +6680,7 @@
         </w:rPr>
         <w:t xml:space="preserve"> هنا "أي معلم أو واعظ". لا يريد يوحنا من المؤمنين أن يستقبلوا أي معلم لا يُعلِّم ما علَّمه يسوع وتحديدًا أن يسوع جاء كإنسان (انظر: </w:t>
       </w:r>
-      <w:hyperlink r:id="rId21">
+      <w:hyperlink r:id="rId19">
         <w:r>
           <w:rPr>
             <w:lang w:val="ar_AE" w:bidi="ar_AE"/>
@@ -7639,23 +6772,6 @@
           <w:b/>
           <w:lang w:val="ar_AE" w:bidi="ar_AE"/>
         </w:rPr>
-        <w:t>ταύτην τὴν διδαχὴν οὐ φέρει</w:t>
-      </w:r>
-    </w:p>
-    <w:p>
-      <w:pPr>
-        <w:bidi/>
-      </w:pPr>
-      <w:r>
-        <w:rPr>
-          <w:lang w:val="ar_AE" w:bidi="ar_AE"/>
-        </w:rPr>
-      </w:r>
-      <w:r>
-        <w:rPr>
-          <w:b/>
-          <w:lang w:val="ar_AE" w:bidi="ar_AE"/>
-        </w:rPr>
         <w:t>"</w:t>
       </w:r>
       <w:r>
@@ -7788,23 +6904,6 @@
           <w:b/>
           <w:lang w:val="ar_AE" w:bidi="ar_AE"/>
         </w:rPr>
-        <w:t>ταύτην τὴν διδαχὴν</w:t>
-      </w:r>
-    </w:p>
-    <w:p>
-      <w:pPr>
-        <w:bidi/>
-      </w:pPr>
-      <w:r>
-        <w:rPr>
-          <w:lang w:val="ar_AE" w:bidi="ar_AE"/>
-        </w:rPr>
-      </w:r>
-      <w:r>
-        <w:rPr>
-          <w:b/>
-          <w:lang w:val="ar_AE" w:bidi="ar_AE"/>
-        </w:rPr>
         <w:t>"</w:t>
       </w:r>
       <w:r>
@@ -7850,7 +6949,7 @@
         </w:rPr>
         <w:t xml:space="preserve"> إلى التعليم المذكور في الآية </w:t>
       </w:r>
-      <w:hyperlink r:id="rId21">
+      <w:hyperlink r:id="rId19">
         <w:r>
           <w:rPr>
             <w:lang w:val="ar_AE" w:bidi="ar_AE"/>
@@ -7942,23 +7041,6 @@
           <w:b/>
           <w:lang w:val="ar_AE" w:bidi="ar_AE"/>
         </w:rPr>
-        <w:t>μὴ λαμβάνετε αὐτὸν εἰς οἰκίαν</w:t>
-      </w:r>
-    </w:p>
-    <w:p>
-      <w:pPr>
-        <w:bidi/>
-      </w:pPr>
-      <w:r>
-        <w:rPr>
-          <w:lang w:val="ar_AE" w:bidi="ar_AE"/>
-        </w:rPr>
-      </w:r>
-      <w:r>
-        <w:rPr>
-          <w:b/>
-          <w:lang w:val="ar_AE" w:bidi="ar_AE"/>
-        </w:rPr>
         <w:t>"</w:t>
       </w:r>
       <w:r>
@@ -8065,23 +7147,6 @@
           <w:b/>
           <w:lang w:val="ar_AE" w:bidi="ar_AE"/>
         </w:rPr>
-        <w:t>χαίρειν αὐτῷ μὴ λέγετε</w:t>
-      </w:r>
-    </w:p>
-    <w:p>
-      <w:pPr>
-        <w:bidi/>
-      </w:pPr>
-      <w:r>
-        <w:rPr>
-          <w:lang w:val="ar_AE" w:bidi="ar_AE"/>
-        </w:rPr>
-      </w:r>
-      <w:r>
-        <w:rPr>
-          <w:b/>
-          <w:lang w:val="ar_AE" w:bidi="ar_AE"/>
-        </w:rPr>
         <w:t>"</w:t>
       </w:r>
       <w:r>
@@ -8188,23 +7253,6 @@
           <w:b/>
           <w:lang w:val="ar_AE" w:bidi="ar_AE"/>
         </w:rPr>
-        <w:t>ὁ λέγων &amp; αὐτῷ χαίρειν</w:t>
-      </w:r>
-    </w:p>
-    <w:p>
-      <w:pPr>
-        <w:bidi/>
-      </w:pPr>
-      <w:r>
-        <w:rPr>
-          <w:lang w:val="ar_AE" w:bidi="ar_AE"/>
-        </w:rPr>
-      </w:r>
-      <w:r>
-        <w:rPr>
-          <w:b/>
-          <w:lang w:val="ar_AE" w:bidi="ar_AE"/>
-        </w:rPr>
         <w:t>"</w:t>
       </w:r>
       <w:r>
@@ -8324,23 +7372,6 @@
           <w:b/>
           <w:lang w:val="ar_AE" w:bidi="ar_AE"/>
         </w:rPr>
-        <w:t>κοινωνεῖ τοῖς ἔργοις αὐτοῦ τοῖς πονηροῖς</w:t>
-      </w:r>
-    </w:p>
-    <w:p>
-      <w:pPr>
-        <w:bidi/>
-      </w:pPr>
-      <w:r>
-        <w:rPr>
-          <w:lang w:val="ar_AE" w:bidi="ar_AE"/>
-        </w:rPr>
-      </w:r>
-      <w:r>
-        <w:rPr>
-          <w:b/>
-          <w:lang w:val="ar_AE" w:bidi="ar_AE"/>
-        </w:rPr>
         <w:t>"</w:t>
       </w:r>
       <w:r>
@@ -8460,23 +7491,6 @@
           <w:b/>
           <w:lang w:val="ar_AE" w:bidi="ar_AE"/>
         </w:rPr>
-        <w:t>οὐκ ἐβουλήθην διὰ χάρτου καὶ μέλανος</w:t>
-      </w:r>
-    </w:p>
-    <w:p>
-      <w:pPr>
-        <w:bidi/>
-      </w:pPr>
-      <w:r>
-        <w:rPr>
-          <w:lang w:val="ar_AE" w:bidi="ar_AE"/>
-        </w:rPr>
-      </w:r>
-      <w:r>
-        <w:rPr>
-          <w:b/>
-          <w:lang w:val="ar_AE" w:bidi="ar_AE"/>
-        </w:rPr>
         <w:t>"</w:t>
       </w:r>
       <w:r>
@@ -8583,23 +7597,6 @@
           <w:b/>
           <w:lang w:val="ar_AE" w:bidi="ar_AE"/>
         </w:rPr>
-        <w:t>διὰ χάρτου καὶ μέλανος</w:t>
-      </w:r>
-    </w:p>
-    <w:p>
-      <w:pPr>
-        <w:bidi/>
-      </w:pPr>
-      <w:r>
-        <w:rPr>
-          <w:lang w:val="ar_AE" w:bidi="ar_AE"/>
-        </w:rPr>
-      </w:r>
-      <w:r>
-        <w:rPr>
-          <w:b/>
-          <w:lang w:val="ar_AE" w:bidi="ar_AE"/>
-        </w:rPr>
         <w:t>"</w:t>
       </w:r>
       <w:r>
@@ -8719,23 +7716,6 @@
           <w:b/>
           <w:lang w:val="ar_AE" w:bidi="ar_AE"/>
         </w:rPr>
-        <w:t>γενέσθαι</w:t>
-      </w:r>
-    </w:p>
-    <w:p>
-      <w:pPr>
-        <w:bidi/>
-      </w:pPr>
-      <w:r>
-        <w:rPr>
-          <w:lang w:val="ar_AE" w:bidi="ar_AE"/>
-        </w:rPr>
-      </w:r>
-      <w:r>
-        <w:rPr>
-          <w:b/>
-          <w:lang w:val="ar_AE" w:bidi="ar_AE"/>
-        </w:rPr>
         <w:t>"</w:t>
       </w:r>
       <w:r>
@@ -8855,23 +7835,6 @@
           <w:b/>
           <w:lang w:val="ar_AE" w:bidi="ar_AE"/>
         </w:rPr>
-        <w:t>στόμα πρὸς στόμα λαλῆσαι</w:t>
-      </w:r>
-    </w:p>
-    <w:p>
-      <w:pPr>
-        <w:bidi/>
-      </w:pPr>
-      <w:r>
-        <w:rPr>
-          <w:lang w:val="ar_AE" w:bidi="ar_AE"/>
-        </w:rPr>
-      </w:r>
-      <w:r>
-        <w:rPr>
-          <w:b/>
-          <w:lang w:val="ar_AE" w:bidi="ar_AE"/>
-        </w:rPr>
         <w:t>"</w:t>
       </w:r>
       <w:r>
@@ -8991,23 +7954,6 @@
           <w:b/>
           <w:lang w:val="ar_AE" w:bidi="ar_AE"/>
         </w:rPr>
-        <w:t>ἵνα ἡ χαρὰ ὑμῶν πεπληρωμένη ᾖ</w:t>
-      </w:r>
-    </w:p>
-    <w:p>
-      <w:pPr>
-        <w:bidi/>
-      </w:pPr>
-      <w:r>
-        <w:rPr>
-          <w:lang w:val="ar_AE" w:bidi="ar_AE"/>
-        </w:rPr>
-      </w:r>
-      <w:r>
-        <w:rPr>
-          <w:b/>
-          <w:lang w:val="ar_AE" w:bidi="ar_AE"/>
-        </w:rPr>
         <w:t>"</w:t>
       </w:r>
       <w:r>
@@ -9114,23 +8060,6 @@
           <w:b/>
           <w:lang w:val="ar_AE" w:bidi="ar_AE"/>
         </w:rPr>
-        <w:t>ἵνα ἡ χαρὰ ὑμῶν πεπληρωμένη ᾖ</w:t>
-      </w:r>
-    </w:p>
-    <w:p>
-      <w:pPr>
-        <w:bidi/>
-      </w:pPr>
-      <w:r>
-        <w:rPr>
-          <w:lang w:val="ar_AE" w:bidi="ar_AE"/>
-        </w:rPr>
-      </w:r>
-      <w:r>
-        <w:rPr>
-          <w:b/>
-          <w:lang w:val="ar_AE" w:bidi="ar_AE"/>
-        </w:rPr>
         <w:t>"</w:t>
       </w:r>
       <w:r>
@@ -9250,23 +8179,6 @@
           <w:b/>
           <w:lang w:val="ar_AE" w:bidi="ar_AE"/>
         </w:rPr>
-        <w:t>ἡ χαρὰ ὑμῶν πεπληρωμένη ᾖ</w:t>
-      </w:r>
-    </w:p>
-    <w:p>
-      <w:pPr>
-        <w:bidi/>
-      </w:pPr>
-      <w:r>
-        <w:rPr>
-          <w:lang w:val="ar_AE" w:bidi="ar_AE"/>
-        </w:rPr>
-      </w:r>
-      <w:r>
-        <w:rPr>
-          <w:b/>
-          <w:lang w:val="ar_AE" w:bidi="ar_AE"/>
-        </w:rPr>
         <w:t>"</w:t>
       </w:r>
       <w:r>
@@ -9373,23 +8285,6 @@
           <w:b/>
           <w:lang w:val="ar_AE" w:bidi="ar_AE"/>
         </w:rPr>
-        <w:t>ὑμῶν</w:t>
-      </w:r>
-    </w:p>
-    <w:p>
-      <w:pPr>
-        <w:bidi/>
-      </w:pPr>
-      <w:r>
-        <w:rPr>
-          <w:lang w:val="ar_AE" w:bidi="ar_AE"/>
-        </w:rPr>
-      </w:r>
-      <w:r>
-        <w:rPr>
-          <w:b/>
-          <w:lang w:val="ar_AE" w:bidi="ar_AE"/>
-        </w:rPr>
         <w:t>"فرحكم"</w:t>
       </w:r>
     </w:p>
@@ -9495,23 +8390,6 @@
           <w:b/>
           <w:lang w:val="ar_AE" w:bidi="ar_AE"/>
         </w:rPr>
-        <w:t>τὰ τέκνα τῆς ἀδελφῆς σου τῆς ἐκλεκτῆς</w:t>
-      </w:r>
-    </w:p>
-    <w:p>
-      <w:pPr>
-        <w:bidi/>
-      </w:pPr>
-      <w:r>
-        <w:rPr>
-          <w:lang w:val="ar_AE" w:bidi="ar_AE"/>
-        </w:rPr>
-      </w:r>
-      <w:r>
-        <w:rPr>
-          <w:b/>
-          <w:lang w:val="ar_AE" w:bidi="ar_AE"/>
-        </w:rPr>
         <w:t>"</w:t>
       </w:r>
       <w:r>
@@ -9544,7 +8422,7 @@
         </w:rPr>
         <w:t xml:space="preserve">انظر إلى مناقشة هذه الاستعارة في الجزء 3 من المقدمة. كما يستخدم يوحنا مصطلح "كيريَّة المختارة" كتعبير مجازي للمجموعة من المؤمنين الذين يكتب إليهم في الآية </w:t>
       </w:r>
-      <w:hyperlink r:id="rId17">
+      <w:hyperlink r:id="rId15">
         <w:r>
           <w:rPr>
             <w:lang w:val="ar_AE" w:bidi="ar_AE"/>
@@ -9649,23 +8527,6 @@
           <w:b/>
           <w:lang w:val="ar_AE" w:bidi="ar_AE"/>
         </w:rPr>
-        <w:t>τὰ τέκνα τῆς ἀδελφῆς σου τῆς ἐκλεκτῆς</w:t>
-      </w:r>
-    </w:p>
-    <w:p>
-      <w:pPr>
-        <w:bidi/>
-      </w:pPr>
-      <w:r>
-        <w:rPr>
-          <w:lang w:val="ar_AE" w:bidi="ar_AE"/>
-        </w:rPr>
-      </w:r>
-      <w:r>
-        <w:rPr>
-          <w:b/>
-          <w:lang w:val="ar_AE" w:bidi="ar_AE"/>
-        </w:rPr>
         <w:t>"</w:t>
       </w:r>
       <w:r>
@@ -9785,23 +8646,6 @@
           <w:b/>
           <w:lang w:val="ar_AE" w:bidi="ar_AE"/>
         </w:rPr>
-        <w:t>ἀσπάζεταί σε</w:t>
-      </w:r>
-    </w:p>
-    <w:p>
-      <w:pPr>
-        <w:bidi/>
-      </w:pPr>
-      <w:r>
-        <w:rPr>
-          <w:lang w:val="ar_AE" w:bidi="ar_AE"/>
-        </w:rPr>
-      </w:r>
-      <w:r>
-        <w:rPr>
-          <w:b/>
-          <w:lang w:val="ar_AE" w:bidi="ar_AE"/>
-        </w:rPr>
         <w:t>"</w:t>
       </w:r>
       <w:r>
@@ -9892,23 +8736,6 @@
         <w:rPr>
           <w:lang w:val="ar_AE" w:bidi="ar_AE"/>
         </w:rPr>
-      </w:r>
-    </w:p>
-    <w:p>
-      <w:pPr>
-        <w:bidi/>
-      </w:pPr>
-      <w:r>
-        <w:rPr>
-          <w:lang w:val="ar_AE" w:bidi="ar_AE"/>
-        </w:rPr>
-      </w:r>
-      <w:r>
-        <w:rPr>
-          <w:b/>
-          <w:lang w:val="ar_AE" w:bidi="ar_AE"/>
-        </w:rPr>
-        <w:t>σε &amp; σου</w:t>
       </w:r>
     </w:p>
     <w:p>

--- a/arb/docx/63.content.docx
+++ b/arb/docx/63.content.docx
@@ -32,16 +32,51 @@
     </w:p>
     <w:p>
       <w:pPr>
-        <w:bidi/>
-      </w:pPr>
-      <w:r>
-        <w:rPr>
-          <w:lang w:val="ar_AE" w:bidi="ar_AE"/>
-        </w:rPr>
-      </w:r>
-      <w:r>
-        <w:rPr>
-          <w:b/>
+        <w:pStyle w:val="Heading2"/>
+        <w:bidi/>
+      </w:pPr>
+      <w:r>
+        <w:rPr>
+          <w:lang w:val="ar_AE" w:bidi="ar_AE"/>
+        </w:rPr>
+        <w:t>License Information</w:t>
+      </w:r>
+      <w:r>
+        <w:rPr>
+          <w:lang w:val="ar_AE" w:bidi="ar_AE"/>
+        </w:rPr>
+      </w:r>
+    </w:p>
+    <w:p>
+      <w:pPr>
+        <w:bidi/>
+      </w:pPr>
+      <w:r>
+        <w:rPr>
+          <w:lang w:val="ar_AE" w:bidi="ar_AE"/>
+        </w:rPr>
+      </w:r>
+      <w:r>
+        <w:rPr>
+          <w:b/>
+          <w:lang w:val="ar_AE" w:bidi="ar_AE"/>
+        </w:rPr>
+        <w:t>ملاحظات الترجمة (كلمة متكشفة)</w:t>
+      </w:r>
+      <w:r>
+        <w:rPr>
+          <w:lang w:val="ar_AE" w:bidi="ar_AE"/>
+        </w:rPr>
+        <w:t xml:space="preserve"> (Arabic) is based on</w:t>
+      </w:r>
+      <w:r>
+        <w:rPr>
+          <w:lang w:val="ar_AE" w:bidi="ar_AE"/>
+        </w:rPr>
+        <w:t xml:space="preserve">: </w:t>
+      </w:r>
+      <w:r>
+        <w:rPr>
           <w:lang w:val="ar_AE" w:bidi="ar_AE"/>
         </w:rPr>
         <w:t>unfoldingWord® Translation Notes</w:t>
@@ -50,31 +85,64 @@
         <w:rPr>
           <w:lang w:val="ar_AE" w:bidi="ar_AE"/>
         </w:rPr>
-        <w:t xml:space="preserve"> © 2022 unfoldingWord. Released under CC BY-SA 4.0 license. </w:t>
-      </w:r>
-      <w:r>
-        <w:rPr>
-          <w:lang w:val="ar_AE" w:bidi="ar_AE"/>
-        </w:rPr>
-        <w:t>unfoldingWord® Translation Notes</w:t>
-      </w:r>
-      <w:r>
-        <w:rPr>
-          <w:lang w:val="ar_AE" w:bidi="ar_AE"/>
-        </w:rPr>
-        <w:t xml:space="preserve"> has been adapted in the following languages: Tok Pisin, Arabic (عربي), French (Français), Hindi (हिंदी), Indonesian (Bahasa Indonesia), Portuguese (Português), Russian (Русский), Spanish (Español), Swahili (Kiswahili), and Simplified Chinese (简体中文) from </w:t>
-      </w:r>
-      <w:r>
-        <w:rPr>
-          <w:lang w:val="ar_AE" w:bidi="ar_AE"/>
-        </w:rPr>
-        <w:t>unfoldingWord® Translation Notes</w:t>
-      </w:r>
-      <w:r>
-        <w:rPr>
-          <w:lang w:val="ar_AE" w:bidi="ar_AE"/>
-        </w:rPr>
-        <w:t xml:space="preserve"> © 2022 unfoldingWord. Released under CC BY-SA 4.0 license by Mission Mutual</w:t>
+        <w:t xml:space="preserve">, </w:t>
+      </w:r>
+      <w:hyperlink r:id="rId13">
+        <w:r>
+          <w:rPr>
+            <w:lang w:val="ar_AE" w:bidi="ar_AE"/>
+          </w:rPr>
+          <w:rPr>
+            <w:color w:val="0000EE"/>
+            <w:u w:val="single"/>
+          </w:rPr>
+          <w:t>unfoldingWord</w:t>
+        </w:r>
+      </w:hyperlink>
+      <w:r>
+        <w:rPr>
+          <w:lang w:val="ar_AE" w:bidi="ar_AE"/>
+        </w:rPr>
+        <w:t xml:space="preserve">, 2022, which is licensed under a </w:t>
+      </w:r>
+      <w:hyperlink r:id="rId14">
+        <w:r>
+          <w:rPr>
+            <w:lang w:val="ar_AE" w:bidi="ar_AE"/>
+          </w:rPr>
+          <w:rPr>
+            <w:color w:val="0000EE"/>
+            <w:u w:val="single"/>
+          </w:rPr>
+          <w:t>CC BY-SA 4.0 license</w:t>
+        </w:r>
+      </w:hyperlink>
+      <w:r>
+        <w:rPr>
+          <w:lang w:val="ar_AE" w:bidi="ar_AE"/>
+        </w:rPr>
+        <w:t>.</w:t>
+      </w:r>
+      <w:r>
+        <w:rPr>
+          <w:lang w:val="ar_AE" w:bidi="ar_AE"/>
+        </w:rPr>
+      </w:r>
+    </w:p>
+    <w:p>
+      <w:pPr>
+        <w:bidi/>
+      </w:pPr>
+      <w:r>
+        <w:rPr>
+          <w:lang w:val="ar_AE" w:bidi="ar_AE"/>
+        </w:rPr>
+      </w:r>
+      <w:r>
+        <w:rPr>
+          <w:lang w:val="ar_AE" w:bidi="ar_AE"/>
+        </w:rPr>
+        <w:t>This PDF version is provided under the same license.</w:t>
       </w:r>
       <w:r>
         <w:rPr>
@@ -625,7 +693,7 @@
         </w:rPr>
         <w:t xml:space="preserve">في </w:t>
       </w:r>
-      <w:hyperlink r:id="rId13">
+      <w:hyperlink r:id="rId15">
         <w:r>
           <w:rPr>
             <w:lang w:val="ar_AE" w:bidi="ar_AE"/>
@@ -659,7 +727,7 @@
         </w:rPr>
         <w:t xml:space="preserve">في </w:t>
       </w:r>
-      <w:hyperlink r:id="rId14">
+      <w:hyperlink r:id="rId16">
         <w:r>
           <w:rPr>
             <w:lang w:val="ar_AE" w:bidi="ar_AE"/>
@@ -741,6 +809,23 @@
           <w:b/>
           <w:lang w:val="ar_AE" w:bidi="ar_AE"/>
         </w:rPr>
+        <w:t>ὁ πρεσβύτερος</w:t>
+      </w:r>
+    </w:p>
+    <w:p>
+      <w:pPr>
+        <w:bidi/>
+      </w:pPr>
+      <w:r>
+        <w:rPr>
+          <w:lang w:val="ar_AE" w:bidi="ar_AE"/>
+        </w:rPr>
+      </w:r>
+      <w:r>
+        <w:rPr>
+          <w:b/>
+          <w:lang w:val="ar_AE" w:bidi="ar_AE"/>
+        </w:rPr>
         <w:t>"</w:t>
       </w:r>
       <w:r>
@@ -847,6 +932,23 @@
           <w:b/>
           <w:lang w:val="ar_AE" w:bidi="ar_AE"/>
         </w:rPr>
+        <w:t>ὁ πρεσβύτερος</w:t>
+      </w:r>
+    </w:p>
+    <w:p>
+      <w:pPr>
+        <w:bidi/>
+      </w:pPr>
+      <w:r>
+        <w:rPr>
+          <w:lang w:val="ar_AE" w:bidi="ar_AE"/>
+        </w:rPr>
+      </w:r>
+      <w:r>
+        <w:rPr>
+          <w:b/>
+          <w:lang w:val="ar_AE" w:bidi="ar_AE"/>
+        </w:rPr>
         <w:t>"</w:t>
       </w:r>
       <w:r>
@@ -979,6 +1081,23 @@
           <w:b/>
           <w:lang w:val="ar_AE" w:bidi="ar_AE"/>
         </w:rPr>
+        <w:t>ἐκλεκτῇ κυρίᾳ καὶ τοῖς τέκνοις αὐτῆς</w:t>
+      </w:r>
+    </w:p>
+    <w:p>
+      <w:pPr>
+        <w:bidi/>
+      </w:pPr>
+      <w:r>
+        <w:rPr>
+          <w:lang w:val="ar_AE" w:bidi="ar_AE"/>
+        </w:rPr>
+      </w:r>
+      <w:r>
+        <w:rPr>
+          <w:b/>
+          <w:lang w:val="ar_AE" w:bidi="ar_AE"/>
+        </w:rPr>
         <w:t>"</w:t>
       </w:r>
       <w:r>
@@ -1085,6 +1204,23 @@
           <w:b/>
           <w:lang w:val="ar_AE" w:bidi="ar_AE"/>
         </w:rPr>
+        <w:t>ἐκλεκτῇ κυρίᾳ καὶ τοῖς τέκνοις αὐτῆς</w:t>
+      </w:r>
+    </w:p>
+    <w:p>
+      <w:pPr>
+        <w:bidi/>
+      </w:pPr>
+      <w:r>
+        <w:rPr>
+          <w:lang w:val="ar_AE" w:bidi="ar_AE"/>
+        </w:rPr>
+      </w:r>
+      <w:r>
+        <w:rPr>
+          <w:b/>
+          <w:lang w:val="ar_AE" w:bidi="ar_AE"/>
+        </w:rPr>
         <w:t>"</w:t>
       </w:r>
       <w:r>
@@ -1204,6 +1340,23 @@
           <w:b/>
           <w:lang w:val="ar_AE" w:bidi="ar_AE"/>
         </w:rPr>
+        <w:t>ἐκλεκτῇ κυρίᾳ καὶ τοῖς τέκνοις αὐτῆς</w:t>
+      </w:r>
+    </w:p>
+    <w:p>
+      <w:pPr>
+        <w:bidi/>
+      </w:pPr>
+      <w:r>
+        <w:rPr>
+          <w:lang w:val="ar_AE" w:bidi="ar_AE"/>
+        </w:rPr>
+      </w:r>
+      <w:r>
+        <w:rPr>
+          <w:b/>
+          <w:lang w:val="ar_AE" w:bidi="ar_AE"/>
+        </w:rPr>
         <w:t>"</w:t>
       </w:r>
       <w:r>
@@ -1323,6 +1476,23 @@
           <w:b/>
           <w:lang w:val="ar_AE" w:bidi="ar_AE"/>
         </w:rPr>
+        <w:t>ἀγαπῶ ἐν ἀληθείᾳ</w:t>
+      </w:r>
+    </w:p>
+    <w:p>
+      <w:pPr>
+        <w:bidi/>
+      </w:pPr>
+      <w:r>
+        <w:rPr>
+          <w:lang w:val="ar_AE" w:bidi="ar_AE"/>
+        </w:rPr>
+      </w:r>
+      <w:r>
+        <w:rPr>
+          <w:b/>
+          <w:lang w:val="ar_AE" w:bidi="ar_AE"/>
+        </w:rPr>
         <w:t>"</w:t>
       </w:r>
       <w:r>
@@ -1455,6 +1625,23 @@
           <w:b/>
           <w:lang w:val="ar_AE" w:bidi="ar_AE"/>
         </w:rPr>
+        <w:t>πάντες οἱ ἐγνωκότες τὴν ἀλήθειαν</w:t>
+      </w:r>
+    </w:p>
+    <w:p>
+      <w:pPr>
+        <w:bidi/>
+      </w:pPr>
+      <w:r>
+        <w:rPr>
+          <w:lang w:val="ar_AE" w:bidi="ar_AE"/>
+        </w:rPr>
+      </w:r>
+      <w:r>
+        <w:rPr>
+          <w:b/>
+          <w:lang w:val="ar_AE" w:bidi="ar_AE"/>
+        </w:rPr>
         <w:t>"</w:t>
       </w:r>
       <w:r>
@@ -1587,6 +1774,23 @@
           <w:b/>
           <w:lang w:val="ar_AE" w:bidi="ar_AE"/>
         </w:rPr>
+        <w:t>τὴν ἀλήθειαν</w:t>
+      </w:r>
+    </w:p>
+    <w:p>
+      <w:pPr>
+        <w:bidi/>
+      </w:pPr>
+      <w:r>
+        <w:rPr>
+          <w:lang w:val="ar_AE" w:bidi="ar_AE"/>
+        </w:rPr>
+      </w:r>
+      <w:r>
+        <w:rPr>
+          <w:b/>
+          <w:lang w:val="ar_AE" w:bidi="ar_AE"/>
+        </w:rPr>
         <w:t>"</w:t>
       </w:r>
       <w:r>
@@ -1706,6 +1910,23 @@
           <w:b/>
           <w:lang w:val="ar_AE" w:bidi="ar_AE"/>
         </w:rPr>
+        <w:t>ἡμῖν &amp; ἡμῶν</w:t>
+      </w:r>
+    </w:p>
+    <w:p>
+      <w:pPr>
+        <w:bidi/>
+      </w:pPr>
+      <w:r>
+        <w:rPr>
+          <w:lang w:val="ar_AE" w:bidi="ar_AE"/>
+        </w:rPr>
+      </w:r>
+      <w:r>
+        <w:rPr>
+          <w:b/>
+          <w:lang w:val="ar_AE" w:bidi="ar_AE"/>
+        </w:rPr>
         <w:t>"</w:t>
       </w:r>
       <w:r>
@@ -1852,6 +2073,23 @@
           <w:b/>
           <w:lang w:val="ar_AE" w:bidi="ar_AE"/>
         </w:rPr>
+        <w:t>εἰς τὸν αἰῶνα</w:t>
+      </w:r>
+    </w:p>
+    <w:p>
+      <w:pPr>
+        <w:bidi/>
+      </w:pPr>
+      <w:r>
+        <w:rPr>
+          <w:lang w:val="ar_AE" w:bidi="ar_AE"/>
+        </w:rPr>
+      </w:r>
+      <w:r>
+        <w:rPr>
+          <w:b/>
+          <w:lang w:val="ar_AE" w:bidi="ar_AE"/>
+        </w:rPr>
         <w:t>"</w:t>
       </w:r>
       <w:r>
@@ -1958,6 +2196,23 @@
           <w:b/>
           <w:lang w:val="ar_AE" w:bidi="ar_AE"/>
         </w:rPr>
+        <w:t>ἔσται μεθ’ ἡμῶν χάρις, ἔλεος, εἰρήνη, παρὰ Θεοῦ Πατρός καὶ παρὰ Ἰησοῦ Χριστοῦ</w:t>
+      </w:r>
+    </w:p>
+    <w:p>
+      <w:pPr>
+        <w:bidi/>
+      </w:pPr>
+      <w:r>
+        <w:rPr>
+          <w:lang w:val="ar_AE" w:bidi="ar_AE"/>
+        </w:rPr>
+      </w:r>
+      <w:r>
+        <w:rPr>
+          <w:b/>
+          <w:lang w:val="ar_AE" w:bidi="ar_AE"/>
+        </w:rPr>
         <w:t>"</w:t>
       </w:r>
       <w:r>
@@ -2129,6 +2384,23 @@
           <w:b/>
           <w:lang w:val="ar_AE" w:bidi="ar_AE"/>
         </w:rPr>
+        <w:t>ἔσται μεθ’ ἡμῶν χάρις, ἔλεος, εἰρήνη</w:t>
+      </w:r>
+    </w:p>
+    <w:p>
+      <w:pPr>
+        <w:bidi/>
+      </w:pPr>
+      <w:r>
+        <w:rPr>
+          <w:lang w:val="ar_AE" w:bidi="ar_AE"/>
+        </w:rPr>
+      </w:r>
+      <w:r>
+        <w:rPr>
+          <w:b/>
+          <w:lang w:val="ar_AE" w:bidi="ar_AE"/>
+        </w:rPr>
         <w:t>"</w:t>
       </w:r>
       <w:r>
@@ -2235,6 +2507,23 @@
           <w:b/>
           <w:lang w:val="ar_AE" w:bidi="ar_AE"/>
         </w:rPr>
+        <w:t>Πατρός &amp; Υἱοῦ</w:t>
+      </w:r>
+    </w:p>
+    <w:p>
+      <w:pPr>
+        <w:bidi/>
+      </w:pPr>
+      <w:r>
+        <w:rPr>
+          <w:lang w:val="ar_AE" w:bidi="ar_AE"/>
+        </w:rPr>
+      </w:r>
+      <w:r>
+        <w:rPr>
+          <w:b/>
+          <w:lang w:val="ar_AE" w:bidi="ar_AE"/>
+        </w:rPr>
         <w:t>"</w:t>
       </w:r>
       <w:r>
@@ -2354,6 +2643,23 @@
           <w:b/>
           <w:lang w:val="ar_AE" w:bidi="ar_AE"/>
         </w:rPr>
+        <w:t>ἐν ἀληθείᾳ καὶ ἀγάπῃ</w:t>
+      </w:r>
+    </w:p>
+    <w:p>
+      <w:pPr>
+        <w:bidi/>
+      </w:pPr>
+      <w:r>
+        <w:rPr>
+          <w:lang w:val="ar_AE" w:bidi="ar_AE"/>
+        </w:rPr>
+      </w:r>
+      <w:r>
+        <w:rPr>
+          <w:b/>
+          <w:lang w:val="ar_AE" w:bidi="ar_AE"/>
+        </w:rPr>
         <w:t>"</w:t>
       </w:r>
       <w:r>
@@ -2486,6 +2792,23 @@
           <w:b/>
           <w:lang w:val="ar_AE" w:bidi="ar_AE"/>
         </w:rPr>
+        <w:t>ἐχάρην λείαν ὅτι εὕρηκα ἐκ τῶν τέκνων σου περιπατοῦντας ἐν ἀληθείᾳ</w:t>
+      </w:r>
+    </w:p>
+    <w:p>
+      <w:pPr>
+        <w:bidi/>
+      </w:pPr>
+      <w:r>
+        <w:rPr>
+          <w:lang w:val="ar_AE" w:bidi="ar_AE"/>
+        </w:rPr>
+      </w:r>
+      <w:r>
+        <w:rPr>
+          <w:b/>
+          <w:lang w:val="ar_AE" w:bidi="ar_AE"/>
+        </w:rPr>
         <w:t>"</w:t>
       </w:r>
       <w:r>
@@ -2605,6 +2928,23 @@
           <w:b/>
           <w:lang w:val="ar_AE" w:bidi="ar_AE"/>
         </w:rPr>
+        <w:t>τῶν τέκνων σου</w:t>
+      </w:r>
+    </w:p>
+    <w:p>
+      <w:pPr>
+        <w:bidi/>
+      </w:pPr>
+      <w:r>
+        <w:rPr>
+          <w:lang w:val="ar_AE" w:bidi="ar_AE"/>
+        </w:rPr>
+      </w:r>
+      <w:r>
+        <w:rPr>
+          <w:b/>
+          <w:lang w:val="ar_AE" w:bidi="ar_AE"/>
+        </w:rPr>
         <w:t>"</w:t>
       </w:r>
       <w:r>
@@ -2650,7 +2990,7 @@
         </w:rPr>
         <w:t xml:space="preserve"> في الآية </w:t>
       </w:r>
-      <w:hyperlink r:id="rId15">
+      <w:hyperlink r:id="rId17">
         <w:r>
           <w:rPr>
             <w:lang w:val="ar_AE" w:bidi="ar_AE"/>
@@ -2742,6 +3082,23 @@
           <w:b/>
           <w:lang w:val="ar_AE" w:bidi="ar_AE"/>
         </w:rPr>
+        <w:t>τῶν τέκνων σου</w:t>
+      </w:r>
+    </w:p>
+    <w:p>
+      <w:pPr>
+        <w:bidi/>
+      </w:pPr>
+      <w:r>
+        <w:rPr>
+          <w:lang w:val="ar_AE" w:bidi="ar_AE"/>
+        </w:rPr>
+      </w:r>
+      <w:r>
+        <w:rPr>
+          <w:b/>
+          <w:lang w:val="ar_AE" w:bidi="ar_AE"/>
+        </w:rPr>
         <w:t>"</w:t>
       </w:r>
       <w:r>
@@ -2874,6 +3231,23 @@
           <w:b/>
           <w:lang w:val="ar_AE" w:bidi="ar_AE"/>
         </w:rPr>
+        <w:t>περιπατοῦντας ἐν ἀληθείᾳ</w:t>
+      </w:r>
+    </w:p>
+    <w:p>
+      <w:pPr>
+        <w:bidi/>
+      </w:pPr>
+      <w:r>
+        <w:rPr>
+          <w:lang w:val="ar_AE" w:bidi="ar_AE"/>
+        </w:rPr>
+      </w:r>
+      <w:r>
+        <w:rPr>
+          <w:b/>
+          <w:lang w:val="ar_AE" w:bidi="ar_AE"/>
+        </w:rPr>
         <w:t>"</w:t>
       </w:r>
       <w:r>
@@ -2980,6 +3354,23 @@
           <w:b/>
           <w:lang w:val="ar_AE" w:bidi="ar_AE"/>
         </w:rPr>
+        <w:t>ἐν ἀληθείᾳ</w:t>
+      </w:r>
+    </w:p>
+    <w:p>
+      <w:pPr>
+        <w:bidi/>
+      </w:pPr>
+      <w:r>
+        <w:rPr>
+          <w:lang w:val="ar_AE" w:bidi="ar_AE"/>
+        </w:rPr>
+      </w:r>
+      <w:r>
+        <w:rPr>
+          <w:b/>
+          <w:lang w:val="ar_AE" w:bidi="ar_AE"/>
+        </w:rPr>
         <w:t>"</w:t>
       </w:r>
       <w:r>
@@ -3099,6 +3490,23 @@
           <w:b/>
           <w:lang w:val="ar_AE" w:bidi="ar_AE"/>
         </w:rPr>
+        <w:t>καθὼς ἐντολὴν ἐλάβομεν παρὰ τοῦ Πατρός</w:t>
+      </w:r>
+    </w:p>
+    <w:p>
+      <w:pPr>
+        <w:bidi/>
+      </w:pPr>
+      <w:r>
+        <w:rPr>
+          <w:lang w:val="ar_AE" w:bidi="ar_AE"/>
+        </w:rPr>
+      </w:r>
+      <w:r>
+        <w:rPr>
+          <w:b/>
+          <w:lang w:val="ar_AE" w:bidi="ar_AE"/>
+        </w:rPr>
         <w:t>"</w:t>
       </w:r>
       <w:r>
@@ -3231,6 +3639,23 @@
           <w:b/>
           <w:lang w:val="ar_AE" w:bidi="ar_AE"/>
         </w:rPr>
+        <w:t>τοῦ Πατρός</w:t>
+      </w:r>
+    </w:p>
+    <w:p>
+      <w:pPr>
+        <w:bidi/>
+      </w:pPr>
+      <w:r>
+        <w:rPr>
+          <w:lang w:val="ar_AE" w:bidi="ar_AE"/>
+        </w:rPr>
+      </w:r>
+      <w:r>
+        <w:rPr>
+          <w:b/>
+          <w:lang w:val="ar_AE" w:bidi="ar_AE"/>
+        </w:rPr>
         <w:t>"</w:t>
       </w:r>
       <w:r>
@@ -3344,6 +3769,23 @@
           <w:b/>
           <w:lang w:val="ar_AE" w:bidi="ar_AE"/>
         </w:rPr>
+        <w:t>καὶ νῦν</w:t>
+      </w:r>
+    </w:p>
+    <w:p>
+      <w:pPr>
+        <w:bidi/>
+      </w:pPr>
+      <w:r>
+        <w:rPr>
+          <w:lang w:val="ar_AE" w:bidi="ar_AE"/>
+        </w:rPr>
+      </w:r>
+      <w:r>
+        <w:rPr>
+          <w:b/>
+          <w:lang w:val="ar_AE" w:bidi="ar_AE"/>
+        </w:rPr>
         <w:t>"</w:t>
       </w:r>
       <w:r>
@@ -3463,6 +3905,23 @@
           <w:b/>
           <w:lang w:val="ar_AE" w:bidi="ar_AE"/>
         </w:rPr>
+        <w:t>σε, &amp; σοι</w:t>
+      </w:r>
+    </w:p>
+    <w:p>
+      <w:pPr>
+        <w:bidi/>
+      </w:pPr>
+      <w:r>
+        <w:rPr>
+          <w:lang w:val="ar_AE" w:bidi="ar_AE"/>
+        </w:rPr>
+      </w:r>
+      <w:r>
+        <w:rPr>
+          <w:b/>
+          <w:lang w:val="ar_AE" w:bidi="ar_AE"/>
+        </w:rPr>
         <w:t>"</w:t>
       </w:r>
       <w:r>
@@ -3635,6 +4094,23 @@
           <w:b/>
           <w:lang w:val="ar_AE" w:bidi="ar_AE"/>
         </w:rPr>
+        <w:t>κυρία</w:t>
+      </w:r>
+    </w:p>
+    <w:p>
+      <w:pPr>
+        <w:bidi/>
+      </w:pPr>
+      <w:r>
+        <w:rPr>
+          <w:lang w:val="ar_AE" w:bidi="ar_AE"/>
+        </w:rPr>
+      </w:r>
+      <w:r>
+        <w:rPr>
+          <w:b/>
+          <w:lang w:val="ar_AE" w:bidi="ar_AE"/>
+        </w:rPr>
         <w:t>"</w:t>
       </w:r>
       <w:r>
@@ -3693,7 +4169,7 @@
         </w:rPr>
         <w:t xml:space="preserve">في </w:t>
       </w:r>
-      <w:hyperlink r:id="rId15">
+      <w:hyperlink r:id="rId17">
         <w:r>
           <w:rPr>
             <w:lang w:val="ar_AE" w:bidi="ar_AE"/>
@@ -3785,6 +4261,23 @@
           <w:b/>
           <w:lang w:val="ar_AE" w:bidi="ar_AE"/>
         </w:rPr>
+        <w:t>οὐχ ὡς ἐντολὴν καινὴν γράφων σοι</w:t>
+      </w:r>
+    </w:p>
+    <w:p>
+      <w:pPr>
+        <w:bidi/>
+      </w:pPr>
+      <w:r>
+        <w:rPr>
+          <w:lang w:val="ar_AE" w:bidi="ar_AE"/>
+        </w:rPr>
+      </w:r>
+      <w:r>
+        <w:rPr>
+          <w:b/>
+          <w:lang w:val="ar_AE" w:bidi="ar_AE"/>
+        </w:rPr>
         <w:t>"</w:t>
       </w:r>
       <w:r>
@@ -3904,6 +4397,23 @@
           <w:b/>
           <w:lang w:val="ar_AE" w:bidi="ar_AE"/>
         </w:rPr>
+        <w:t>ἀπ’ ἀρχῆς</w:t>
+      </w:r>
+    </w:p>
+    <w:p>
+      <w:pPr>
+        <w:bidi/>
+      </w:pPr>
+      <w:r>
+        <w:rPr>
+          <w:lang w:val="ar_AE" w:bidi="ar_AE"/>
+        </w:rPr>
+      </w:r>
+      <w:r>
+        <w:rPr>
+          <w:b/>
+          <w:lang w:val="ar_AE" w:bidi="ar_AE"/>
+        </w:rPr>
         <w:t>"</w:t>
       </w:r>
       <w:r>
@@ -4023,6 +4533,23 @@
           <w:b/>
           <w:lang w:val="ar_AE" w:bidi="ar_AE"/>
         </w:rPr>
+        <w:t>περιπατῶμεν κατὰ &amp; ἐν αὐτῇ περιπατῆτε</w:t>
+      </w:r>
+    </w:p>
+    <w:p>
+      <w:pPr>
+        <w:bidi/>
+      </w:pPr>
+      <w:r>
+        <w:rPr>
+          <w:lang w:val="ar_AE" w:bidi="ar_AE"/>
+        </w:rPr>
+      </w:r>
+      <w:r>
+        <w:rPr>
+          <w:b/>
+          <w:lang w:val="ar_AE" w:bidi="ar_AE"/>
+        </w:rPr>
         <w:t>"</w:t>
       </w:r>
       <w:r>
@@ -4095,7 +4622,7 @@
         </w:rPr>
         <w:t xml:space="preserve">يتحدث يوحنا هنا كما في الآية </w:t>
       </w:r>
-      <w:hyperlink r:id="rId16">
+      <w:hyperlink r:id="rId18">
         <w:r>
           <w:rPr>
             <w:lang w:val="ar_AE" w:bidi="ar_AE"/>
@@ -4213,6 +4740,23 @@
           <w:b/>
           <w:lang w:val="ar_AE" w:bidi="ar_AE"/>
         </w:rPr>
+        <w:t>ἠκούσατε &amp; περιπατῆτε</w:t>
+      </w:r>
+    </w:p>
+    <w:p>
+      <w:pPr>
+        <w:bidi/>
+      </w:pPr>
+      <w:r>
+        <w:rPr>
+          <w:lang w:val="ar_AE" w:bidi="ar_AE"/>
+        </w:rPr>
+      </w:r>
+      <w:r>
+        <w:rPr>
+          <w:b/>
+          <w:lang w:val="ar_AE" w:bidi="ar_AE"/>
+        </w:rPr>
         <w:t>"</w:t>
       </w:r>
       <w:r>
@@ -4298,7 +4842,7 @@
         </w:rPr>
         <w:t xml:space="preserve"> في هذه الآية مع ضمير الجمع لأن يوحنا يخاطب جماعة من المؤمنين دون استخدام أساليب بلاغية. وهذا هو الحال في بقية الرسالة أيضًا باستثناء النهاية في الآية </w:t>
       </w:r>
-      <w:hyperlink r:id="rId17">
+      <w:hyperlink r:id="rId19">
         <w:r>
           <w:rPr>
             <w:lang w:val="ar_AE" w:bidi="ar_AE"/>
@@ -4390,6 +4934,23 @@
           <w:b/>
           <w:lang w:val="ar_AE" w:bidi="ar_AE"/>
         </w:rPr>
+        <w:t>ὅτι</w:t>
+      </w:r>
+    </w:p>
+    <w:p>
+      <w:pPr>
+        <w:bidi/>
+      </w:pPr>
+      <w:r>
+        <w:rPr>
+          <w:lang w:val="ar_AE" w:bidi="ar_AE"/>
+        </w:rPr>
+      </w:r>
+      <w:r>
+        <w:rPr>
+          <w:b/>
+          <w:lang w:val="ar_AE" w:bidi="ar_AE"/>
+        </w:rPr>
         <w:t>"</w:t>
       </w:r>
       <w:r>
@@ -4509,6 +5070,23 @@
           <w:b/>
           <w:lang w:val="ar_AE" w:bidi="ar_AE"/>
         </w:rPr>
+        <w:t>ὅτι πολλοὶ πλάνοι ἐξῆλθαν εἰς τὸν κόσμον</w:t>
+      </w:r>
+    </w:p>
+    <w:p>
+      <w:pPr>
+        <w:bidi/>
+      </w:pPr>
+      <w:r>
+        <w:rPr>
+          <w:lang w:val="ar_AE" w:bidi="ar_AE"/>
+        </w:rPr>
+      </w:r>
+      <w:r>
+        <w:rPr>
+          <w:b/>
+          <w:lang w:val="ar_AE" w:bidi="ar_AE"/>
+        </w:rPr>
         <w:t>"</w:t>
       </w:r>
       <w:r>
@@ -4554,7 +5132,7 @@
         </w:rPr>
         <w:t xml:space="preserve"> الطريقة التي كان يتنقَّل بها المعلمون الكذبةكما يناقش يوحنا في </w:t>
       </w:r>
-      <w:hyperlink r:id="rId18">
+      <w:hyperlink r:id="rId20">
         <w:r>
           <w:rPr>
             <w:lang w:val="ar_AE" w:bidi="ar_AE"/>
@@ -4646,6 +5224,23 @@
           <w:b/>
           <w:lang w:val="ar_AE" w:bidi="ar_AE"/>
         </w:rPr>
+        <w:t>Ἰησοῦν Χριστὸν ἐρχόμενον ἐν σαρκί</w:t>
+      </w:r>
+    </w:p>
+    <w:p>
+      <w:pPr>
+        <w:bidi/>
+      </w:pPr>
+      <w:r>
+        <w:rPr>
+          <w:lang w:val="ar_AE" w:bidi="ar_AE"/>
+        </w:rPr>
+      </w:r>
+      <w:r>
+        <w:rPr>
+          <w:b/>
+          <w:lang w:val="ar_AE" w:bidi="ar_AE"/>
+        </w:rPr>
         <w:t>"</w:t>
       </w:r>
       <w:r>
@@ -4765,6 +5360,23 @@
           <w:b/>
           <w:lang w:val="ar_AE" w:bidi="ar_AE"/>
         </w:rPr>
+        <w:t>οὗτός ἐστιν ὁ πλάνος καὶ ὁ ἀντίχριστος</w:t>
+      </w:r>
+    </w:p>
+    <w:p>
+      <w:pPr>
+        <w:bidi/>
+      </w:pPr>
+      <w:r>
+        <w:rPr>
+          <w:lang w:val="ar_AE" w:bidi="ar_AE"/>
+        </w:rPr>
+      </w:r>
+      <w:r>
+        <w:rPr>
+          <w:b/>
+          <w:lang w:val="ar_AE" w:bidi="ar_AE"/>
+        </w:rPr>
         <w:t>"</w:t>
       </w:r>
       <w:r>
@@ -4884,6 +5496,23 @@
           <w:b/>
           <w:lang w:val="ar_AE" w:bidi="ar_AE"/>
         </w:rPr>
+        <w:t>ὁ πλάνος καὶ ὁ ἀντίχριστος</w:t>
+      </w:r>
+    </w:p>
+    <w:p>
+      <w:pPr>
+        <w:bidi/>
+      </w:pPr>
+      <w:r>
+        <w:rPr>
+          <w:lang w:val="ar_AE" w:bidi="ar_AE"/>
+        </w:rPr>
+      </w:r>
+      <w:r>
+        <w:rPr>
+          <w:b/>
+          <w:lang w:val="ar_AE" w:bidi="ar_AE"/>
+        </w:rPr>
         <w:t>"</w:t>
       </w:r>
       <w:r>
@@ -5016,6 +5645,23 @@
           <w:b/>
           <w:lang w:val="ar_AE" w:bidi="ar_AE"/>
         </w:rPr>
+        <w:t>βλέπετε ἑαυτούς</w:t>
+      </w:r>
+    </w:p>
+    <w:p>
+      <w:pPr>
+        <w:bidi/>
+      </w:pPr>
+      <w:r>
+        <w:rPr>
+          <w:lang w:val="ar_AE" w:bidi="ar_AE"/>
+        </w:rPr>
+      </w:r>
+      <w:r>
+        <w:rPr>
+          <w:b/>
+          <w:lang w:val="ar_AE" w:bidi="ar_AE"/>
+        </w:rPr>
         <w:t>"</w:t>
       </w:r>
       <w:r>
@@ -5135,6 +5781,23 @@
           <w:b/>
           <w:lang w:val="ar_AE" w:bidi="ar_AE"/>
         </w:rPr>
+        <w:t>βλέπετε ἑαυτούς</w:t>
+      </w:r>
+    </w:p>
+    <w:p>
+      <w:pPr>
+        <w:bidi/>
+      </w:pPr>
+      <w:r>
+        <w:rPr>
+          <w:lang w:val="ar_AE" w:bidi="ar_AE"/>
+        </w:rPr>
+      </w:r>
+      <w:r>
+        <w:rPr>
+          <w:b/>
+          <w:lang w:val="ar_AE" w:bidi="ar_AE"/>
+        </w:rPr>
         <w:t>"</w:t>
       </w:r>
       <w:r>
@@ -5241,6 +5904,23 @@
           <w:b/>
           <w:lang w:val="ar_AE" w:bidi="ar_AE"/>
         </w:rPr>
+        <w:t>ἃ</w:t>
+      </w:r>
+    </w:p>
+    <w:p>
+      <w:pPr>
+        <w:bidi/>
+      </w:pPr>
+      <w:r>
+        <w:rPr>
+          <w:lang w:val="ar_AE" w:bidi="ar_AE"/>
+        </w:rPr>
+      </w:r>
+      <w:r>
+        <w:rPr>
+          <w:b/>
+          <w:lang w:val="ar_AE" w:bidi="ar_AE"/>
+        </w:rPr>
         <w:t>"</w:t>
       </w:r>
       <w:r>
@@ -5360,6 +6040,23 @@
           <w:b/>
           <w:lang w:val="ar_AE" w:bidi="ar_AE"/>
         </w:rPr>
+        <w:t>εἰργασάμεθα</w:t>
+      </w:r>
+    </w:p>
+    <w:p>
+      <w:pPr>
+        <w:bidi/>
+      </w:pPr>
+      <w:r>
+        <w:rPr>
+          <w:lang w:val="ar_AE" w:bidi="ar_AE"/>
+        </w:rPr>
+      </w:r>
+      <w:r>
+        <w:rPr>
+          <w:b/>
+          <w:lang w:val="ar_AE" w:bidi="ar_AE"/>
+        </w:rPr>
         <w:t>"</w:t>
       </w:r>
       <w:r>
@@ -5492,6 +6189,23 @@
           <w:b/>
           <w:lang w:val="ar_AE" w:bidi="ar_AE"/>
         </w:rPr>
+        <w:t>εἰργασάμεθα</w:t>
+      </w:r>
+    </w:p>
+    <w:p>
+      <w:pPr>
+        <w:bidi/>
+      </w:pPr>
+      <w:r>
+        <w:rPr>
+          <w:lang w:val="ar_AE" w:bidi="ar_AE"/>
+        </w:rPr>
+      </w:r>
+      <w:r>
+        <w:rPr>
+          <w:b/>
+          <w:lang w:val="ar_AE" w:bidi="ar_AE"/>
+        </w:rPr>
         <w:t>"</w:t>
       </w:r>
       <w:r>
@@ -5611,6 +6325,23 @@
           <w:b/>
           <w:lang w:val="ar_AE" w:bidi="ar_AE"/>
         </w:rPr>
+        <w:t>μισθὸν πλήρη</w:t>
+      </w:r>
+    </w:p>
+    <w:p>
+      <w:pPr>
+        <w:bidi/>
+      </w:pPr>
+      <w:r>
+        <w:rPr>
+          <w:lang w:val="ar_AE" w:bidi="ar_AE"/>
+        </w:rPr>
+      </w:r>
+      <w:r>
+        <w:rPr>
+          <w:b/>
+          <w:lang w:val="ar_AE" w:bidi="ar_AE"/>
+        </w:rPr>
         <w:t>"</w:t>
       </w:r>
       <w:r>
@@ -5730,6 +6461,23 @@
           <w:b/>
           <w:lang w:val="ar_AE" w:bidi="ar_AE"/>
         </w:rPr>
+        <w:t>πᾶς ὁ προάγων καὶ μὴ μένων ἐν τῇ διδαχῇ τοῦ Χριστοῦ</w:t>
+      </w:r>
+    </w:p>
+    <w:p>
+      <w:pPr>
+        <w:bidi/>
+      </w:pPr>
+      <w:r>
+        <w:rPr>
+          <w:lang w:val="ar_AE" w:bidi="ar_AE"/>
+        </w:rPr>
+      </w:r>
+      <w:r>
+        <w:rPr>
+          <w:b/>
+          <w:lang w:val="ar_AE" w:bidi="ar_AE"/>
+        </w:rPr>
         <w:t>"</w:t>
       </w:r>
       <w:r>
@@ -5888,6 +6636,23 @@
           <w:b/>
           <w:lang w:val="ar_AE" w:bidi="ar_AE"/>
         </w:rPr>
+        <w:t>πᾶς ὁ προάγων καὶ μὴ μένων ἐν τῇ διδαχῇ τοῦ Χριστοῦ</w:t>
+      </w:r>
+    </w:p>
+    <w:p>
+      <w:pPr>
+        <w:bidi/>
+      </w:pPr>
+      <w:r>
+        <w:rPr>
+          <w:lang w:val="ar_AE" w:bidi="ar_AE"/>
+        </w:rPr>
+      </w:r>
+      <w:r>
+        <w:rPr>
+          <w:b/>
+          <w:lang w:val="ar_AE" w:bidi="ar_AE"/>
+        </w:rPr>
         <w:t>"</w:t>
       </w:r>
       <w:r>
@@ -6020,6 +6785,23 @@
           <w:b/>
           <w:lang w:val="ar_AE" w:bidi="ar_AE"/>
         </w:rPr>
+        <w:t>Θεὸν οὐκ ἔχει</w:t>
+      </w:r>
+    </w:p>
+    <w:p>
+      <w:pPr>
+        <w:bidi/>
+      </w:pPr>
+      <w:r>
+        <w:rPr>
+          <w:lang w:val="ar_AE" w:bidi="ar_AE"/>
+        </w:rPr>
+      </w:r>
+      <w:r>
+        <w:rPr>
+          <w:b/>
+          <w:lang w:val="ar_AE" w:bidi="ar_AE"/>
+        </w:rPr>
         <w:t>"</w:t>
       </w:r>
       <w:r>
@@ -6139,6 +6921,23 @@
           <w:b/>
           <w:lang w:val="ar_AE" w:bidi="ar_AE"/>
         </w:rPr>
+        <w:t>ὁ μένων ἐν τῇ διδαχῇ, οὗτος καὶ τὸν Πατέρα καὶ τὸν Υἱὸν ἔχει</w:t>
+      </w:r>
+    </w:p>
+    <w:p>
+      <w:pPr>
+        <w:bidi/>
+      </w:pPr>
+      <w:r>
+        <w:rPr>
+          <w:lang w:val="ar_AE" w:bidi="ar_AE"/>
+        </w:rPr>
+      </w:r>
+      <w:r>
+        <w:rPr>
+          <w:b/>
+          <w:lang w:val="ar_AE" w:bidi="ar_AE"/>
+        </w:rPr>
         <w:t>"</w:t>
       </w:r>
       <w:r>
@@ -6271,6 +7070,23 @@
           <w:b/>
           <w:lang w:val="ar_AE" w:bidi="ar_AE"/>
         </w:rPr>
+        <w:t>ὁ μένων ἐν τῇ διδαχῇ</w:t>
+      </w:r>
+    </w:p>
+    <w:p>
+      <w:pPr>
+        <w:bidi/>
+      </w:pPr>
+      <w:r>
+        <w:rPr>
+          <w:lang w:val="ar_AE" w:bidi="ar_AE"/>
+        </w:rPr>
+      </w:r>
+      <w:r>
+        <w:rPr>
+          <w:b/>
+          <w:lang w:val="ar_AE" w:bidi="ar_AE"/>
+        </w:rPr>
         <w:t>"</w:t>
       </w:r>
       <w:r>
@@ -6377,6 +7193,23 @@
           <w:b/>
           <w:lang w:val="ar_AE" w:bidi="ar_AE"/>
         </w:rPr>
+        <w:t>οὗτος</w:t>
+      </w:r>
+    </w:p>
+    <w:p>
+      <w:pPr>
+        <w:bidi/>
+      </w:pPr>
+      <w:r>
+        <w:rPr>
+          <w:lang w:val="ar_AE" w:bidi="ar_AE"/>
+        </w:rPr>
+      </w:r>
+      <w:r>
+        <w:rPr>
+          <w:b/>
+          <w:lang w:val="ar_AE" w:bidi="ar_AE"/>
+        </w:rPr>
         <w:t>"</w:t>
       </w:r>
       <w:r>
@@ -6509,6 +7342,23 @@
           <w:b/>
           <w:lang w:val="ar_AE" w:bidi="ar_AE"/>
         </w:rPr>
+        <w:t>τὸν Πατέρα καὶ τὸν Υἱὸν</w:t>
+      </w:r>
+    </w:p>
+    <w:p>
+      <w:pPr>
+        <w:bidi/>
+      </w:pPr>
+      <w:r>
+        <w:rPr>
+          <w:lang w:val="ar_AE" w:bidi="ar_AE"/>
+        </w:rPr>
+      </w:r>
+      <w:r>
+        <w:rPr>
+          <w:b/>
+          <w:lang w:val="ar_AE" w:bidi="ar_AE"/>
+        </w:rPr>
         <w:t>"</w:t>
       </w:r>
       <w:r>
@@ -6635,6 +7485,23 @@
           <w:b/>
           <w:lang w:val="ar_AE" w:bidi="ar_AE"/>
         </w:rPr>
+        <w:t>εἴ τις ἔρχεται πρὸς ὑμᾶς, καὶ ταύτην τὴν διδαχὴν οὐ φέρει</w:t>
+      </w:r>
+    </w:p>
+    <w:p>
+      <w:pPr>
+        <w:bidi/>
+      </w:pPr>
+      <w:r>
+        <w:rPr>
+          <w:lang w:val="ar_AE" w:bidi="ar_AE"/>
+        </w:rPr>
+      </w:r>
+      <w:r>
+        <w:rPr>
+          <w:b/>
+          <w:lang w:val="ar_AE" w:bidi="ar_AE"/>
+        </w:rPr>
         <w:t>"</w:t>
       </w:r>
       <w:r>
@@ -6680,7 +7547,7 @@
         </w:rPr>
         <w:t xml:space="preserve"> هنا "أي معلم أو واعظ". لا يريد يوحنا من المؤمنين أن يستقبلوا أي معلم لا يُعلِّم ما علَّمه يسوع وتحديدًا أن يسوع جاء كإنسان (انظر: </w:t>
       </w:r>
-      <w:hyperlink r:id="rId19">
+      <w:hyperlink r:id="rId21">
         <w:r>
           <w:rPr>
             <w:lang w:val="ar_AE" w:bidi="ar_AE"/>
@@ -6772,6 +7639,23 @@
           <w:b/>
           <w:lang w:val="ar_AE" w:bidi="ar_AE"/>
         </w:rPr>
+        <w:t>ταύτην τὴν διδαχὴν οὐ φέρει</w:t>
+      </w:r>
+    </w:p>
+    <w:p>
+      <w:pPr>
+        <w:bidi/>
+      </w:pPr>
+      <w:r>
+        <w:rPr>
+          <w:lang w:val="ar_AE" w:bidi="ar_AE"/>
+        </w:rPr>
+      </w:r>
+      <w:r>
+        <w:rPr>
+          <w:b/>
+          <w:lang w:val="ar_AE" w:bidi="ar_AE"/>
+        </w:rPr>
         <w:t>"</w:t>
       </w:r>
       <w:r>
@@ -6904,6 +7788,23 @@
           <w:b/>
           <w:lang w:val="ar_AE" w:bidi="ar_AE"/>
         </w:rPr>
+        <w:t>ταύτην τὴν διδαχὴν</w:t>
+      </w:r>
+    </w:p>
+    <w:p>
+      <w:pPr>
+        <w:bidi/>
+      </w:pPr>
+      <w:r>
+        <w:rPr>
+          <w:lang w:val="ar_AE" w:bidi="ar_AE"/>
+        </w:rPr>
+      </w:r>
+      <w:r>
+        <w:rPr>
+          <w:b/>
+          <w:lang w:val="ar_AE" w:bidi="ar_AE"/>
+        </w:rPr>
         <w:t>"</w:t>
       </w:r>
       <w:r>
@@ -6949,7 +7850,7 @@
         </w:rPr>
         <w:t xml:space="preserve"> إلى التعليم المذكور في الآية </w:t>
       </w:r>
-      <w:hyperlink r:id="rId19">
+      <w:hyperlink r:id="rId21">
         <w:r>
           <w:rPr>
             <w:lang w:val="ar_AE" w:bidi="ar_AE"/>
@@ -7041,6 +7942,23 @@
           <w:b/>
           <w:lang w:val="ar_AE" w:bidi="ar_AE"/>
         </w:rPr>
+        <w:t>μὴ λαμβάνετε αὐτὸν εἰς οἰκίαν</w:t>
+      </w:r>
+    </w:p>
+    <w:p>
+      <w:pPr>
+        <w:bidi/>
+      </w:pPr>
+      <w:r>
+        <w:rPr>
+          <w:lang w:val="ar_AE" w:bidi="ar_AE"/>
+        </w:rPr>
+      </w:r>
+      <w:r>
+        <w:rPr>
+          <w:b/>
+          <w:lang w:val="ar_AE" w:bidi="ar_AE"/>
+        </w:rPr>
         <w:t>"</w:t>
       </w:r>
       <w:r>
@@ -7147,6 +8065,23 @@
           <w:b/>
           <w:lang w:val="ar_AE" w:bidi="ar_AE"/>
         </w:rPr>
+        <w:t>χαίρειν αὐτῷ μὴ λέγετε</w:t>
+      </w:r>
+    </w:p>
+    <w:p>
+      <w:pPr>
+        <w:bidi/>
+      </w:pPr>
+      <w:r>
+        <w:rPr>
+          <w:lang w:val="ar_AE" w:bidi="ar_AE"/>
+        </w:rPr>
+      </w:r>
+      <w:r>
+        <w:rPr>
+          <w:b/>
+          <w:lang w:val="ar_AE" w:bidi="ar_AE"/>
+        </w:rPr>
         <w:t>"</w:t>
       </w:r>
       <w:r>
@@ -7253,6 +8188,23 @@
           <w:b/>
           <w:lang w:val="ar_AE" w:bidi="ar_AE"/>
         </w:rPr>
+        <w:t>ὁ λέγων &amp; αὐτῷ χαίρειν</w:t>
+      </w:r>
+    </w:p>
+    <w:p>
+      <w:pPr>
+        <w:bidi/>
+      </w:pPr>
+      <w:r>
+        <w:rPr>
+          <w:lang w:val="ar_AE" w:bidi="ar_AE"/>
+        </w:rPr>
+      </w:r>
+      <w:r>
+        <w:rPr>
+          <w:b/>
+          <w:lang w:val="ar_AE" w:bidi="ar_AE"/>
+        </w:rPr>
         <w:t>"</w:t>
       </w:r>
       <w:r>
@@ -7372,6 +8324,23 @@
           <w:b/>
           <w:lang w:val="ar_AE" w:bidi="ar_AE"/>
         </w:rPr>
+        <w:t>κοινωνεῖ τοῖς ἔργοις αὐτοῦ τοῖς πονηροῖς</w:t>
+      </w:r>
+    </w:p>
+    <w:p>
+      <w:pPr>
+        <w:bidi/>
+      </w:pPr>
+      <w:r>
+        <w:rPr>
+          <w:lang w:val="ar_AE" w:bidi="ar_AE"/>
+        </w:rPr>
+      </w:r>
+      <w:r>
+        <w:rPr>
+          <w:b/>
+          <w:lang w:val="ar_AE" w:bidi="ar_AE"/>
+        </w:rPr>
         <w:t>"</w:t>
       </w:r>
       <w:r>
@@ -7491,6 +8460,23 @@
           <w:b/>
           <w:lang w:val="ar_AE" w:bidi="ar_AE"/>
         </w:rPr>
+        <w:t>οὐκ ἐβουλήθην διὰ χάρτου καὶ μέλανος</w:t>
+      </w:r>
+    </w:p>
+    <w:p>
+      <w:pPr>
+        <w:bidi/>
+      </w:pPr>
+      <w:r>
+        <w:rPr>
+          <w:lang w:val="ar_AE" w:bidi="ar_AE"/>
+        </w:rPr>
+      </w:r>
+      <w:r>
+        <w:rPr>
+          <w:b/>
+          <w:lang w:val="ar_AE" w:bidi="ar_AE"/>
+        </w:rPr>
         <w:t>"</w:t>
       </w:r>
       <w:r>
@@ -7597,6 +8583,23 @@
           <w:b/>
           <w:lang w:val="ar_AE" w:bidi="ar_AE"/>
         </w:rPr>
+        <w:t>διὰ χάρτου καὶ μέλανος</w:t>
+      </w:r>
+    </w:p>
+    <w:p>
+      <w:pPr>
+        <w:bidi/>
+      </w:pPr>
+      <w:r>
+        <w:rPr>
+          <w:lang w:val="ar_AE" w:bidi="ar_AE"/>
+        </w:rPr>
+      </w:r>
+      <w:r>
+        <w:rPr>
+          <w:b/>
+          <w:lang w:val="ar_AE" w:bidi="ar_AE"/>
+        </w:rPr>
         <w:t>"</w:t>
       </w:r>
       <w:r>
@@ -7716,6 +8719,23 @@
           <w:b/>
           <w:lang w:val="ar_AE" w:bidi="ar_AE"/>
         </w:rPr>
+        <w:t>γενέσθαι</w:t>
+      </w:r>
+    </w:p>
+    <w:p>
+      <w:pPr>
+        <w:bidi/>
+      </w:pPr>
+      <w:r>
+        <w:rPr>
+          <w:lang w:val="ar_AE" w:bidi="ar_AE"/>
+        </w:rPr>
+      </w:r>
+      <w:r>
+        <w:rPr>
+          <w:b/>
+          <w:lang w:val="ar_AE" w:bidi="ar_AE"/>
+        </w:rPr>
         <w:t>"</w:t>
       </w:r>
       <w:r>
@@ -7835,6 +8855,23 @@
           <w:b/>
           <w:lang w:val="ar_AE" w:bidi="ar_AE"/>
         </w:rPr>
+        <w:t>στόμα πρὸς στόμα λαλῆσαι</w:t>
+      </w:r>
+    </w:p>
+    <w:p>
+      <w:pPr>
+        <w:bidi/>
+      </w:pPr>
+      <w:r>
+        <w:rPr>
+          <w:lang w:val="ar_AE" w:bidi="ar_AE"/>
+        </w:rPr>
+      </w:r>
+      <w:r>
+        <w:rPr>
+          <w:b/>
+          <w:lang w:val="ar_AE" w:bidi="ar_AE"/>
+        </w:rPr>
         <w:t>"</w:t>
       </w:r>
       <w:r>
@@ -7954,6 +8991,23 @@
           <w:b/>
           <w:lang w:val="ar_AE" w:bidi="ar_AE"/>
         </w:rPr>
+        <w:t>ἵνα ἡ χαρὰ ὑμῶν πεπληρωμένη ᾖ</w:t>
+      </w:r>
+    </w:p>
+    <w:p>
+      <w:pPr>
+        <w:bidi/>
+      </w:pPr>
+      <w:r>
+        <w:rPr>
+          <w:lang w:val="ar_AE" w:bidi="ar_AE"/>
+        </w:rPr>
+      </w:r>
+      <w:r>
+        <w:rPr>
+          <w:b/>
+          <w:lang w:val="ar_AE" w:bidi="ar_AE"/>
+        </w:rPr>
         <w:t>"</w:t>
       </w:r>
       <w:r>
@@ -8060,6 +9114,23 @@
           <w:b/>
           <w:lang w:val="ar_AE" w:bidi="ar_AE"/>
         </w:rPr>
+        <w:t>ἵνα ἡ χαρὰ ὑμῶν πεπληρωμένη ᾖ</w:t>
+      </w:r>
+    </w:p>
+    <w:p>
+      <w:pPr>
+        <w:bidi/>
+      </w:pPr>
+      <w:r>
+        <w:rPr>
+          <w:lang w:val="ar_AE" w:bidi="ar_AE"/>
+        </w:rPr>
+      </w:r>
+      <w:r>
+        <w:rPr>
+          <w:b/>
+          <w:lang w:val="ar_AE" w:bidi="ar_AE"/>
+        </w:rPr>
         <w:t>"</w:t>
       </w:r>
       <w:r>
@@ -8179,6 +9250,23 @@
           <w:b/>
           <w:lang w:val="ar_AE" w:bidi="ar_AE"/>
         </w:rPr>
+        <w:t>ἡ χαρὰ ὑμῶν πεπληρωμένη ᾖ</w:t>
+      </w:r>
+    </w:p>
+    <w:p>
+      <w:pPr>
+        <w:bidi/>
+      </w:pPr>
+      <w:r>
+        <w:rPr>
+          <w:lang w:val="ar_AE" w:bidi="ar_AE"/>
+        </w:rPr>
+      </w:r>
+      <w:r>
+        <w:rPr>
+          <w:b/>
+          <w:lang w:val="ar_AE" w:bidi="ar_AE"/>
+        </w:rPr>
         <w:t>"</w:t>
       </w:r>
       <w:r>
@@ -8285,6 +9373,23 @@
           <w:b/>
           <w:lang w:val="ar_AE" w:bidi="ar_AE"/>
         </w:rPr>
+        <w:t>ὑμῶν</w:t>
+      </w:r>
+    </w:p>
+    <w:p>
+      <w:pPr>
+        <w:bidi/>
+      </w:pPr>
+      <w:r>
+        <w:rPr>
+          <w:lang w:val="ar_AE" w:bidi="ar_AE"/>
+        </w:rPr>
+      </w:r>
+      <w:r>
+        <w:rPr>
+          <w:b/>
+          <w:lang w:val="ar_AE" w:bidi="ar_AE"/>
+        </w:rPr>
         <w:t>"فرحكم"</w:t>
       </w:r>
     </w:p>
@@ -8390,6 +9495,23 @@
           <w:b/>
           <w:lang w:val="ar_AE" w:bidi="ar_AE"/>
         </w:rPr>
+        <w:t>τὰ τέκνα τῆς ἀδελφῆς σου τῆς ἐκλεκτῆς</w:t>
+      </w:r>
+    </w:p>
+    <w:p>
+      <w:pPr>
+        <w:bidi/>
+      </w:pPr>
+      <w:r>
+        <w:rPr>
+          <w:lang w:val="ar_AE" w:bidi="ar_AE"/>
+        </w:rPr>
+      </w:r>
+      <w:r>
+        <w:rPr>
+          <w:b/>
+          <w:lang w:val="ar_AE" w:bidi="ar_AE"/>
+        </w:rPr>
         <w:t>"</w:t>
       </w:r>
       <w:r>
@@ -8422,7 +9544,7 @@
         </w:rPr>
         <w:t xml:space="preserve">انظر إلى مناقشة هذه الاستعارة في الجزء 3 من المقدمة. كما يستخدم يوحنا مصطلح "كيريَّة المختارة" كتعبير مجازي للمجموعة من المؤمنين الذين يكتب إليهم في الآية </w:t>
       </w:r>
-      <w:hyperlink r:id="rId15">
+      <w:hyperlink r:id="rId17">
         <w:r>
           <w:rPr>
             <w:lang w:val="ar_AE" w:bidi="ar_AE"/>
@@ -8527,6 +9649,23 @@
           <w:b/>
           <w:lang w:val="ar_AE" w:bidi="ar_AE"/>
         </w:rPr>
+        <w:t>τὰ τέκνα τῆς ἀδελφῆς σου τῆς ἐκλεκτῆς</w:t>
+      </w:r>
+    </w:p>
+    <w:p>
+      <w:pPr>
+        <w:bidi/>
+      </w:pPr>
+      <w:r>
+        <w:rPr>
+          <w:lang w:val="ar_AE" w:bidi="ar_AE"/>
+        </w:rPr>
+      </w:r>
+      <w:r>
+        <w:rPr>
+          <w:b/>
+          <w:lang w:val="ar_AE" w:bidi="ar_AE"/>
+        </w:rPr>
         <w:t>"</w:t>
       </w:r>
       <w:r>
@@ -8646,6 +9785,23 @@
           <w:b/>
           <w:lang w:val="ar_AE" w:bidi="ar_AE"/>
         </w:rPr>
+        <w:t>ἀσπάζεταί σε</w:t>
+      </w:r>
+    </w:p>
+    <w:p>
+      <w:pPr>
+        <w:bidi/>
+      </w:pPr>
+      <w:r>
+        <w:rPr>
+          <w:lang w:val="ar_AE" w:bidi="ar_AE"/>
+        </w:rPr>
+      </w:r>
+      <w:r>
+        <w:rPr>
+          <w:b/>
+          <w:lang w:val="ar_AE" w:bidi="ar_AE"/>
+        </w:rPr>
         <w:t>"</w:t>
       </w:r>
       <w:r>
@@ -8736,6 +9892,23 @@
         <w:rPr>
           <w:lang w:val="ar_AE" w:bidi="ar_AE"/>
         </w:rPr>
+      </w:r>
+    </w:p>
+    <w:p>
+      <w:pPr>
+        <w:bidi/>
+      </w:pPr>
+      <w:r>
+        <w:rPr>
+          <w:lang w:val="ar_AE" w:bidi="ar_AE"/>
+        </w:rPr>
+      </w:r>
+      <w:r>
+        <w:rPr>
+          <w:b/>
+          <w:lang w:val="ar_AE" w:bidi="ar_AE"/>
+        </w:rPr>
+        <w:t>σε &amp; σου</w:t>
       </w:r>
     </w:p>
     <w:p>

--- a/arb/docx/63.content.docx
+++ b/arb/docx/63.content.docx
@@ -741,6 +741,23 @@
           <w:b/>
           <w:lang w:val="ar_AE" w:bidi="ar_AE"/>
         </w:rPr>
+        <w:t>ὁ πρεσβύτερος</w:t>
+      </w:r>
+    </w:p>
+    <w:p>
+      <w:pPr>
+        <w:bidi/>
+      </w:pPr>
+      <w:r>
+        <w:rPr>
+          <w:lang w:val="ar_AE" w:bidi="ar_AE"/>
+        </w:rPr>
+      </w:r>
+      <w:r>
+        <w:rPr>
+          <w:b/>
+          <w:lang w:val="ar_AE" w:bidi="ar_AE"/>
+        </w:rPr>
         <w:t>"</w:t>
       </w:r>
       <w:r>
@@ -847,6 +864,23 @@
           <w:b/>
           <w:lang w:val="ar_AE" w:bidi="ar_AE"/>
         </w:rPr>
+        <w:t>ὁ πρεσβύτερος</w:t>
+      </w:r>
+    </w:p>
+    <w:p>
+      <w:pPr>
+        <w:bidi/>
+      </w:pPr>
+      <w:r>
+        <w:rPr>
+          <w:lang w:val="ar_AE" w:bidi="ar_AE"/>
+        </w:rPr>
+      </w:r>
+      <w:r>
+        <w:rPr>
+          <w:b/>
+          <w:lang w:val="ar_AE" w:bidi="ar_AE"/>
+        </w:rPr>
         <w:t>"</w:t>
       </w:r>
       <w:r>
@@ -979,6 +1013,23 @@
           <w:b/>
           <w:lang w:val="ar_AE" w:bidi="ar_AE"/>
         </w:rPr>
+        <w:t>ἐκλεκτῇ κυρίᾳ καὶ τοῖς τέκνοις αὐτῆς</w:t>
+      </w:r>
+    </w:p>
+    <w:p>
+      <w:pPr>
+        <w:bidi/>
+      </w:pPr>
+      <w:r>
+        <w:rPr>
+          <w:lang w:val="ar_AE" w:bidi="ar_AE"/>
+        </w:rPr>
+      </w:r>
+      <w:r>
+        <w:rPr>
+          <w:b/>
+          <w:lang w:val="ar_AE" w:bidi="ar_AE"/>
+        </w:rPr>
         <w:t>"</w:t>
       </w:r>
       <w:r>
@@ -1085,6 +1136,23 @@
           <w:b/>
           <w:lang w:val="ar_AE" w:bidi="ar_AE"/>
         </w:rPr>
+        <w:t>ἐκλεκτῇ κυρίᾳ καὶ τοῖς τέκνοις αὐτῆς</w:t>
+      </w:r>
+    </w:p>
+    <w:p>
+      <w:pPr>
+        <w:bidi/>
+      </w:pPr>
+      <w:r>
+        <w:rPr>
+          <w:lang w:val="ar_AE" w:bidi="ar_AE"/>
+        </w:rPr>
+      </w:r>
+      <w:r>
+        <w:rPr>
+          <w:b/>
+          <w:lang w:val="ar_AE" w:bidi="ar_AE"/>
+        </w:rPr>
         <w:t>"</w:t>
       </w:r>
       <w:r>
@@ -1204,6 +1272,23 @@
           <w:b/>
           <w:lang w:val="ar_AE" w:bidi="ar_AE"/>
         </w:rPr>
+        <w:t>ἐκλεκτῇ κυρίᾳ καὶ τοῖς τέκνοις αὐτῆς</w:t>
+      </w:r>
+    </w:p>
+    <w:p>
+      <w:pPr>
+        <w:bidi/>
+      </w:pPr>
+      <w:r>
+        <w:rPr>
+          <w:lang w:val="ar_AE" w:bidi="ar_AE"/>
+        </w:rPr>
+      </w:r>
+      <w:r>
+        <w:rPr>
+          <w:b/>
+          <w:lang w:val="ar_AE" w:bidi="ar_AE"/>
+        </w:rPr>
         <w:t>"</w:t>
       </w:r>
       <w:r>
@@ -1323,6 +1408,23 @@
           <w:b/>
           <w:lang w:val="ar_AE" w:bidi="ar_AE"/>
         </w:rPr>
+        <w:t>ἀγαπῶ ἐν ἀληθείᾳ</w:t>
+      </w:r>
+    </w:p>
+    <w:p>
+      <w:pPr>
+        <w:bidi/>
+      </w:pPr>
+      <w:r>
+        <w:rPr>
+          <w:lang w:val="ar_AE" w:bidi="ar_AE"/>
+        </w:rPr>
+      </w:r>
+      <w:r>
+        <w:rPr>
+          <w:b/>
+          <w:lang w:val="ar_AE" w:bidi="ar_AE"/>
+        </w:rPr>
         <w:t>"</w:t>
       </w:r>
       <w:r>
@@ -1455,6 +1557,23 @@
           <w:b/>
           <w:lang w:val="ar_AE" w:bidi="ar_AE"/>
         </w:rPr>
+        <w:t>πάντες οἱ ἐγνωκότες τὴν ἀλήθειαν</w:t>
+      </w:r>
+    </w:p>
+    <w:p>
+      <w:pPr>
+        <w:bidi/>
+      </w:pPr>
+      <w:r>
+        <w:rPr>
+          <w:lang w:val="ar_AE" w:bidi="ar_AE"/>
+        </w:rPr>
+      </w:r>
+      <w:r>
+        <w:rPr>
+          <w:b/>
+          <w:lang w:val="ar_AE" w:bidi="ar_AE"/>
+        </w:rPr>
         <w:t>"</w:t>
       </w:r>
       <w:r>
@@ -1587,6 +1706,23 @@
           <w:b/>
           <w:lang w:val="ar_AE" w:bidi="ar_AE"/>
         </w:rPr>
+        <w:t>τὴν ἀλήθειαν</w:t>
+      </w:r>
+    </w:p>
+    <w:p>
+      <w:pPr>
+        <w:bidi/>
+      </w:pPr>
+      <w:r>
+        <w:rPr>
+          <w:lang w:val="ar_AE" w:bidi="ar_AE"/>
+        </w:rPr>
+      </w:r>
+      <w:r>
+        <w:rPr>
+          <w:b/>
+          <w:lang w:val="ar_AE" w:bidi="ar_AE"/>
+        </w:rPr>
         <w:t>"</w:t>
       </w:r>
       <w:r>
@@ -1706,6 +1842,23 @@
           <w:b/>
           <w:lang w:val="ar_AE" w:bidi="ar_AE"/>
         </w:rPr>
+        <w:t>ἡμῖν &amp; ἡμῶν</w:t>
+      </w:r>
+    </w:p>
+    <w:p>
+      <w:pPr>
+        <w:bidi/>
+      </w:pPr>
+      <w:r>
+        <w:rPr>
+          <w:lang w:val="ar_AE" w:bidi="ar_AE"/>
+        </w:rPr>
+      </w:r>
+      <w:r>
+        <w:rPr>
+          <w:b/>
+          <w:lang w:val="ar_AE" w:bidi="ar_AE"/>
+        </w:rPr>
         <w:t>"</w:t>
       </w:r>
       <w:r>
@@ -1852,6 +2005,23 @@
           <w:b/>
           <w:lang w:val="ar_AE" w:bidi="ar_AE"/>
         </w:rPr>
+        <w:t>εἰς τὸν αἰῶνα</w:t>
+      </w:r>
+    </w:p>
+    <w:p>
+      <w:pPr>
+        <w:bidi/>
+      </w:pPr>
+      <w:r>
+        <w:rPr>
+          <w:lang w:val="ar_AE" w:bidi="ar_AE"/>
+        </w:rPr>
+      </w:r>
+      <w:r>
+        <w:rPr>
+          <w:b/>
+          <w:lang w:val="ar_AE" w:bidi="ar_AE"/>
+        </w:rPr>
         <w:t>"</w:t>
       </w:r>
       <w:r>
@@ -1958,6 +2128,23 @@
           <w:b/>
           <w:lang w:val="ar_AE" w:bidi="ar_AE"/>
         </w:rPr>
+        <w:t>ἔσται μεθ’ ἡμῶν χάρις, ἔλεος, εἰρήνη, παρὰ Θεοῦ Πατρός καὶ παρὰ Ἰησοῦ Χριστοῦ</w:t>
+      </w:r>
+    </w:p>
+    <w:p>
+      <w:pPr>
+        <w:bidi/>
+      </w:pPr>
+      <w:r>
+        <w:rPr>
+          <w:lang w:val="ar_AE" w:bidi="ar_AE"/>
+        </w:rPr>
+      </w:r>
+      <w:r>
+        <w:rPr>
+          <w:b/>
+          <w:lang w:val="ar_AE" w:bidi="ar_AE"/>
+        </w:rPr>
         <w:t>"</w:t>
       </w:r>
       <w:r>
@@ -2129,6 +2316,23 @@
           <w:b/>
           <w:lang w:val="ar_AE" w:bidi="ar_AE"/>
         </w:rPr>
+        <w:t>ἔσται μεθ’ ἡμῶν χάρις, ἔλεος, εἰρήνη</w:t>
+      </w:r>
+    </w:p>
+    <w:p>
+      <w:pPr>
+        <w:bidi/>
+      </w:pPr>
+      <w:r>
+        <w:rPr>
+          <w:lang w:val="ar_AE" w:bidi="ar_AE"/>
+        </w:rPr>
+      </w:r>
+      <w:r>
+        <w:rPr>
+          <w:b/>
+          <w:lang w:val="ar_AE" w:bidi="ar_AE"/>
+        </w:rPr>
         <w:t>"</w:t>
       </w:r>
       <w:r>
@@ -2235,6 +2439,23 @@
           <w:b/>
           <w:lang w:val="ar_AE" w:bidi="ar_AE"/>
         </w:rPr>
+        <w:t>Πατρός &amp; Υἱοῦ</w:t>
+      </w:r>
+    </w:p>
+    <w:p>
+      <w:pPr>
+        <w:bidi/>
+      </w:pPr>
+      <w:r>
+        <w:rPr>
+          <w:lang w:val="ar_AE" w:bidi="ar_AE"/>
+        </w:rPr>
+      </w:r>
+      <w:r>
+        <w:rPr>
+          <w:b/>
+          <w:lang w:val="ar_AE" w:bidi="ar_AE"/>
+        </w:rPr>
         <w:t>"</w:t>
       </w:r>
       <w:r>
@@ -2354,6 +2575,23 @@
           <w:b/>
           <w:lang w:val="ar_AE" w:bidi="ar_AE"/>
         </w:rPr>
+        <w:t>ἐν ἀληθείᾳ καὶ ἀγάπῃ</w:t>
+      </w:r>
+    </w:p>
+    <w:p>
+      <w:pPr>
+        <w:bidi/>
+      </w:pPr>
+      <w:r>
+        <w:rPr>
+          <w:lang w:val="ar_AE" w:bidi="ar_AE"/>
+        </w:rPr>
+      </w:r>
+      <w:r>
+        <w:rPr>
+          <w:b/>
+          <w:lang w:val="ar_AE" w:bidi="ar_AE"/>
+        </w:rPr>
         <w:t>"</w:t>
       </w:r>
       <w:r>
@@ -2486,6 +2724,23 @@
           <w:b/>
           <w:lang w:val="ar_AE" w:bidi="ar_AE"/>
         </w:rPr>
+        <w:t>ἐχάρην λείαν ὅτι εὕρηκα ἐκ τῶν τέκνων σου περιπατοῦντας ἐν ἀληθείᾳ</w:t>
+      </w:r>
+    </w:p>
+    <w:p>
+      <w:pPr>
+        <w:bidi/>
+      </w:pPr>
+      <w:r>
+        <w:rPr>
+          <w:lang w:val="ar_AE" w:bidi="ar_AE"/>
+        </w:rPr>
+      </w:r>
+      <w:r>
+        <w:rPr>
+          <w:b/>
+          <w:lang w:val="ar_AE" w:bidi="ar_AE"/>
+        </w:rPr>
         <w:t>"</w:t>
       </w:r>
       <w:r>
@@ -2589,6 +2844,23 @@
         <w:rPr>
           <w:lang w:val="ar_AE" w:bidi="ar_AE"/>
         </w:rPr>
+      </w:r>
+    </w:p>
+    <w:p>
+      <w:pPr>
+        <w:bidi/>
+      </w:pPr>
+      <w:r>
+        <w:rPr>
+          <w:lang w:val="ar_AE" w:bidi="ar_AE"/>
+        </w:rPr>
+      </w:r>
+      <w:r>
+        <w:rPr>
+          <w:b/>
+          <w:lang w:val="ar_AE" w:bidi="ar_AE"/>
+        </w:rPr>
+        <w:t>τῶν τέκνων σου</w:t>
       </w:r>
     </w:p>
     <w:p>
@@ -2742,6 +3014,23 @@
           <w:b/>
           <w:lang w:val="ar_AE" w:bidi="ar_AE"/>
         </w:rPr>
+        <w:t>τῶν τέκνων σου</w:t>
+      </w:r>
+    </w:p>
+    <w:p>
+      <w:pPr>
+        <w:bidi/>
+      </w:pPr>
+      <w:r>
+        <w:rPr>
+          <w:lang w:val="ar_AE" w:bidi="ar_AE"/>
+        </w:rPr>
+      </w:r>
+      <w:r>
+        <w:rPr>
+          <w:b/>
+          <w:lang w:val="ar_AE" w:bidi="ar_AE"/>
+        </w:rPr>
         <w:t>"</w:t>
       </w:r>
       <w:r>
@@ -2874,6 +3163,23 @@
           <w:b/>
           <w:lang w:val="ar_AE" w:bidi="ar_AE"/>
         </w:rPr>
+        <w:t>περιπατοῦντας ἐν ἀληθείᾳ</w:t>
+      </w:r>
+    </w:p>
+    <w:p>
+      <w:pPr>
+        <w:bidi/>
+      </w:pPr>
+      <w:r>
+        <w:rPr>
+          <w:lang w:val="ar_AE" w:bidi="ar_AE"/>
+        </w:rPr>
+      </w:r>
+      <w:r>
+        <w:rPr>
+          <w:b/>
+          <w:lang w:val="ar_AE" w:bidi="ar_AE"/>
+        </w:rPr>
         <w:t>"</w:t>
       </w:r>
       <w:r>
@@ -2980,6 +3286,23 @@
           <w:b/>
           <w:lang w:val="ar_AE" w:bidi="ar_AE"/>
         </w:rPr>
+        <w:t>ἐν ἀληθείᾳ</w:t>
+      </w:r>
+    </w:p>
+    <w:p>
+      <w:pPr>
+        <w:bidi/>
+      </w:pPr>
+      <w:r>
+        <w:rPr>
+          <w:lang w:val="ar_AE" w:bidi="ar_AE"/>
+        </w:rPr>
+      </w:r>
+      <w:r>
+        <w:rPr>
+          <w:b/>
+          <w:lang w:val="ar_AE" w:bidi="ar_AE"/>
+        </w:rPr>
         <w:t>"</w:t>
       </w:r>
       <w:r>
@@ -3099,6 +3422,23 @@
           <w:b/>
           <w:lang w:val="ar_AE" w:bidi="ar_AE"/>
         </w:rPr>
+        <w:t>καθὼς ἐντολὴν ἐλάβομεν παρὰ τοῦ Πατρός</w:t>
+      </w:r>
+    </w:p>
+    <w:p>
+      <w:pPr>
+        <w:bidi/>
+      </w:pPr>
+      <w:r>
+        <w:rPr>
+          <w:lang w:val="ar_AE" w:bidi="ar_AE"/>
+        </w:rPr>
+      </w:r>
+      <w:r>
+        <w:rPr>
+          <w:b/>
+          <w:lang w:val="ar_AE" w:bidi="ar_AE"/>
+        </w:rPr>
         <w:t>"</w:t>
       </w:r>
       <w:r>
@@ -3231,6 +3571,23 @@
           <w:b/>
           <w:lang w:val="ar_AE" w:bidi="ar_AE"/>
         </w:rPr>
+        <w:t>τοῦ Πατρός</w:t>
+      </w:r>
+    </w:p>
+    <w:p>
+      <w:pPr>
+        <w:bidi/>
+      </w:pPr>
+      <w:r>
+        <w:rPr>
+          <w:lang w:val="ar_AE" w:bidi="ar_AE"/>
+        </w:rPr>
+      </w:r>
+      <w:r>
+        <w:rPr>
+          <w:b/>
+          <w:lang w:val="ar_AE" w:bidi="ar_AE"/>
+        </w:rPr>
         <w:t>"</w:t>
       </w:r>
       <w:r>
@@ -3344,6 +3701,23 @@
           <w:b/>
           <w:lang w:val="ar_AE" w:bidi="ar_AE"/>
         </w:rPr>
+        <w:t>καὶ νῦν</w:t>
+      </w:r>
+    </w:p>
+    <w:p>
+      <w:pPr>
+        <w:bidi/>
+      </w:pPr>
+      <w:r>
+        <w:rPr>
+          <w:lang w:val="ar_AE" w:bidi="ar_AE"/>
+        </w:rPr>
+      </w:r>
+      <w:r>
+        <w:rPr>
+          <w:b/>
+          <w:lang w:val="ar_AE" w:bidi="ar_AE"/>
+        </w:rPr>
         <w:t>"</w:t>
       </w:r>
       <w:r>
@@ -3463,6 +3837,23 @@
           <w:b/>
           <w:lang w:val="ar_AE" w:bidi="ar_AE"/>
         </w:rPr>
+        <w:t>σε, &amp; σοι</w:t>
+      </w:r>
+    </w:p>
+    <w:p>
+      <w:pPr>
+        <w:bidi/>
+      </w:pPr>
+      <w:r>
+        <w:rPr>
+          <w:lang w:val="ar_AE" w:bidi="ar_AE"/>
+        </w:rPr>
+      </w:r>
+      <w:r>
+        <w:rPr>
+          <w:b/>
+          <w:lang w:val="ar_AE" w:bidi="ar_AE"/>
+        </w:rPr>
         <w:t>"</w:t>
       </w:r>
       <w:r>
@@ -3619,6 +4010,23 @@
         <w:rPr>
           <w:lang w:val="ar_AE" w:bidi="ar_AE"/>
         </w:rPr>
+      </w:r>
+    </w:p>
+    <w:p>
+      <w:pPr>
+        <w:bidi/>
+      </w:pPr>
+      <w:r>
+        <w:rPr>
+          <w:lang w:val="ar_AE" w:bidi="ar_AE"/>
+        </w:rPr>
+      </w:r>
+      <w:r>
+        <w:rPr>
+          <w:b/>
+          <w:lang w:val="ar_AE" w:bidi="ar_AE"/>
+        </w:rPr>
+        <w:t>κυρία</w:t>
       </w:r>
     </w:p>
     <w:p>
@@ -3785,6 +4193,23 @@
           <w:b/>
           <w:lang w:val="ar_AE" w:bidi="ar_AE"/>
         </w:rPr>
+        <w:t>οὐχ ὡς ἐντολὴν καινὴν γράφων σοι</w:t>
+      </w:r>
+    </w:p>
+    <w:p>
+      <w:pPr>
+        <w:bidi/>
+      </w:pPr>
+      <w:r>
+        <w:rPr>
+          <w:lang w:val="ar_AE" w:bidi="ar_AE"/>
+        </w:rPr>
+      </w:r>
+      <w:r>
+        <w:rPr>
+          <w:b/>
+          <w:lang w:val="ar_AE" w:bidi="ar_AE"/>
+        </w:rPr>
         <w:t>"</w:t>
       </w:r>
       <w:r>
@@ -3904,6 +4329,23 @@
           <w:b/>
           <w:lang w:val="ar_AE" w:bidi="ar_AE"/>
         </w:rPr>
+        <w:t>ἀπ’ ἀρχῆς</w:t>
+      </w:r>
+    </w:p>
+    <w:p>
+      <w:pPr>
+        <w:bidi/>
+      </w:pPr>
+      <w:r>
+        <w:rPr>
+          <w:lang w:val="ar_AE" w:bidi="ar_AE"/>
+        </w:rPr>
+      </w:r>
+      <w:r>
+        <w:rPr>
+          <w:b/>
+          <w:lang w:val="ar_AE" w:bidi="ar_AE"/>
+        </w:rPr>
         <w:t>"</w:t>
       </w:r>
       <w:r>
@@ -4007,6 +4449,23 @@
         <w:rPr>
           <w:lang w:val="ar_AE" w:bidi="ar_AE"/>
         </w:rPr>
+      </w:r>
+    </w:p>
+    <w:p>
+      <w:pPr>
+        <w:bidi/>
+      </w:pPr>
+      <w:r>
+        <w:rPr>
+          <w:lang w:val="ar_AE" w:bidi="ar_AE"/>
+        </w:rPr>
+      </w:r>
+      <w:r>
+        <w:rPr>
+          <w:b/>
+          <w:lang w:val="ar_AE" w:bidi="ar_AE"/>
+        </w:rPr>
+        <w:t>περιπατῶμεν κατὰ &amp; ἐν αὐτῇ περιπατῆτε</w:t>
       </w:r>
     </w:p>
     <w:p>
@@ -4213,6 +4672,23 @@
           <w:b/>
           <w:lang w:val="ar_AE" w:bidi="ar_AE"/>
         </w:rPr>
+        <w:t>ἠκούσατε &amp; περιπατῆτε</w:t>
+      </w:r>
+    </w:p>
+    <w:p>
+      <w:pPr>
+        <w:bidi/>
+      </w:pPr>
+      <w:r>
+        <w:rPr>
+          <w:lang w:val="ar_AE" w:bidi="ar_AE"/>
+        </w:rPr>
+      </w:r>
+      <w:r>
+        <w:rPr>
+          <w:b/>
+          <w:lang w:val="ar_AE" w:bidi="ar_AE"/>
+        </w:rPr>
         <w:t>"</w:t>
       </w:r>
       <w:r>
@@ -4390,6 +4866,23 @@
           <w:b/>
           <w:lang w:val="ar_AE" w:bidi="ar_AE"/>
         </w:rPr>
+        <w:t>ὅτι</w:t>
+      </w:r>
+    </w:p>
+    <w:p>
+      <w:pPr>
+        <w:bidi/>
+      </w:pPr>
+      <w:r>
+        <w:rPr>
+          <w:lang w:val="ar_AE" w:bidi="ar_AE"/>
+        </w:rPr>
+      </w:r>
+      <w:r>
+        <w:rPr>
+          <w:b/>
+          <w:lang w:val="ar_AE" w:bidi="ar_AE"/>
+        </w:rPr>
         <w:t>"</w:t>
       </w:r>
       <w:r>
@@ -4493,6 +4986,23 @@
         <w:rPr>
           <w:lang w:val="ar_AE" w:bidi="ar_AE"/>
         </w:rPr>
+      </w:r>
+    </w:p>
+    <w:p>
+      <w:pPr>
+        <w:bidi/>
+      </w:pPr>
+      <w:r>
+        <w:rPr>
+          <w:lang w:val="ar_AE" w:bidi="ar_AE"/>
+        </w:rPr>
+      </w:r>
+      <w:r>
+        <w:rPr>
+          <w:b/>
+          <w:lang w:val="ar_AE" w:bidi="ar_AE"/>
+        </w:rPr>
+        <w:t>ὅτι πολλοὶ πλάνοι ἐξῆλθαν εἰς τὸν κόσμον</w:t>
       </w:r>
     </w:p>
     <w:p>
@@ -4646,6 +5156,23 @@
           <w:b/>
           <w:lang w:val="ar_AE" w:bidi="ar_AE"/>
         </w:rPr>
+        <w:t>Ἰησοῦν Χριστὸν ἐρχόμενον ἐν σαρκί</w:t>
+      </w:r>
+    </w:p>
+    <w:p>
+      <w:pPr>
+        <w:bidi/>
+      </w:pPr>
+      <w:r>
+        <w:rPr>
+          <w:lang w:val="ar_AE" w:bidi="ar_AE"/>
+        </w:rPr>
+      </w:r>
+      <w:r>
+        <w:rPr>
+          <w:b/>
+          <w:lang w:val="ar_AE" w:bidi="ar_AE"/>
+        </w:rPr>
         <w:t>"</w:t>
       </w:r>
       <w:r>
@@ -4765,6 +5292,23 @@
           <w:b/>
           <w:lang w:val="ar_AE" w:bidi="ar_AE"/>
         </w:rPr>
+        <w:t>οὗτός ἐστιν ὁ πλάνος καὶ ὁ ἀντίχριστος</w:t>
+      </w:r>
+    </w:p>
+    <w:p>
+      <w:pPr>
+        <w:bidi/>
+      </w:pPr>
+      <w:r>
+        <w:rPr>
+          <w:lang w:val="ar_AE" w:bidi="ar_AE"/>
+        </w:rPr>
+      </w:r>
+      <w:r>
+        <w:rPr>
+          <w:b/>
+          <w:lang w:val="ar_AE" w:bidi="ar_AE"/>
+        </w:rPr>
         <w:t>"</w:t>
       </w:r>
       <w:r>
@@ -4884,6 +5428,23 @@
           <w:b/>
           <w:lang w:val="ar_AE" w:bidi="ar_AE"/>
         </w:rPr>
+        <w:t>ὁ πλάνος καὶ ὁ ἀντίχριστος</w:t>
+      </w:r>
+    </w:p>
+    <w:p>
+      <w:pPr>
+        <w:bidi/>
+      </w:pPr>
+      <w:r>
+        <w:rPr>
+          <w:lang w:val="ar_AE" w:bidi="ar_AE"/>
+        </w:rPr>
+      </w:r>
+      <w:r>
+        <w:rPr>
+          <w:b/>
+          <w:lang w:val="ar_AE" w:bidi="ar_AE"/>
+        </w:rPr>
         <w:t>"</w:t>
       </w:r>
       <w:r>
@@ -5016,6 +5577,23 @@
           <w:b/>
           <w:lang w:val="ar_AE" w:bidi="ar_AE"/>
         </w:rPr>
+        <w:t>βλέπετε ἑαυτούς</w:t>
+      </w:r>
+    </w:p>
+    <w:p>
+      <w:pPr>
+        <w:bidi/>
+      </w:pPr>
+      <w:r>
+        <w:rPr>
+          <w:lang w:val="ar_AE" w:bidi="ar_AE"/>
+        </w:rPr>
+      </w:r>
+      <w:r>
+        <w:rPr>
+          <w:b/>
+          <w:lang w:val="ar_AE" w:bidi="ar_AE"/>
+        </w:rPr>
         <w:t>"</w:t>
       </w:r>
       <w:r>
@@ -5135,6 +5713,23 @@
           <w:b/>
           <w:lang w:val="ar_AE" w:bidi="ar_AE"/>
         </w:rPr>
+        <w:t>βλέπετε ἑαυτούς</w:t>
+      </w:r>
+    </w:p>
+    <w:p>
+      <w:pPr>
+        <w:bidi/>
+      </w:pPr>
+      <w:r>
+        <w:rPr>
+          <w:lang w:val="ar_AE" w:bidi="ar_AE"/>
+        </w:rPr>
+      </w:r>
+      <w:r>
+        <w:rPr>
+          <w:b/>
+          <w:lang w:val="ar_AE" w:bidi="ar_AE"/>
+        </w:rPr>
         <w:t>"</w:t>
       </w:r>
       <w:r>
@@ -5241,6 +5836,23 @@
           <w:b/>
           <w:lang w:val="ar_AE" w:bidi="ar_AE"/>
         </w:rPr>
+        <w:t>ἃ</w:t>
+      </w:r>
+    </w:p>
+    <w:p>
+      <w:pPr>
+        <w:bidi/>
+      </w:pPr>
+      <w:r>
+        <w:rPr>
+          <w:lang w:val="ar_AE" w:bidi="ar_AE"/>
+        </w:rPr>
+      </w:r>
+      <w:r>
+        <w:rPr>
+          <w:b/>
+          <w:lang w:val="ar_AE" w:bidi="ar_AE"/>
+        </w:rPr>
         <w:t>"</w:t>
       </w:r>
       <w:r>
@@ -5360,6 +5972,23 @@
           <w:b/>
           <w:lang w:val="ar_AE" w:bidi="ar_AE"/>
         </w:rPr>
+        <w:t>εἰργασάμεθα</w:t>
+      </w:r>
+    </w:p>
+    <w:p>
+      <w:pPr>
+        <w:bidi/>
+      </w:pPr>
+      <w:r>
+        <w:rPr>
+          <w:lang w:val="ar_AE" w:bidi="ar_AE"/>
+        </w:rPr>
+      </w:r>
+      <w:r>
+        <w:rPr>
+          <w:b/>
+          <w:lang w:val="ar_AE" w:bidi="ar_AE"/>
+        </w:rPr>
         <w:t>"</w:t>
       </w:r>
       <w:r>
@@ -5492,6 +6121,23 @@
           <w:b/>
           <w:lang w:val="ar_AE" w:bidi="ar_AE"/>
         </w:rPr>
+        <w:t>εἰργασάμεθα</w:t>
+      </w:r>
+    </w:p>
+    <w:p>
+      <w:pPr>
+        <w:bidi/>
+      </w:pPr>
+      <w:r>
+        <w:rPr>
+          <w:lang w:val="ar_AE" w:bidi="ar_AE"/>
+        </w:rPr>
+      </w:r>
+      <w:r>
+        <w:rPr>
+          <w:b/>
+          <w:lang w:val="ar_AE" w:bidi="ar_AE"/>
+        </w:rPr>
         <w:t>"</w:t>
       </w:r>
       <w:r>
@@ -5611,6 +6257,23 @@
           <w:b/>
           <w:lang w:val="ar_AE" w:bidi="ar_AE"/>
         </w:rPr>
+        <w:t>μισθὸν πλήρη</w:t>
+      </w:r>
+    </w:p>
+    <w:p>
+      <w:pPr>
+        <w:bidi/>
+      </w:pPr>
+      <w:r>
+        <w:rPr>
+          <w:lang w:val="ar_AE" w:bidi="ar_AE"/>
+        </w:rPr>
+      </w:r>
+      <w:r>
+        <w:rPr>
+          <w:b/>
+          <w:lang w:val="ar_AE" w:bidi="ar_AE"/>
+        </w:rPr>
         <w:t>"</w:t>
       </w:r>
       <w:r>
@@ -5730,6 +6393,23 @@
           <w:b/>
           <w:lang w:val="ar_AE" w:bidi="ar_AE"/>
         </w:rPr>
+        <w:t>πᾶς ὁ προάγων καὶ μὴ μένων ἐν τῇ διδαχῇ τοῦ Χριστοῦ</w:t>
+      </w:r>
+    </w:p>
+    <w:p>
+      <w:pPr>
+        <w:bidi/>
+      </w:pPr>
+      <w:r>
+        <w:rPr>
+          <w:lang w:val="ar_AE" w:bidi="ar_AE"/>
+        </w:rPr>
+      </w:r>
+      <w:r>
+        <w:rPr>
+          <w:b/>
+          <w:lang w:val="ar_AE" w:bidi="ar_AE"/>
+        </w:rPr>
         <w:t>"</w:t>
       </w:r>
       <w:r>
@@ -5888,6 +6568,23 @@
           <w:b/>
           <w:lang w:val="ar_AE" w:bidi="ar_AE"/>
         </w:rPr>
+        <w:t>πᾶς ὁ προάγων καὶ μὴ μένων ἐν τῇ διδαχῇ τοῦ Χριστοῦ</w:t>
+      </w:r>
+    </w:p>
+    <w:p>
+      <w:pPr>
+        <w:bidi/>
+      </w:pPr>
+      <w:r>
+        <w:rPr>
+          <w:lang w:val="ar_AE" w:bidi="ar_AE"/>
+        </w:rPr>
+      </w:r>
+      <w:r>
+        <w:rPr>
+          <w:b/>
+          <w:lang w:val="ar_AE" w:bidi="ar_AE"/>
+        </w:rPr>
         <w:t>"</w:t>
       </w:r>
       <w:r>
@@ -6020,6 +6717,23 @@
           <w:b/>
           <w:lang w:val="ar_AE" w:bidi="ar_AE"/>
         </w:rPr>
+        <w:t>Θεὸν οὐκ ἔχει</w:t>
+      </w:r>
+    </w:p>
+    <w:p>
+      <w:pPr>
+        <w:bidi/>
+      </w:pPr>
+      <w:r>
+        <w:rPr>
+          <w:lang w:val="ar_AE" w:bidi="ar_AE"/>
+        </w:rPr>
+      </w:r>
+      <w:r>
+        <w:rPr>
+          <w:b/>
+          <w:lang w:val="ar_AE" w:bidi="ar_AE"/>
+        </w:rPr>
         <w:t>"</w:t>
       </w:r>
       <w:r>
@@ -6139,6 +6853,23 @@
           <w:b/>
           <w:lang w:val="ar_AE" w:bidi="ar_AE"/>
         </w:rPr>
+        <w:t>ὁ μένων ἐν τῇ διδαχῇ, οὗτος καὶ τὸν Πατέρα καὶ τὸν Υἱὸν ἔχει</w:t>
+      </w:r>
+    </w:p>
+    <w:p>
+      <w:pPr>
+        <w:bidi/>
+      </w:pPr>
+      <w:r>
+        <w:rPr>
+          <w:lang w:val="ar_AE" w:bidi="ar_AE"/>
+        </w:rPr>
+      </w:r>
+      <w:r>
+        <w:rPr>
+          <w:b/>
+          <w:lang w:val="ar_AE" w:bidi="ar_AE"/>
+        </w:rPr>
         <w:t>"</w:t>
       </w:r>
       <w:r>
@@ -6271,6 +7002,23 @@
           <w:b/>
           <w:lang w:val="ar_AE" w:bidi="ar_AE"/>
         </w:rPr>
+        <w:t>ὁ μένων ἐν τῇ διδαχῇ</w:t>
+      </w:r>
+    </w:p>
+    <w:p>
+      <w:pPr>
+        <w:bidi/>
+      </w:pPr>
+      <w:r>
+        <w:rPr>
+          <w:lang w:val="ar_AE" w:bidi="ar_AE"/>
+        </w:rPr>
+      </w:r>
+      <w:r>
+        <w:rPr>
+          <w:b/>
+          <w:lang w:val="ar_AE" w:bidi="ar_AE"/>
+        </w:rPr>
         <w:t>"</w:t>
       </w:r>
       <w:r>
@@ -6377,6 +7125,23 @@
           <w:b/>
           <w:lang w:val="ar_AE" w:bidi="ar_AE"/>
         </w:rPr>
+        <w:t>οὗτος</w:t>
+      </w:r>
+    </w:p>
+    <w:p>
+      <w:pPr>
+        <w:bidi/>
+      </w:pPr>
+      <w:r>
+        <w:rPr>
+          <w:lang w:val="ar_AE" w:bidi="ar_AE"/>
+        </w:rPr>
+      </w:r>
+      <w:r>
+        <w:rPr>
+          <w:b/>
+          <w:lang w:val="ar_AE" w:bidi="ar_AE"/>
+        </w:rPr>
         <w:t>"</w:t>
       </w:r>
       <w:r>
@@ -6509,6 +7274,23 @@
           <w:b/>
           <w:lang w:val="ar_AE" w:bidi="ar_AE"/>
         </w:rPr>
+        <w:t>τὸν Πατέρα καὶ τὸν Υἱὸν</w:t>
+      </w:r>
+    </w:p>
+    <w:p>
+      <w:pPr>
+        <w:bidi/>
+      </w:pPr>
+      <w:r>
+        <w:rPr>
+          <w:lang w:val="ar_AE" w:bidi="ar_AE"/>
+        </w:rPr>
+      </w:r>
+      <w:r>
+        <w:rPr>
+          <w:b/>
+          <w:lang w:val="ar_AE" w:bidi="ar_AE"/>
+        </w:rPr>
         <w:t>"</w:t>
       </w:r>
       <w:r>
@@ -6619,6 +7401,23 @@
         <w:rPr>
           <w:lang w:val="ar_AE" w:bidi="ar_AE"/>
         </w:rPr>
+      </w:r>
+    </w:p>
+    <w:p>
+      <w:pPr>
+        <w:bidi/>
+      </w:pPr>
+      <w:r>
+        <w:rPr>
+          <w:lang w:val="ar_AE" w:bidi="ar_AE"/>
+        </w:rPr>
+      </w:r>
+      <w:r>
+        <w:rPr>
+          <w:b/>
+          <w:lang w:val="ar_AE" w:bidi="ar_AE"/>
+        </w:rPr>
+        <w:t>εἴ τις ἔρχεται πρὸς ὑμᾶς, καὶ ταύτην τὴν διδαχὴν οὐ φέρει</w:t>
       </w:r>
     </w:p>
     <w:p>
@@ -6772,6 +7571,23 @@
           <w:b/>
           <w:lang w:val="ar_AE" w:bidi="ar_AE"/>
         </w:rPr>
+        <w:t>ταύτην τὴν διδαχὴν οὐ φέρει</w:t>
+      </w:r>
+    </w:p>
+    <w:p>
+      <w:pPr>
+        <w:bidi/>
+      </w:pPr>
+      <w:r>
+        <w:rPr>
+          <w:lang w:val="ar_AE" w:bidi="ar_AE"/>
+        </w:rPr>
+      </w:r>
+      <w:r>
+        <w:rPr>
+          <w:b/>
+          <w:lang w:val="ar_AE" w:bidi="ar_AE"/>
+        </w:rPr>
         <w:t>"</w:t>
       </w:r>
       <w:r>
@@ -6888,6 +7704,23 @@
         <w:rPr>
           <w:lang w:val="ar_AE" w:bidi="ar_AE"/>
         </w:rPr>
+      </w:r>
+    </w:p>
+    <w:p>
+      <w:pPr>
+        <w:bidi/>
+      </w:pPr>
+      <w:r>
+        <w:rPr>
+          <w:lang w:val="ar_AE" w:bidi="ar_AE"/>
+        </w:rPr>
+      </w:r>
+      <w:r>
+        <w:rPr>
+          <w:b/>
+          <w:lang w:val="ar_AE" w:bidi="ar_AE"/>
+        </w:rPr>
+        <w:t>ταύτην τὴν διδαχὴν</w:t>
       </w:r>
     </w:p>
     <w:p>
@@ -7041,6 +7874,23 @@
           <w:b/>
           <w:lang w:val="ar_AE" w:bidi="ar_AE"/>
         </w:rPr>
+        <w:t>μὴ λαμβάνετε αὐτὸν εἰς οἰκίαν</w:t>
+      </w:r>
+    </w:p>
+    <w:p>
+      <w:pPr>
+        <w:bidi/>
+      </w:pPr>
+      <w:r>
+        <w:rPr>
+          <w:lang w:val="ar_AE" w:bidi="ar_AE"/>
+        </w:rPr>
+      </w:r>
+      <w:r>
+        <w:rPr>
+          <w:b/>
+          <w:lang w:val="ar_AE" w:bidi="ar_AE"/>
+        </w:rPr>
         <w:t>"</w:t>
       </w:r>
       <w:r>
@@ -7147,6 +7997,23 @@
           <w:b/>
           <w:lang w:val="ar_AE" w:bidi="ar_AE"/>
         </w:rPr>
+        <w:t>χαίρειν αὐτῷ μὴ λέγετε</w:t>
+      </w:r>
+    </w:p>
+    <w:p>
+      <w:pPr>
+        <w:bidi/>
+      </w:pPr>
+      <w:r>
+        <w:rPr>
+          <w:lang w:val="ar_AE" w:bidi="ar_AE"/>
+        </w:rPr>
+      </w:r>
+      <w:r>
+        <w:rPr>
+          <w:b/>
+          <w:lang w:val="ar_AE" w:bidi="ar_AE"/>
+        </w:rPr>
         <w:t>"</w:t>
       </w:r>
       <w:r>
@@ -7253,6 +8120,23 @@
           <w:b/>
           <w:lang w:val="ar_AE" w:bidi="ar_AE"/>
         </w:rPr>
+        <w:t>ὁ λέγων &amp; αὐτῷ χαίρειν</w:t>
+      </w:r>
+    </w:p>
+    <w:p>
+      <w:pPr>
+        <w:bidi/>
+      </w:pPr>
+      <w:r>
+        <w:rPr>
+          <w:lang w:val="ar_AE" w:bidi="ar_AE"/>
+        </w:rPr>
+      </w:r>
+      <w:r>
+        <w:rPr>
+          <w:b/>
+          <w:lang w:val="ar_AE" w:bidi="ar_AE"/>
+        </w:rPr>
         <w:t>"</w:t>
       </w:r>
       <w:r>
@@ -7372,6 +8256,23 @@
           <w:b/>
           <w:lang w:val="ar_AE" w:bidi="ar_AE"/>
         </w:rPr>
+        <w:t>κοινωνεῖ τοῖς ἔργοις αὐτοῦ τοῖς πονηροῖς</w:t>
+      </w:r>
+    </w:p>
+    <w:p>
+      <w:pPr>
+        <w:bidi/>
+      </w:pPr>
+      <w:r>
+        <w:rPr>
+          <w:lang w:val="ar_AE" w:bidi="ar_AE"/>
+        </w:rPr>
+      </w:r>
+      <w:r>
+        <w:rPr>
+          <w:b/>
+          <w:lang w:val="ar_AE" w:bidi="ar_AE"/>
+        </w:rPr>
         <w:t>"</w:t>
       </w:r>
       <w:r>
@@ -7491,6 +8392,23 @@
           <w:b/>
           <w:lang w:val="ar_AE" w:bidi="ar_AE"/>
         </w:rPr>
+        <w:t>οὐκ ἐβουλήθην διὰ χάρτου καὶ μέλανος</w:t>
+      </w:r>
+    </w:p>
+    <w:p>
+      <w:pPr>
+        <w:bidi/>
+      </w:pPr>
+      <w:r>
+        <w:rPr>
+          <w:lang w:val="ar_AE" w:bidi="ar_AE"/>
+        </w:rPr>
+      </w:r>
+      <w:r>
+        <w:rPr>
+          <w:b/>
+          <w:lang w:val="ar_AE" w:bidi="ar_AE"/>
+        </w:rPr>
         <w:t>"</w:t>
       </w:r>
       <w:r>
@@ -7597,6 +8515,23 @@
           <w:b/>
           <w:lang w:val="ar_AE" w:bidi="ar_AE"/>
         </w:rPr>
+        <w:t>διὰ χάρτου καὶ μέλανος</w:t>
+      </w:r>
+    </w:p>
+    <w:p>
+      <w:pPr>
+        <w:bidi/>
+      </w:pPr>
+      <w:r>
+        <w:rPr>
+          <w:lang w:val="ar_AE" w:bidi="ar_AE"/>
+        </w:rPr>
+      </w:r>
+      <w:r>
+        <w:rPr>
+          <w:b/>
+          <w:lang w:val="ar_AE" w:bidi="ar_AE"/>
+        </w:rPr>
         <w:t>"</w:t>
       </w:r>
       <w:r>
@@ -7716,6 +8651,23 @@
           <w:b/>
           <w:lang w:val="ar_AE" w:bidi="ar_AE"/>
         </w:rPr>
+        <w:t>γενέσθαι</w:t>
+      </w:r>
+    </w:p>
+    <w:p>
+      <w:pPr>
+        <w:bidi/>
+      </w:pPr>
+      <w:r>
+        <w:rPr>
+          <w:lang w:val="ar_AE" w:bidi="ar_AE"/>
+        </w:rPr>
+      </w:r>
+      <w:r>
+        <w:rPr>
+          <w:b/>
+          <w:lang w:val="ar_AE" w:bidi="ar_AE"/>
+        </w:rPr>
         <w:t>"</w:t>
       </w:r>
       <w:r>
@@ -7835,6 +8787,23 @@
           <w:b/>
           <w:lang w:val="ar_AE" w:bidi="ar_AE"/>
         </w:rPr>
+        <w:t>στόμα πρὸς στόμα λαλῆσαι</w:t>
+      </w:r>
+    </w:p>
+    <w:p>
+      <w:pPr>
+        <w:bidi/>
+      </w:pPr>
+      <w:r>
+        <w:rPr>
+          <w:lang w:val="ar_AE" w:bidi="ar_AE"/>
+        </w:rPr>
+      </w:r>
+      <w:r>
+        <w:rPr>
+          <w:b/>
+          <w:lang w:val="ar_AE" w:bidi="ar_AE"/>
+        </w:rPr>
         <w:t>"</w:t>
       </w:r>
       <w:r>
@@ -7954,6 +8923,23 @@
           <w:b/>
           <w:lang w:val="ar_AE" w:bidi="ar_AE"/>
         </w:rPr>
+        <w:t>ἵνα ἡ χαρὰ ὑμῶν πεπληρωμένη ᾖ</w:t>
+      </w:r>
+    </w:p>
+    <w:p>
+      <w:pPr>
+        <w:bidi/>
+      </w:pPr>
+      <w:r>
+        <w:rPr>
+          <w:lang w:val="ar_AE" w:bidi="ar_AE"/>
+        </w:rPr>
+      </w:r>
+      <w:r>
+        <w:rPr>
+          <w:b/>
+          <w:lang w:val="ar_AE" w:bidi="ar_AE"/>
+        </w:rPr>
         <w:t>"</w:t>
       </w:r>
       <w:r>
@@ -8060,6 +9046,23 @@
           <w:b/>
           <w:lang w:val="ar_AE" w:bidi="ar_AE"/>
         </w:rPr>
+        <w:t>ἵνα ἡ χαρὰ ὑμῶν πεπληρωμένη ᾖ</w:t>
+      </w:r>
+    </w:p>
+    <w:p>
+      <w:pPr>
+        <w:bidi/>
+      </w:pPr>
+      <w:r>
+        <w:rPr>
+          <w:lang w:val="ar_AE" w:bidi="ar_AE"/>
+        </w:rPr>
+      </w:r>
+      <w:r>
+        <w:rPr>
+          <w:b/>
+          <w:lang w:val="ar_AE" w:bidi="ar_AE"/>
+        </w:rPr>
         <w:t>"</w:t>
       </w:r>
       <w:r>
@@ -8179,6 +9182,23 @@
           <w:b/>
           <w:lang w:val="ar_AE" w:bidi="ar_AE"/>
         </w:rPr>
+        <w:t>ἡ χαρὰ ὑμῶν πεπληρωμένη ᾖ</w:t>
+      </w:r>
+    </w:p>
+    <w:p>
+      <w:pPr>
+        <w:bidi/>
+      </w:pPr>
+      <w:r>
+        <w:rPr>
+          <w:lang w:val="ar_AE" w:bidi="ar_AE"/>
+        </w:rPr>
+      </w:r>
+      <w:r>
+        <w:rPr>
+          <w:b/>
+          <w:lang w:val="ar_AE" w:bidi="ar_AE"/>
+        </w:rPr>
         <w:t>"</w:t>
       </w:r>
       <w:r>
@@ -8285,6 +9305,23 @@
           <w:b/>
           <w:lang w:val="ar_AE" w:bidi="ar_AE"/>
         </w:rPr>
+        <w:t>ὑμῶν</w:t>
+      </w:r>
+    </w:p>
+    <w:p>
+      <w:pPr>
+        <w:bidi/>
+      </w:pPr>
+      <w:r>
+        <w:rPr>
+          <w:lang w:val="ar_AE" w:bidi="ar_AE"/>
+        </w:rPr>
+      </w:r>
+      <w:r>
+        <w:rPr>
+          <w:b/>
+          <w:lang w:val="ar_AE" w:bidi="ar_AE"/>
+        </w:rPr>
         <w:t>"فرحكم"</w:t>
       </w:r>
     </w:p>
@@ -8374,6 +9411,23 @@
         <w:rPr>
           <w:lang w:val="ar_AE" w:bidi="ar_AE"/>
         </w:rPr>
+      </w:r>
+    </w:p>
+    <w:p>
+      <w:pPr>
+        <w:bidi/>
+      </w:pPr>
+      <w:r>
+        <w:rPr>
+          <w:lang w:val="ar_AE" w:bidi="ar_AE"/>
+        </w:rPr>
+      </w:r>
+      <w:r>
+        <w:rPr>
+          <w:b/>
+          <w:lang w:val="ar_AE" w:bidi="ar_AE"/>
+        </w:rPr>
+        <w:t>τὰ τέκνα τῆς ἀδελφῆς σου τῆς ἐκλεκτῆς</w:t>
       </w:r>
     </w:p>
     <w:p>
@@ -8527,6 +9581,23 @@
           <w:b/>
           <w:lang w:val="ar_AE" w:bidi="ar_AE"/>
         </w:rPr>
+        <w:t>τὰ τέκνα τῆς ἀδελφῆς σου τῆς ἐκλεκτῆς</w:t>
+      </w:r>
+    </w:p>
+    <w:p>
+      <w:pPr>
+        <w:bidi/>
+      </w:pPr>
+      <w:r>
+        <w:rPr>
+          <w:lang w:val="ar_AE" w:bidi="ar_AE"/>
+        </w:rPr>
+      </w:r>
+      <w:r>
+        <w:rPr>
+          <w:b/>
+          <w:lang w:val="ar_AE" w:bidi="ar_AE"/>
+        </w:rPr>
         <w:t>"</w:t>
       </w:r>
       <w:r>
@@ -8646,6 +9717,23 @@
           <w:b/>
           <w:lang w:val="ar_AE" w:bidi="ar_AE"/>
         </w:rPr>
+        <w:t>ἀσπάζεταί σε</w:t>
+      </w:r>
+    </w:p>
+    <w:p>
+      <w:pPr>
+        <w:bidi/>
+      </w:pPr>
+      <w:r>
+        <w:rPr>
+          <w:lang w:val="ar_AE" w:bidi="ar_AE"/>
+        </w:rPr>
+      </w:r>
+      <w:r>
+        <w:rPr>
+          <w:b/>
+          <w:lang w:val="ar_AE" w:bidi="ar_AE"/>
+        </w:rPr>
         <w:t>"</w:t>
       </w:r>
       <w:r>
@@ -8736,6 +9824,23 @@
         <w:rPr>
           <w:lang w:val="ar_AE" w:bidi="ar_AE"/>
         </w:rPr>
+      </w:r>
+    </w:p>
+    <w:p>
+      <w:pPr>
+        <w:bidi/>
+      </w:pPr>
+      <w:r>
+        <w:rPr>
+          <w:lang w:val="ar_AE" w:bidi="ar_AE"/>
+        </w:rPr>
+      </w:r>
+      <w:r>
+        <w:rPr>
+          <w:b/>
+          <w:lang w:val="ar_AE" w:bidi="ar_AE"/>
+        </w:rPr>
+        <w:t>σε &amp; σου</w:t>
       </w:r>
     </w:p>
     <w:p>

--- a/arb/docx/63.content.docx
+++ b/arb/docx/63.content.docx
@@ -32,51 +32,16 @@
     </w:p>
     <w:p>
       <w:pPr>
-        <w:pStyle w:val="Heading2"/>
-        <w:bidi/>
-      </w:pPr>
-      <w:r>
-        <w:rPr>
-          <w:lang w:val="ar_AE" w:bidi="ar_AE"/>
-        </w:rPr>
-        <w:t>License Information</w:t>
-      </w:r>
-      <w:r>
-        <w:rPr>
-          <w:lang w:val="ar_AE" w:bidi="ar_AE"/>
-        </w:rPr>
-      </w:r>
-    </w:p>
-    <w:p>
-      <w:pPr>
-        <w:bidi/>
-      </w:pPr>
-      <w:r>
-        <w:rPr>
-          <w:lang w:val="ar_AE" w:bidi="ar_AE"/>
-        </w:rPr>
-      </w:r>
-      <w:r>
-        <w:rPr>
-          <w:b/>
-          <w:lang w:val="ar_AE" w:bidi="ar_AE"/>
-        </w:rPr>
-        <w:t>ملاحظات الترجمة (كلمة متكشفة)</w:t>
-      </w:r>
-      <w:r>
-        <w:rPr>
-          <w:lang w:val="ar_AE" w:bidi="ar_AE"/>
-        </w:rPr>
-        <w:t xml:space="preserve"> (Arabic) is based on</w:t>
-      </w:r>
-      <w:r>
-        <w:rPr>
-          <w:lang w:val="ar_AE" w:bidi="ar_AE"/>
-        </w:rPr>
-        <w:t xml:space="preserve">: </w:t>
-      </w:r>
-      <w:r>
-        <w:rPr>
+        <w:bidi/>
+      </w:pPr>
+      <w:r>
+        <w:rPr>
+          <w:lang w:val="ar_AE" w:bidi="ar_AE"/>
+        </w:rPr>
+      </w:r>
+      <w:r>
+        <w:rPr>
+          <w:b/>
           <w:lang w:val="ar_AE" w:bidi="ar_AE"/>
         </w:rPr>
         <w:t>unfoldingWord® Translation Notes</w:t>
@@ -85,64 +50,31 @@
         <w:rPr>
           <w:lang w:val="ar_AE" w:bidi="ar_AE"/>
         </w:rPr>
-        <w:t xml:space="preserve">, </w:t>
-      </w:r>
-      <w:hyperlink r:id="rId13">
-        <w:r>
-          <w:rPr>
-            <w:lang w:val="ar_AE" w:bidi="ar_AE"/>
-          </w:rPr>
-          <w:rPr>
-            <w:color w:val="0000EE"/>
-            <w:u w:val="single"/>
-          </w:rPr>
-          <w:t>unfoldingWord</w:t>
-        </w:r>
-      </w:hyperlink>
-      <w:r>
-        <w:rPr>
-          <w:lang w:val="ar_AE" w:bidi="ar_AE"/>
-        </w:rPr>
-        <w:t xml:space="preserve">, 2022, which is licensed under a </w:t>
-      </w:r>
-      <w:hyperlink r:id="rId14">
-        <w:r>
-          <w:rPr>
-            <w:lang w:val="ar_AE" w:bidi="ar_AE"/>
-          </w:rPr>
-          <w:rPr>
-            <w:color w:val="0000EE"/>
-            <w:u w:val="single"/>
-          </w:rPr>
-          <w:t>CC BY-SA 4.0 license</w:t>
-        </w:r>
-      </w:hyperlink>
-      <w:r>
-        <w:rPr>
-          <w:lang w:val="ar_AE" w:bidi="ar_AE"/>
-        </w:rPr>
-        <w:t>.</w:t>
-      </w:r>
-      <w:r>
-        <w:rPr>
-          <w:lang w:val="ar_AE" w:bidi="ar_AE"/>
-        </w:rPr>
-      </w:r>
-    </w:p>
-    <w:p>
-      <w:pPr>
-        <w:bidi/>
-      </w:pPr>
-      <w:r>
-        <w:rPr>
-          <w:lang w:val="ar_AE" w:bidi="ar_AE"/>
-        </w:rPr>
-      </w:r>
-      <w:r>
-        <w:rPr>
-          <w:lang w:val="ar_AE" w:bidi="ar_AE"/>
-        </w:rPr>
-        <w:t>This PDF version is provided under the same license.</w:t>
+        <w:t xml:space="preserve"> © 2022 unfoldingWord. Released under CC BY-SA 4.0 license. </w:t>
+      </w:r>
+      <w:r>
+        <w:rPr>
+          <w:lang w:val="ar_AE" w:bidi="ar_AE"/>
+        </w:rPr>
+        <w:t>unfoldingWord® Translation Notes</w:t>
+      </w:r>
+      <w:r>
+        <w:rPr>
+          <w:lang w:val="ar_AE" w:bidi="ar_AE"/>
+        </w:rPr>
+        <w:t xml:space="preserve"> has been adapted in the following languages: Tok Pisin, Arabic (عربي), French (Français), Hindi (हिंदी), Indonesian (Bahasa Indonesia), Portuguese (Português), Russian (Русский), Spanish (Español), Swahili (Kiswahili), and Simplified Chinese (简体中文) from </w:t>
+      </w:r>
+      <w:r>
+        <w:rPr>
+          <w:lang w:val="ar_AE" w:bidi="ar_AE"/>
+        </w:rPr>
+        <w:t>unfoldingWord® Translation Notes</w:t>
+      </w:r>
+      <w:r>
+        <w:rPr>
+          <w:lang w:val="ar_AE" w:bidi="ar_AE"/>
+        </w:rPr>
+        <w:t xml:space="preserve"> © 2022 unfoldingWord. Released under CC BY-SA 4.0 license by Mission Mutual</w:t>
       </w:r>
       <w:r>
         <w:rPr>
@@ -693,7 +625,7 @@
         </w:rPr>
         <w:t xml:space="preserve">في </w:t>
       </w:r>
-      <w:hyperlink r:id="rId15">
+      <w:hyperlink r:id="rId13">
         <w:r>
           <w:rPr>
             <w:lang w:val="ar_AE" w:bidi="ar_AE"/>
@@ -727,7 +659,7 @@
         </w:rPr>
         <w:t xml:space="preserve">في </w:t>
       </w:r>
-      <w:hyperlink r:id="rId16">
+      <w:hyperlink r:id="rId14">
         <w:r>
           <w:rPr>
             <w:lang w:val="ar_AE" w:bidi="ar_AE"/>
@@ -2990,7 +2922,7 @@
         </w:rPr>
         <w:t xml:space="preserve"> في الآية </w:t>
       </w:r>
-      <w:hyperlink r:id="rId17">
+      <w:hyperlink r:id="rId15">
         <w:r>
           <w:rPr>
             <w:lang w:val="ar_AE" w:bidi="ar_AE"/>
@@ -4169,7 +4101,7 @@
         </w:rPr>
         <w:t xml:space="preserve">في </w:t>
       </w:r>
-      <w:hyperlink r:id="rId17">
+      <w:hyperlink r:id="rId15">
         <w:r>
           <w:rPr>
             <w:lang w:val="ar_AE" w:bidi="ar_AE"/>
@@ -4622,7 +4554,7 @@
         </w:rPr>
         <w:t xml:space="preserve">يتحدث يوحنا هنا كما في الآية </w:t>
       </w:r>
-      <w:hyperlink r:id="rId18">
+      <w:hyperlink r:id="rId16">
         <w:r>
           <w:rPr>
             <w:lang w:val="ar_AE" w:bidi="ar_AE"/>
@@ -4842,7 +4774,7 @@
         </w:rPr>
         <w:t xml:space="preserve"> في هذه الآية مع ضمير الجمع لأن يوحنا يخاطب جماعة من المؤمنين دون استخدام أساليب بلاغية. وهذا هو الحال في بقية الرسالة أيضًا باستثناء النهاية في الآية </w:t>
       </w:r>
-      <w:hyperlink r:id="rId19">
+      <w:hyperlink r:id="rId17">
         <w:r>
           <w:rPr>
             <w:lang w:val="ar_AE" w:bidi="ar_AE"/>
@@ -5132,7 +5064,7 @@
         </w:rPr>
         <w:t xml:space="preserve"> الطريقة التي كان يتنقَّل بها المعلمون الكذبةكما يناقش يوحنا في </w:t>
       </w:r>
-      <w:hyperlink r:id="rId20">
+      <w:hyperlink r:id="rId18">
         <w:r>
           <w:rPr>
             <w:lang w:val="ar_AE" w:bidi="ar_AE"/>
@@ -7547,7 +7479,7 @@
         </w:rPr>
         <w:t xml:space="preserve"> هنا "أي معلم أو واعظ". لا يريد يوحنا من المؤمنين أن يستقبلوا أي معلم لا يُعلِّم ما علَّمه يسوع وتحديدًا أن يسوع جاء كإنسان (انظر: </w:t>
       </w:r>
-      <w:hyperlink r:id="rId21">
+      <w:hyperlink r:id="rId19">
         <w:r>
           <w:rPr>
             <w:lang w:val="ar_AE" w:bidi="ar_AE"/>
@@ -7850,7 +7782,7 @@
         </w:rPr>
         <w:t xml:space="preserve"> إلى التعليم المذكور في الآية </w:t>
       </w:r>
-      <w:hyperlink r:id="rId21">
+      <w:hyperlink r:id="rId19">
         <w:r>
           <w:rPr>
             <w:lang w:val="ar_AE" w:bidi="ar_AE"/>
@@ -9544,7 +9476,7 @@
         </w:rPr>
         <w:t xml:space="preserve">انظر إلى مناقشة هذه الاستعارة في الجزء 3 من المقدمة. كما يستخدم يوحنا مصطلح "كيريَّة المختارة" كتعبير مجازي للمجموعة من المؤمنين الذين يكتب إليهم في الآية </w:t>
       </w:r>
-      <w:hyperlink r:id="rId17">
+      <w:hyperlink r:id="rId15">
         <w:r>
           <w:rPr>
             <w:lang w:val="ar_AE" w:bidi="ar_AE"/>

--- a/arb/docx/63.content.docx
+++ b/arb/docx/63.content.docx
@@ -152,13 +152,6 @@
         <w:rPr>
           <w:lang w:val="ar_AE" w:bidi="ar_AE"/>
         </w:rPr>
-      </w:r>
-      <w:r>
-        <w:rPr>
-          <w:i/>
-          <w:lang w:val="ar_AE" w:bidi="ar_AE"/>
-        </w:rPr>
-        <w:t>٢ يوحنا - مقدمة, ٢ يوحنا ١: ١ (#١), ٢ يوحنا ١: ١ (#٢), ٢ يوحنا ١: ١ (#٣), ٢ يوحنا ١: ١ (#٤), ٢ يوحنا ١: ١ (#٥), ٢ يوحنا ١: ١ (#٦), ٢ يوحنا ١: ١ (#٧), ٢ يوحنا ١: ٢ (#١), ٢ يوحنا ١: ٢ (#٢), ٢ يوحنا ١: ٢ (#٣), ٢ يوحنا ١: ٣ (#١), ٢ يوحنا ١: ٣ (#٢), ٢ يوحنا ١: ٣ (#٣), ٢ يوحنا ١: ٣ (#٤), ٢ يوحنا ١: ٤ (#١), ٢ يوحنا ١: ٤ (#٢), ٢ يوحنا ١: ٤ (#٣), ٢ يوحنا ١: ٤ (#٤), ٢ يوحنا ١: ٤ (#٥), ٢ يوحنا ١: ٤ (#٦), ٢ يوحنا ١: ٤ (#٧), ٢ يوحنا ١: ٥ (#١), ٢ يوحنا ١: ٥ (#٢), ٢ يوحنا ١: ٥ (#٣), ٢ يوحنا ١: ٥ (#٤), ٢ يوحنا ١: ٥ (#٥), ٢ يوحنا ١: ٦ (#١), ٢ يوحنا ١: ٦ (#٢), ٢ يوحنا ١: ٧ (#١), ٢ يوحنا ١: ٧ (#٢), ٢ يوحنا ١: ٧ (#٣), ٢ يوحنا ١: ٧ (#٤), ٢ يوحنا ١: ٧ (#٥), ٢ يوحنا ١: ٨ (#١), ٢ يوحنّا ١: ٨ (#٢), ٢ يوحنا ١: ٨ (#٣), ٢ يوحنا ١: ٨ (#٤), ٢ يوحنا ١: ٨ (#٥), ٢ يوحنا ١: ٨ (#٦), ٢ يوحنا ١: ٩ (#١), ٢ يوحنا ١: ٩ (#٢), ٢ يوحنا ١: ٩ (#٣), ٢ يوحنا ١: ٩ (#٤), ٢ يوحنا ١: ٩ (#٥), ٢ يوحنا ١: ٩ (#٦), ٢ يوحنا ١: ٩ (#٧), ٢ يوحنا ١: ١٠ (#١), ٢ يوحنا ١: ١٠ (#٢), ٢ يوحنا ١: ١٠ (#٣), ٢ يوحنا ١: ١٠ (#٤), ٢ يوحنا ١: ١٠ (#٥), ٢ يوحنا ١: ١١ (#١), ٢ يوحنا ١: ١١ (#٢), ٢ يوحنا ١: ١٢ (#١), ٢ يوحنا ١: ١٢ (#٢), ٢ يوحنا ١: ١٢ (#٣), ٢ يوحنا ١: ١٢ (#٤), ٢ يوحنا ١: ١٢ (#٥), ٢ يوحنا ١: ١٢ (#٦), ٢ يوحنا ١: ١٢ (#٧), ٢ يوحنّا ١: ١٢ (#٨), ٢ يوحنا ١: ١٣ (#١), ٢ يوحنا ١: ١٣ (#٢), ٢ يوحنّا ١: ١٣ (#٣), ٢ يوحنا ١: ١٣ (#٤)</w:t>
       </w:r>
       <w:r>
         <w:rPr>

--- a/arb/docx/63.content.docx
+++ b/arb/docx/63.content.docx
@@ -157,21 +157,6 @@
         <w:rPr>
           <w:lang w:val="ar_AE" w:bidi="ar_AE"/>
         </w:rPr>
-      </w:r>
-    </w:p>
-    <w:p>
-      <w:pPr>
-        <w:bidi/>
-      </w:pPr>
-      <w:r>
-        <w:rPr>
-          <w:lang w:val="ar_AE" w:bidi="ar_AE"/>
-        </w:rPr>
-      </w:r>
-      <w:r>
-        <w:rPr>
-          <w:lang w:val="ar_AE" w:bidi="ar_AE"/>
-        </w:rPr>
         <w:t xml:space="preserve"> </w:t>
       </w:r>
       <w:r>
@@ -734,23 +719,6 @@
           <w:b/>
           <w:lang w:val="ar_AE" w:bidi="ar_AE"/>
         </w:rPr>
-        <w:t>ὁ πρεσβύτερος</w:t>
-      </w:r>
-    </w:p>
-    <w:p>
-      <w:pPr>
-        <w:bidi/>
-      </w:pPr>
-      <w:r>
-        <w:rPr>
-          <w:lang w:val="ar_AE" w:bidi="ar_AE"/>
-        </w:rPr>
-      </w:r>
-      <w:r>
-        <w:rPr>
-          <w:b/>
-          <w:lang w:val="ar_AE" w:bidi="ar_AE"/>
-        </w:rPr>
         <w:t>"</w:t>
       </w:r>
       <w:r>
@@ -857,23 +825,6 @@
           <w:b/>
           <w:lang w:val="ar_AE" w:bidi="ar_AE"/>
         </w:rPr>
-        <w:t>ὁ πρεσβύτερος</w:t>
-      </w:r>
-    </w:p>
-    <w:p>
-      <w:pPr>
-        <w:bidi/>
-      </w:pPr>
-      <w:r>
-        <w:rPr>
-          <w:lang w:val="ar_AE" w:bidi="ar_AE"/>
-        </w:rPr>
-      </w:r>
-      <w:r>
-        <w:rPr>
-          <w:b/>
-          <w:lang w:val="ar_AE" w:bidi="ar_AE"/>
-        </w:rPr>
         <w:t>"</w:t>
       </w:r>
       <w:r>
@@ -1006,23 +957,6 @@
           <w:b/>
           <w:lang w:val="ar_AE" w:bidi="ar_AE"/>
         </w:rPr>
-        <w:t>ἐκλεκτῇ κυρίᾳ καὶ τοῖς τέκνοις αὐτῆς</w:t>
-      </w:r>
-    </w:p>
-    <w:p>
-      <w:pPr>
-        <w:bidi/>
-      </w:pPr>
-      <w:r>
-        <w:rPr>
-          <w:lang w:val="ar_AE" w:bidi="ar_AE"/>
-        </w:rPr>
-      </w:r>
-      <w:r>
-        <w:rPr>
-          <w:b/>
-          <w:lang w:val="ar_AE" w:bidi="ar_AE"/>
-        </w:rPr>
         <w:t>"</w:t>
       </w:r>
       <w:r>
@@ -1129,23 +1063,6 @@
           <w:b/>
           <w:lang w:val="ar_AE" w:bidi="ar_AE"/>
         </w:rPr>
-        <w:t>ἐκλεκτῇ κυρίᾳ καὶ τοῖς τέκνοις αὐτῆς</w:t>
-      </w:r>
-    </w:p>
-    <w:p>
-      <w:pPr>
-        <w:bidi/>
-      </w:pPr>
-      <w:r>
-        <w:rPr>
-          <w:lang w:val="ar_AE" w:bidi="ar_AE"/>
-        </w:rPr>
-      </w:r>
-      <w:r>
-        <w:rPr>
-          <w:b/>
-          <w:lang w:val="ar_AE" w:bidi="ar_AE"/>
-        </w:rPr>
         <w:t>"</w:t>
       </w:r>
       <w:r>
@@ -1265,23 +1182,6 @@
           <w:b/>
           <w:lang w:val="ar_AE" w:bidi="ar_AE"/>
         </w:rPr>
-        <w:t>ἐκλεκτῇ κυρίᾳ καὶ τοῖς τέκνοις αὐτῆς</w:t>
-      </w:r>
-    </w:p>
-    <w:p>
-      <w:pPr>
-        <w:bidi/>
-      </w:pPr>
-      <w:r>
-        <w:rPr>
-          <w:lang w:val="ar_AE" w:bidi="ar_AE"/>
-        </w:rPr>
-      </w:r>
-      <w:r>
-        <w:rPr>
-          <w:b/>
-          <w:lang w:val="ar_AE" w:bidi="ar_AE"/>
-        </w:rPr>
         <w:t>"</w:t>
       </w:r>
       <w:r>
@@ -1401,23 +1301,6 @@
           <w:b/>
           <w:lang w:val="ar_AE" w:bidi="ar_AE"/>
         </w:rPr>
-        <w:t>ἀγαπῶ ἐν ἀληθείᾳ</w:t>
-      </w:r>
-    </w:p>
-    <w:p>
-      <w:pPr>
-        <w:bidi/>
-      </w:pPr>
-      <w:r>
-        <w:rPr>
-          <w:lang w:val="ar_AE" w:bidi="ar_AE"/>
-        </w:rPr>
-      </w:r>
-      <w:r>
-        <w:rPr>
-          <w:b/>
-          <w:lang w:val="ar_AE" w:bidi="ar_AE"/>
-        </w:rPr>
         <w:t>"</w:t>
       </w:r>
       <w:r>
@@ -1550,23 +1433,6 @@
           <w:b/>
           <w:lang w:val="ar_AE" w:bidi="ar_AE"/>
         </w:rPr>
-        <w:t>πάντες οἱ ἐγνωκότες τὴν ἀλήθειαν</w:t>
-      </w:r>
-    </w:p>
-    <w:p>
-      <w:pPr>
-        <w:bidi/>
-      </w:pPr>
-      <w:r>
-        <w:rPr>
-          <w:lang w:val="ar_AE" w:bidi="ar_AE"/>
-        </w:rPr>
-      </w:r>
-      <w:r>
-        <w:rPr>
-          <w:b/>
-          <w:lang w:val="ar_AE" w:bidi="ar_AE"/>
-        </w:rPr>
         <w:t>"</w:t>
       </w:r>
       <w:r>
@@ -1699,23 +1565,6 @@
           <w:b/>
           <w:lang w:val="ar_AE" w:bidi="ar_AE"/>
         </w:rPr>
-        <w:t>τὴν ἀλήθειαν</w:t>
-      </w:r>
-    </w:p>
-    <w:p>
-      <w:pPr>
-        <w:bidi/>
-      </w:pPr>
-      <w:r>
-        <w:rPr>
-          <w:lang w:val="ar_AE" w:bidi="ar_AE"/>
-        </w:rPr>
-      </w:r>
-      <w:r>
-        <w:rPr>
-          <w:b/>
-          <w:lang w:val="ar_AE" w:bidi="ar_AE"/>
-        </w:rPr>
         <w:t>"</w:t>
       </w:r>
       <w:r>
@@ -1835,23 +1684,6 @@
           <w:b/>
           <w:lang w:val="ar_AE" w:bidi="ar_AE"/>
         </w:rPr>
-        <w:t>ἡμῖν &amp; ἡμῶν</w:t>
-      </w:r>
-    </w:p>
-    <w:p>
-      <w:pPr>
-        <w:bidi/>
-      </w:pPr>
-      <w:r>
-        <w:rPr>
-          <w:lang w:val="ar_AE" w:bidi="ar_AE"/>
-        </w:rPr>
-      </w:r>
-      <w:r>
-        <w:rPr>
-          <w:b/>
-          <w:lang w:val="ar_AE" w:bidi="ar_AE"/>
-        </w:rPr>
         <w:t>"</w:t>
       </w:r>
       <w:r>
@@ -1998,23 +1830,6 @@
           <w:b/>
           <w:lang w:val="ar_AE" w:bidi="ar_AE"/>
         </w:rPr>
-        <w:t>εἰς τὸν αἰῶνα</w:t>
-      </w:r>
-    </w:p>
-    <w:p>
-      <w:pPr>
-        <w:bidi/>
-      </w:pPr>
-      <w:r>
-        <w:rPr>
-          <w:lang w:val="ar_AE" w:bidi="ar_AE"/>
-        </w:rPr>
-      </w:r>
-      <w:r>
-        <w:rPr>
-          <w:b/>
-          <w:lang w:val="ar_AE" w:bidi="ar_AE"/>
-        </w:rPr>
         <w:t>"</w:t>
       </w:r>
       <w:r>
@@ -2121,23 +1936,6 @@
           <w:b/>
           <w:lang w:val="ar_AE" w:bidi="ar_AE"/>
         </w:rPr>
-        <w:t>ἔσται μεθ’ ἡμῶν χάρις, ἔλεος, εἰρήνη, παρὰ Θεοῦ Πατρός καὶ παρὰ Ἰησοῦ Χριστοῦ</w:t>
-      </w:r>
-    </w:p>
-    <w:p>
-      <w:pPr>
-        <w:bidi/>
-      </w:pPr>
-      <w:r>
-        <w:rPr>
-          <w:lang w:val="ar_AE" w:bidi="ar_AE"/>
-        </w:rPr>
-      </w:r>
-      <w:r>
-        <w:rPr>
-          <w:b/>
-          <w:lang w:val="ar_AE" w:bidi="ar_AE"/>
-        </w:rPr>
         <w:t>"</w:t>
       </w:r>
       <w:r>
@@ -2309,23 +2107,6 @@
           <w:b/>
           <w:lang w:val="ar_AE" w:bidi="ar_AE"/>
         </w:rPr>
-        <w:t>ἔσται μεθ’ ἡμῶν χάρις, ἔλεος, εἰρήνη</w:t>
-      </w:r>
-    </w:p>
-    <w:p>
-      <w:pPr>
-        <w:bidi/>
-      </w:pPr>
-      <w:r>
-        <w:rPr>
-          <w:lang w:val="ar_AE" w:bidi="ar_AE"/>
-        </w:rPr>
-      </w:r>
-      <w:r>
-        <w:rPr>
-          <w:b/>
-          <w:lang w:val="ar_AE" w:bidi="ar_AE"/>
-        </w:rPr>
         <w:t>"</w:t>
       </w:r>
       <w:r>
@@ -2432,23 +2213,6 @@
           <w:b/>
           <w:lang w:val="ar_AE" w:bidi="ar_AE"/>
         </w:rPr>
-        <w:t>Πατρός &amp; Υἱοῦ</w:t>
-      </w:r>
-    </w:p>
-    <w:p>
-      <w:pPr>
-        <w:bidi/>
-      </w:pPr>
-      <w:r>
-        <w:rPr>
-          <w:lang w:val="ar_AE" w:bidi="ar_AE"/>
-        </w:rPr>
-      </w:r>
-      <w:r>
-        <w:rPr>
-          <w:b/>
-          <w:lang w:val="ar_AE" w:bidi="ar_AE"/>
-        </w:rPr>
         <w:t>"</w:t>
       </w:r>
       <w:r>
@@ -2568,23 +2332,6 @@
           <w:b/>
           <w:lang w:val="ar_AE" w:bidi="ar_AE"/>
         </w:rPr>
-        <w:t>ἐν ἀληθείᾳ καὶ ἀγάπῃ</w:t>
-      </w:r>
-    </w:p>
-    <w:p>
-      <w:pPr>
-        <w:bidi/>
-      </w:pPr>
-      <w:r>
-        <w:rPr>
-          <w:lang w:val="ar_AE" w:bidi="ar_AE"/>
-        </w:rPr>
-      </w:r>
-      <w:r>
-        <w:rPr>
-          <w:b/>
-          <w:lang w:val="ar_AE" w:bidi="ar_AE"/>
-        </w:rPr>
         <w:t>"</w:t>
       </w:r>
       <w:r>
@@ -2717,23 +2464,6 @@
           <w:b/>
           <w:lang w:val="ar_AE" w:bidi="ar_AE"/>
         </w:rPr>
-        <w:t>ἐχάρην λείαν ὅτι εὕρηκα ἐκ τῶν τέκνων σου περιπατοῦντας ἐν ἀληθείᾳ</w:t>
-      </w:r>
-    </w:p>
-    <w:p>
-      <w:pPr>
-        <w:bidi/>
-      </w:pPr>
-      <w:r>
-        <w:rPr>
-          <w:lang w:val="ar_AE" w:bidi="ar_AE"/>
-        </w:rPr>
-      </w:r>
-      <w:r>
-        <w:rPr>
-          <w:b/>
-          <w:lang w:val="ar_AE" w:bidi="ar_AE"/>
-        </w:rPr>
         <w:t>"</w:t>
       </w:r>
       <w:r>
@@ -2837,23 +2567,6 @@
         <w:rPr>
           <w:lang w:val="ar_AE" w:bidi="ar_AE"/>
         </w:rPr>
-      </w:r>
-    </w:p>
-    <w:p>
-      <w:pPr>
-        <w:bidi/>
-      </w:pPr>
-      <w:r>
-        <w:rPr>
-          <w:lang w:val="ar_AE" w:bidi="ar_AE"/>
-        </w:rPr>
-      </w:r>
-      <w:r>
-        <w:rPr>
-          <w:b/>
-          <w:lang w:val="ar_AE" w:bidi="ar_AE"/>
-        </w:rPr>
-        <w:t>τῶν τέκνων σου</w:t>
       </w:r>
     </w:p>
     <w:p>
@@ -3007,23 +2720,6 @@
           <w:b/>
           <w:lang w:val="ar_AE" w:bidi="ar_AE"/>
         </w:rPr>
-        <w:t>τῶν τέκνων σου</w:t>
-      </w:r>
-    </w:p>
-    <w:p>
-      <w:pPr>
-        <w:bidi/>
-      </w:pPr>
-      <w:r>
-        <w:rPr>
-          <w:lang w:val="ar_AE" w:bidi="ar_AE"/>
-        </w:rPr>
-      </w:r>
-      <w:r>
-        <w:rPr>
-          <w:b/>
-          <w:lang w:val="ar_AE" w:bidi="ar_AE"/>
-        </w:rPr>
         <w:t>"</w:t>
       </w:r>
       <w:r>
@@ -3156,23 +2852,6 @@
           <w:b/>
           <w:lang w:val="ar_AE" w:bidi="ar_AE"/>
         </w:rPr>
-        <w:t>περιπατοῦντας ἐν ἀληθείᾳ</w:t>
-      </w:r>
-    </w:p>
-    <w:p>
-      <w:pPr>
-        <w:bidi/>
-      </w:pPr>
-      <w:r>
-        <w:rPr>
-          <w:lang w:val="ar_AE" w:bidi="ar_AE"/>
-        </w:rPr>
-      </w:r>
-      <w:r>
-        <w:rPr>
-          <w:b/>
-          <w:lang w:val="ar_AE" w:bidi="ar_AE"/>
-        </w:rPr>
         <w:t>"</w:t>
       </w:r>
       <w:r>
@@ -3279,23 +2958,6 @@
           <w:b/>
           <w:lang w:val="ar_AE" w:bidi="ar_AE"/>
         </w:rPr>
-        <w:t>ἐν ἀληθείᾳ</w:t>
-      </w:r>
-    </w:p>
-    <w:p>
-      <w:pPr>
-        <w:bidi/>
-      </w:pPr>
-      <w:r>
-        <w:rPr>
-          <w:lang w:val="ar_AE" w:bidi="ar_AE"/>
-        </w:rPr>
-      </w:r>
-      <w:r>
-        <w:rPr>
-          <w:b/>
-          <w:lang w:val="ar_AE" w:bidi="ar_AE"/>
-        </w:rPr>
         <w:t>"</w:t>
       </w:r>
       <w:r>
@@ -3415,23 +3077,6 @@
           <w:b/>
           <w:lang w:val="ar_AE" w:bidi="ar_AE"/>
         </w:rPr>
-        <w:t>καθὼς ἐντολὴν ἐλάβομεν παρὰ τοῦ Πατρός</w:t>
-      </w:r>
-    </w:p>
-    <w:p>
-      <w:pPr>
-        <w:bidi/>
-      </w:pPr>
-      <w:r>
-        <w:rPr>
-          <w:lang w:val="ar_AE" w:bidi="ar_AE"/>
-        </w:rPr>
-      </w:r>
-      <w:r>
-        <w:rPr>
-          <w:b/>
-          <w:lang w:val="ar_AE" w:bidi="ar_AE"/>
-        </w:rPr>
         <w:t>"</w:t>
       </w:r>
       <w:r>
@@ -3564,23 +3209,6 @@
           <w:b/>
           <w:lang w:val="ar_AE" w:bidi="ar_AE"/>
         </w:rPr>
-        <w:t>τοῦ Πατρός</w:t>
-      </w:r>
-    </w:p>
-    <w:p>
-      <w:pPr>
-        <w:bidi/>
-      </w:pPr>
-      <w:r>
-        <w:rPr>
-          <w:lang w:val="ar_AE" w:bidi="ar_AE"/>
-        </w:rPr>
-      </w:r>
-      <w:r>
-        <w:rPr>
-          <w:b/>
-          <w:lang w:val="ar_AE" w:bidi="ar_AE"/>
-        </w:rPr>
         <w:t>"</w:t>
       </w:r>
       <w:r>
@@ -3694,23 +3322,6 @@
           <w:b/>
           <w:lang w:val="ar_AE" w:bidi="ar_AE"/>
         </w:rPr>
-        <w:t>καὶ νῦν</w:t>
-      </w:r>
-    </w:p>
-    <w:p>
-      <w:pPr>
-        <w:bidi/>
-      </w:pPr>
-      <w:r>
-        <w:rPr>
-          <w:lang w:val="ar_AE" w:bidi="ar_AE"/>
-        </w:rPr>
-      </w:r>
-      <w:r>
-        <w:rPr>
-          <w:b/>
-          <w:lang w:val="ar_AE" w:bidi="ar_AE"/>
-        </w:rPr>
         <w:t>"</w:t>
       </w:r>
       <w:r>
@@ -3830,23 +3441,6 @@
           <w:b/>
           <w:lang w:val="ar_AE" w:bidi="ar_AE"/>
         </w:rPr>
-        <w:t>σε, &amp; σοι</w:t>
-      </w:r>
-    </w:p>
-    <w:p>
-      <w:pPr>
-        <w:bidi/>
-      </w:pPr>
-      <w:r>
-        <w:rPr>
-          <w:lang w:val="ar_AE" w:bidi="ar_AE"/>
-        </w:rPr>
-      </w:r>
-      <w:r>
-        <w:rPr>
-          <w:b/>
-          <w:lang w:val="ar_AE" w:bidi="ar_AE"/>
-        </w:rPr>
         <w:t>"</w:t>
       </w:r>
       <w:r>
@@ -4003,23 +3597,6 @@
         <w:rPr>
           <w:lang w:val="ar_AE" w:bidi="ar_AE"/>
         </w:rPr>
-      </w:r>
-    </w:p>
-    <w:p>
-      <w:pPr>
-        <w:bidi/>
-      </w:pPr>
-      <w:r>
-        <w:rPr>
-          <w:lang w:val="ar_AE" w:bidi="ar_AE"/>
-        </w:rPr>
-      </w:r>
-      <w:r>
-        <w:rPr>
-          <w:b/>
-          <w:lang w:val="ar_AE" w:bidi="ar_AE"/>
-        </w:rPr>
-        <w:t>κυρία</w:t>
       </w:r>
     </w:p>
     <w:p>
@@ -4186,23 +3763,6 @@
           <w:b/>
           <w:lang w:val="ar_AE" w:bidi="ar_AE"/>
         </w:rPr>
-        <w:t>οὐχ ὡς ἐντολὴν καινὴν γράφων σοι</w:t>
-      </w:r>
-    </w:p>
-    <w:p>
-      <w:pPr>
-        <w:bidi/>
-      </w:pPr>
-      <w:r>
-        <w:rPr>
-          <w:lang w:val="ar_AE" w:bidi="ar_AE"/>
-        </w:rPr>
-      </w:r>
-      <w:r>
-        <w:rPr>
-          <w:b/>
-          <w:lang w:val="ar_AE" w:bidi="ar_AE"/>
-        </w:rPr>
         <w:t>"</w:t>
       </w:r>
       <w:r>
@@ -4322,23 +3882,6 @@
           <w:b/>
           <w:lang w:val="ar_AE" w:bidi="ar_AE"/>
         </w:rPr>
-        <w:t>ἀπ’ ἀρχῆς</w:t>
-      </w:r>
-    </w:p>
-    <w:p>
-      <w:pPr>
-        <w:bidi/>
-      </w:pPr>
-      <w:r>
-        <w:rPr>
-          <w:lang w:val="ar_AE" w:bidi="ar_AE"/>
-        </w:rPr>
-      </w:r>
-      <w:r>
-        <w:rPr>
-          <w:b/>
-          <w:lang w:val="ar_AE" w:bidi="ar_AE"/>
-        </w:rPr>
         <w:t>"</w:t>
       </w:r>
       <w:r>
@@ -4442,23 +3985,6 @@
         <w:rPr>
           <w:lang w:val="ar_AE" w:bidi="ar_AE"/>
         </w:rPr>
-      </w:r>
-    </w:p>
-    <w:p>
-      <w:pPr>
-        <w:bidi/>
-      </w:pPr>
-      <w:r>
-        <w:rPr>
-          <w:lang w:val="ar_AE" w:bidi="ar_AE"/>
-        </w:rPr>
-      </w:r>
-      <w:r>
-        <w:rPr>
-          <w:b/>
-          <w:lang w:val="ar_AE" w:bidi="ar_AE"/>
-        </w:rPr>
-        <w:t>περιπατῶμεν κατὰ &amp; ἐν αὐτῇ περιπατῆτε</w:t>
       </w:r>
     </w:p>
     <w:p>
@@ -4665,23 +4191,6 @@
           <w:b/>
           <w:lang w:val="ar_AE" w:bidi="ar_AE"/>
         </w:rPr>
-        <w:t>ἠκούσατε &amp; περιπατῆτε</w:t>
-      </w:r>
-    </w:p>
-    <w:p>
-      <w:pPr>
-        <w:bidi/>
-      </w:pPr>
-      <w:r>
-        <w:rPr>
-          <w:lang w:val="ar_AE" w:bidi="ar_AE"/>
-        </w:rPr>
-      </w:r>
-      <w:r>
-        <w:rPr>
-          <w:b/>
-          <w:lang w:val="ar_AE" w:bidi="ar_AE"/>
-        </w:rPr>
         <w:t>"</w:t>
       </w:r>
       <w:r>
@@ -4859,23 +4368,6 @@
           <w:b/>
           <w:lang w:val="ar_AE" w:bidi="ar_AE"/>
         </w:rPr>
-        <w:t>ὅτι</w:t>
-      </w:r>
-    </w:p>
-    <w:p>
-      <w:pPr>
-        <w:bidi/>
-      </w:pPr>
-      <w:r>
-        <w:rPr>
-          <w:lang w:val="ar_AE" w:bidi="ar_AE"/>
-        </w:rPr>
-      </w:r>
-      <w:r>
-        <w:rPr>
-          <w:b/>
-          <w:lang w:val="ar_AE" w:bidi="ar_AE"/>
-        </w:rPr>
         <w:t>"</w:t>
       </w:r>
       <w:r>
@@ -4979,23 +4471,6 @@
         <w:rPr>
           <w:lang w:val="ar_AE" w:bidi="ar_AE"/>
         </w:rPr>
-      </w:r>
-    </w:p>
-    <w:p>
-      <w:pPr>
-        <w:bidi/>
-      </w:pPr>
-      <w:r>
-        <w:rPr>
-          <w:lang w:val="ar_AE" w:bidi="ar_AE"/>
-        </w:rPr>
-      </w:r>
-      <w:r>
-        <w:rPr>
-          <w:b/>
-          <w:lang w:val="ar_AE" w:bidi="ar_AE"/>
-        </w:rPr>
-        <w:t>ὅτι πολλοὶ πλάνοι ἐξῆλθαν εἰς τὸν κόσμον</w:t>
       </w:r>
     </w:p>
     <w:p>
@@ -5149,23 +4624,6 @@
           <w:b/>
           <w:lang w:val="ar_AE" w:bidi="ar_AE"/>
         </w:rPr>
-        <w:t>Ἰησοῦν Χριστὸν ἐρχόμενον ἐν σαρκί</w:t>
-      </w:r>
-    </w:p>
-    <w:p>
-      <w:pPr>
-        <w:bidi/>
-      </w:pPr>
-      <w:r>
-        <w:rPr>
-          <w:lang w:val="ar_AE" w:bidi="ar_AE"/>
-        </w:rPr>
-      </w:r>
-      <w:r>
-        <w:rPr>
-          <w:b/>
-          <w:lang w:val="ar_AE" w:bidi="ar_AE"/>
-        </w:rPr>
         <w:t>"</w:t>
       </w:r>
       <w:r>
@@ -5285,23 +4743,6 @@
           <w:b/>
           <w:lang w:val="ar_AE" w:bidi="ar_AE"/>
         </w:rPr>
-        <w:t>οὗτός ἐστιν ὁ πλάνος καὶ ὁ ἀντίχριστος</w:t>
-      </w:r>
-    </w:p>
-    <w:p>
-      <w:pPr>
-        <w:bidi/>
-      </w:pPr>
-      <w:r>
-        <w:rPr>
-          <w:lang w:val="ar_AE" w:bidi="ar_AE"/>
-        </w:rPr>
-      </w:r>
-      <w:r>
-        <w:rPr>
-          <w:b/>
-          <w:lang w:val="ar_AE" w:bidi="ar_AE"/>
-        </w:rPr>
         <w:t>"</w:t>
       </w:r>
       <w:r>
@@ -5421,23 +4862,6 @@
           <w:b/>
           <w:lang w:val="ar_AE" w:bidi="ar_AE"/>
         </w:rPr>
-        <w:t>ὁ πλάνος καὶ ὁ ἀντίχριστος</w:t>
-      </w:r>
-    </w:p>
-    <w:p>
-      <w:pPr>
-        <w:bidi/>
-      </w:pPr>
-      <w:r>
-        <w:rPr>
-          <w:lang w:val="ar_AE" w:bidi="ar_AE"/>
-        </w:rPr>
-      </w:r>
-      <w:r>
-        <w:rPr>
-          <w:b/>
-          <w:lang w:val="ar_AE" w:bidi="ar_AE"/>
-        </w:rPr>
         <w:t>"</w:t>
       </w:r>
       <w:r>
@@ -5570,23 +4994,6 @@
           <w:b/>
           <w:lang w:val="ar_AE" w:bidi="ar_AE"/>
         </w:rPr>
-        <w:t>βλέπετε ἑαυτούς</w:t>
-      </w:r>
-    </w:p>
-    <w:p>
-      <w:pPr>
-        <w:bidi/>
-      </w:pPr>
-      <w:r>
-        <w:rPr>
-          <w:lang w:val="ar_AE" w:bidi="ar_AE"/>
-        </w:rPr>
-      </w:r>
-      <w:r>
-        <w:rPr>
-          <w:b/>
-          <w:lang w:val="ar_AE" w:bidi="ar_AE"/>
-        </w:rPr>
         <w:t>"</w:t>
       </w:r>
       <w:r>
@@ -5706,23 +5113,6 @@
           <w:b/>
           <w:lang w:val="ar_AE" w:bidi="ar_AE"/>
         </w:rPr>
-        <w:t>βλέπετε ἑαυτούς</w:t>
-      </w:r>
-    </w:p>
-    <w:p>
-      <w:pPr>
-        <w:bidi/>
-      </w:pPr>
-      <w:r>
-        <w:rPr>
-          <w:lang w:val="ar_AE" w:bidi="ar_AE"/>
-        </w:rPr>
-      </w:r>
-      <w:r>
-        <w:rPr>
-          <w:b/>
-          <w:lang w:val="ar_AE" w:bidi="ar_AE"/>
-        </w:rPr>
         <w:t>"</w:t>
       </w:r>
       <w:r>
@@ -5829,23 +5219,6 @@
           <w:b/>
           <w:lang w:val="ar_AE" w:bidi="ar_AE"/>
         </w:rPr>
-        <w:t>ἃ</w:t>
-      </w:r>
-    </w:p>
-    <w:p>
-      <w:pPr>
-        <w:bidi/>
-      </w:pPr>
-      <w:r>
-        <w:rPr>
-          <w:lang w:val="ar_AE" w:bidi="ar_AE"/>
-        </w:rPr>
-      </w:r>
-      <w:r>
-        <w:rPr>
-          <w:b/>
-          <w:lang w:val="ar_AE" w:bidi="ar_AE"/>
-        </w:rPr>
         <w:t>"</w:t>
       </w:r>
       <w:r>
@@ -5965,23 +5338,6 @@
           <w:b/>
           <w:lang w:val="ar_AE" w:bidi="ar_AE"/>
         </w:rPr>
-        <w:t>εἰργασάμεθα</w:t>
-      </w:r>
-    </w:p>
-    <w:p>
-      <w:pPr>
-        <w:bidi/>
-      </w:pPr>
-      <w:r>
-        <w:rPr>
-          <w:lang w:val="ar_AE" w:bidi="ar_AE"/>
-        </w:rPr>
-      </w:r>
-      <w:r>
-        <w:rPr>
-          <w:b/>
-          <w:lang w:val="ar_AE" w:bidi="ar_AE"/>
-        </w:rPr>
         <w:t>"</w:t>
       </w:r>
       <w:r>
@@ -6114,23 +5470,6 @@
           <w:b/>
           <w:lang w:val="ar_AE" w:bidi="ar_AE"/>
         </w:rPr>
-        <w:t>εἰργασάμεθα</w:t>
-      </w:r>
-    </w:p>
-    <w:p>
-      <w:pPr>
-        <w:bidi/>
-      </w:pPr>
-      <w:r>
-        <w:rPr>
-          <w:lang w:val="ar_AE" w:bidi="ar_AE"/>
-        </w:rPr>
-      </w:r>
-      <w:r>
-        <w:rPr>
-          <w:b/>
-          <w:lang w:val="ar_AE" w:bidi="ar_AE"/>
-        </w:rPr>
         <w:t>"</w:t>
       </w:r>
       <w:r>
@@ -6250,23 +5589,6 @@
           <w:b/>
           <w:lang w:val="ar_AE" w:bidi="ar_AE"/>
         </w:rPr>
-        <w:t>μισθὸν πλήρη</w:t>
-      </w:r>
-    </w:p>
-    <w:p>
-      <w:pPr>
-        <w:bidi/>
-      </w:pPr>
-      <w:r>
-        <w:rPr>
-          <w:lang w:val="ar_AE" w:bidi="ar_AE"/>
-        </w:rPr>
-      </w:r>
-      <w:r>
-        <w:rPr>
-          <w:b/>
-          <w:lang w:val="ar_AE" w:bidi="ar_AE"/>
-        </w:rPr>
         <w:t>"</w:t>
       </w:r>
       <w:r>
@@ -6386,23 +5708,6 @@
           <w:b/>
           <w:lang w:val="ar_AE" w:bidi="ar_AE"/>
         </w:rPr>
-        <w:t>πᾶς ὁ προάγων καὶ μὴ μένων ἐν τῇ διδαχῇ τοῦ Χριστοῦ</w:t>
-      </w:r>
-    </w:p>
-    <w:p>
-      <w:pPr>
-        <w:bidi/>
-      </w:pPr>
-      <w:r>
-        <w:rPr>
-          <w:lang w:val="ar_AE" w:bidi="ar_AE"/>
-        </w:rPr>
-      </w:r>
-      <w:r>
-        <w:rPr>
-          <w:b/>
-          <w:lang w:val="ar_AE" w:bidi="ar_AE"/>
-        </w:rPr>
         <w:t>"</w:t>
       </w:r>
       <w:r>
@@ -6561,23 +5866,6 @@
           <w:b/>
           <w:lang w:val="ar_AE" w:bidi="ar_AE"/>
         </w:rPr>
-        <w:t>πᾶς ὁ προάγων καὶ μὴ μένων ἐν τῇ διδαχῇ τοῦ Χριστοῦ</w:t>
-      </w:r>
-    </w:p>
-    <w:p>
-      <w:pPr>
-        <w:bidi/>
-      </w:pPr>
-      <w:r>
-        <w:rPr>
-          <w:lang w:val="ar_AE" w:bidi="ar_AE"/>
-        </w:rPr>
-      </w:r>
-      <w:r>
-        <w:rPr>
-          <w:b/>
-          <w:lang w:val="ar_AE" w:bidi="ar_AE"/>
-        </w:rPr>
         <w:t>"</w:t>
       </w:r>
       <w:r>
@@ -6710,23 +5998,6 @@
           <w:b/>
           <w:lang w:val="ar_AE" w:bidi="ar_AE"/>
         </w:rPr>
-        <w:t>Θεὸν οὐκ ἔχει</w:t>
-      </w:r>
-    </w:p>
-    <w:p>
-      <w:pPr>
-        <w:bidi/>
-      </w:pPr>
-      <w:r>
-        <w:rPr>
-          <w:lang w:val="ar_AE" w:bidi="ar_AE"/>
-        </w:rPr>
-      </w:r>
-      <w:r>
-        <w:rPr>
-          <w:b/>
-          <w:lang w:val="ar_AE" w:bidi="ar_AE"/>
-        </w:rPr>
         <w:t>"</w:t>
       </w:r>
       <w:r>
@@ -6846,23 +6117,6 @@
           <w:b/>
           <w:lang w:val="ar_AE" w:bidi="ar_AE"/>
         </w:rPr>
-        <w:t>ὁ μένων ἐν τῇ διδαχῇ, οὗτος καὶ τὸν Πατέρα καὶ τὸν Υἱὸν ἔχει</w:t>
-      </w:r>
-    </w:p>
-    <w:p>
-      <w:pPr>
-        <w:bidi/>
-      </w:pPr>
-      <w:r>
-        <w:rPr>
-          <w:lang w:val="ar_AE" w:bidi="ar_AE"/>
-        </w:rPr>
-      </w:r>
-      <w:r>
-        <w:rPr>
-          <w:b/>
-          <w:lang w:val="ar_AE" w:bidi="ar_AE"/>
-        </w:rPr>
         <w:t>"</w:t>
       </w:r>
       <w:r>
@@ -6995,23 +6249,6 @@
           <w:b/>
           <w:lang w:val="ar_AE" w:bidi="ar_AE"/>
         </w:rPr>
-        <w:t>ὁ μένων ἐν τῇ διδαχῇ</w:t>
-      </w:r>
-    </w:p>
-    <w:p>
-      <w:pPr>
-        <w:bidi/>
-      </w:pPr>
-      <w:r>
-        <w:rPr>
-          <w:lang w:val="ar_AE" w:bidi="ar_AE"/>
-        </w:rPr>
-      </w:r>
-      <w:r>
-        <w:rPr>
-          <w:b/>
-          <w:lang w:val="ar_AE" w:bidi="ar_AE"/>
-        </w:rPr>
         <w:t>"</w:t>
       </w:r>
       <w:r>
@@ -7118,23 +6355,6 @@
           <w:b/>
           <w:lang w:val="ar_AE" w:bidi="ar_AE"/>
         </w:rPr>
-        <w:t>οὗτος</w:t>
-      </w:r>
-    </w:p>
-    <w:p>
-      <w:pPr>
-        <w:bidi/>
-      </w:pPr>
-      <w:r>
-        <w:rPr>
-          <w:lang w:val="ar_AE" w:bidi="ar_AE"/>
-        </w:rPr>
-      </w:r>
-      <w:r>
-        <w:rPr>
-          <w:b/>
-          <w:lang w:val="ar_AE" w:bidi="ar_AE"/>
-        </w:rPr>
         <w:t>"</w:t>
       </w:r>
       <w:r>
@@ -7267,23 +6487,6 @@
           <w:b/>
           <w:lang w:val="ar_AE" w:bidi="ar_AE"/>
         </w:rPr>
-        <w:t>τὸν Πατέρα καὶ τὸν Υἱὸν</w:t>
-      </w:r>
-    </w:p>
-    <w:p>
-      <w:pPr>
-        <w:bidi/>
-      </w:pPr>
-      <w:r>
-        <w:rPr>
-          <w:lang w:val="ar_AE" w:bidi="ar_AE"/>
-        </w:rPr>
-      </w:r>
-      <w:r>
-        <w:rPr>
-          <w:b/>
-          <w:lang w:val="ar_AE" w:bidi="ar_AE"/>
-        </w:rPr>
         <w:t>"</w:t>
       </w:r>
       <w:r>
@@ -7394,23 +6597,6 @@
         <w:rPr>
           <w:lang w:val="ar_AE" w:bidi="ar_AE"/>
         </w:rPr>
-      </w:r>
-    </w:p>
-    <w:p>
-      <w:pPr>
-        <w:bidi/>
-      </w:pPr>
-      <w:r>
-        <w:rPr>
-          <w:lang w:val="ar_AE" w:bidi="ar_AE"/>
-        </w:rPr>
-      </w:r>
-      <w:r>
-        <w:rPr>
-          <w:b/>
-          <w:lang w:val="ar_AE" w:bidi="ar_AE"/>
-        </w:rPr>
-        <w:t>εἴ τις ἔρχεται πρὸς ὑμᾶς, καὶ ταύτην τὴν διδαχὴν οὐ φέρει</w:t>
       </w:r>
     </w:p>
     <w:p>
@@ -7564,23 +6750,6 @@
           <w:b/>
           <w:lang w:val="ar_AE" w:bidi="ar_AE"/>
         </w:rPr>
-        <w:t>ταύτην τὴν διδαχὴν οὐ φέρει</w:t>
-      </w:r>
-    </w:p>
-    <w:p>
-      <w:pPr>
-        <w:bidi/>
-      </w:pPr>
-      <w:r>
-        <w:rPr>
-          <w:lang w:val="ar_AE" w:bidi="ar_AE"/>
-        </w:rPr>
-      </w:r>
-      <w:r>
-        <w:rPr>
-          <w:b/>
-          <w:lang w:val="ar_AE" w:bidi="ar_AE"/>
-        </w:rPr>
         <w:t>"</w:t>
       </w:r>
       <w:r>
@@ -7697,23 +6866,6 @@
         <w:rPr>
           <w:lang w:val="ar_AE" w:bidi="ar_AE"/>
         </w:rPr>
-      </w:r>
-    </w:p>
-    <w:p>
-      <w:pPr>
-        <w:bidi/>
-      </w:pPr>
-      <w:r>
-        <w:rPr>
-          <w:lang w:val="ar_AE" w:bidi="ar_AE"/>
-        </w:rPr>
-      </w:r>
-      <w:r>
-        <w:rPr>
-          <w:b/>
-          <w:lang w:val="ar_AE" w:bidi="ar_AE"/>
-        </w:rPr>
-        <w:t>ταύτην τὴν διδαχὴν</w:t>
       </w:r>
     </w:p>
     <w:p>
@@ -7867,23 +7019,6 @@
           <w:b/>
           <w:lang w:val="ar_AE" w:bidi="ar_AE"/>
         </w:rPr>
-        <w:t>μὴ λαμβάνετε αὐτὸν εἰς οἰκίαν</w:t>
-      </w:r>
-    </w:p>
-    <w:p>
-      <w:pPr>
-        <w:bidi/>
-      </w:pPr>
-      <w:r>
-        <w:rPr>
-          <w:lang w:val="ar_AE" w:bidi="ar_AE"/>
-        </w:rPr>
-      </w:r>
-      <w:r>
-        <w:rPr>
-          <w:b/>
-          <w:lang w:val="ar_AE" w:bidi="ar_AE"/>
-        </w:rPr>
         <w:t>"</w:t>
       </w:r>
       <w:r>
@@ -7990,23 +7125,6 @@
           <w:b/>
           <w:lang w:val="ar_AE" w:bidi="ar_AE"/>
         </w:rPr>
-        <w:t>χαίρειν αὐτῷ μὴ λέγετε</w:t>
-      </w:r>
-    </w:p>
-    <w:p>
-      <w:pPr>
-        <w:bidi/>
-      </w:pPr>
-      <w:r>
-        <w:rPr>
-          <w:lang w:val="ar_AE" w:bidi="ar_AE"/>
-        </w:rPr>
-      </w:r>
-      <w:r>
-        <w:rPr>
-          <w:b/>
-          <w:lang w:val="ar_AE" w:bidi="ar_AE"/>
-        </w:rPr>
         <w:t>"</w:t>
       </w:r>
       <w:r>
@@ -8113,23 +7231,6 @@
           <w:b/>
           <w:lang w:val="ar_AE" w:bidi="ar_AE"/>
         </w:rPr>
-        <w:t>ὁ λέγων &amp; αὐτῷ χαίρειν</w:t>
-      </w:r>
-    </w:p>
-    <w:p>
-      <w:pPr>
-        <w:bidi/>
-      </w:pPr>
-      <w:r>
-        <w:rPr>
-          <w:lang w:val="ar_AE" w:bidi="ar_AE"/>
-        </w:rPr>
-      </w:r>
-      <w:r>
-        <w:rPr>
-          <w:b/>
-          <w:lang w:val="ar_AE" w:bidi="ar_AE"/>
-        </w:rPr>
         <w:t>"</w:t>
       </w:r>
       <w:r>
@@ -8249,23 +7350,6 @@
           <w:b/>
           <w:lang w:val="ar_AE" w:bidi="ar_AE"/>
         </w:rPr>
-        <w:t>κοινωνεῖ τοῖς ἔργοις αὐτοῦ τοῖς πονηροῖς</w:t>
-      </w:r>
-    </w:p>
-    <w:p>
-      <w:pPr>
-        <w:bidi/>
-      </w:pPr>
-      <w:r>
-        <w:rPr>
-          <w:lang w:val="ar_AE" w:bidi="ar_AE"/>
-        </w:rPr>
-      </w:r>
-      <w:r>
-        <w:rPr>
-          <w:b/>
-          <w:lang w:val="ar_AE" w:bidi="ar_AE"/>
-        </w:rPr>
         <w:t>"</w:t>
       </w:r>
       <w:r>
@@ -8385,23 +7469,6 @@
           <w:b/>
           <w:lang w:val="ar_AE" w:bidi="ar_AE"/>
         </w:rPr>
-        <w:t>οὐκ ἐβουλήθην διὰ χάρτου καὶ μέλανος</w:t>
-      </w:r>
-    </w:p>
-    <w:p>
-      <w:pPr>
-        <w:bidi/>
-      </w:pPr>
-      <w:r>
-        <w:rPr>
-          <w:lang w:val="ar_AE" w:bidi="ar_AE"/>
-        </w:rPr>
-      </w:r>
-      <w:r>
-        <w:rPr>
-          <w:b/>
-          <w:lang w:val="ar_AE" w:bidi="ar_AE"/>
-        </w:rPr>
         <w:t>"</w:t>
       </w:r>
       <w:r>
@@ -8508,23 +7575,6 @@
           <w:b/>
           <w:lang w:val="ar_AE" w:bidi="ar_AE"/>
         </w:rPr>
-        <w:t>διὰ χάρτου καὶ μέλανος</w:t>
-      </w:r>
-    </w:p>
-    <w:p>
-      <w:pPr>
-        <w:bidi/>
-      </w:pPr>
-      <w:r>
-        <w:rPr>
-          <w:lang w:val="ar_AE" w:bidi="ar_AE"/>
-        </w:rPr>
-      </w:r>
-      <w:r>
-        <w:rPr>
-          <w:b/>
-          <w:lang w:val="ar_AE" w:bidi="ar_AE"/>
-        </w:rPr>
         <w:t>"</w:t>
       </w:r>
       <w:r>
@@ -8644,23 +7694,6 @@
           <w:b/>
           <w:lang w:val="ar_AE" w:bidi="ar_AE"/>
         </w:rPr>
-        <w:t>γενέσθαι</w:t>
-      </w:r>
-    </w:p>
-    <w:p>
-      <w:pPr>
-        <w:bidi/>
-      </w:pPr>
-      <w:r>
-        <w:rPr>
-          <w:lang w:val="ar_AE" w:bidi="ar_AE"/>
-        </w:rPr>
-      </w:r>
-      <w:r>
-        <w:rPr>
-          <w:b/>
-          <w:lang w:val="ar_AE" w:bidi="ar_AE"/>
-        </w:rPr>
         <w:t>"</w:t>
       </w:r>
       <w:r>
@@ -8780,23 +7813,6 @@
           <w:b/>
           <w:lang w:val="ar_AE" w:bidi="ar_AE"/>
         </w:rPr>
-        <w:t>στόμα πρὸς στόμα λαλῆσαι</w:t>
-      </w:r>
-    </w:p>
-    <w:p>
-      <w:pPr>
-        <w:bidi/>
-      </w:pPr>
-      <w:r>
-        <w:rPr>
-          <w:lang w:val="ar_AE" w:bidi="ar_AE"/>
-        </w:rPr>
-      </w:r>
-      <w:r>
-        <w:rPr>
-          <w:b/>
-          <w:lang w:val="ar_AE" w:bidi="ar_AE"/>
-        </w:rPr>
         <w:t>"</w:t>
       </w:r>
       <w:r>
@@ -8916,23 +7932,6 @@
           <w:b/>
           <w:lang w:val="ar_AE" w:bidi="ar_AE"/>
         </w:rPr>
-        <w:t>ἵνα ἡ χαρὰ ὑμῶν πεπληρωμένη ᾖ</w:t>
-      </w:r>
-    </w:p>
-    <w:p>
-      <w:pPr>
-        <w:bidi/>
-      </w:pPr>
-      <w:r>
-        <w:rPr>
-          <w:lang w:val="ar_AE" w:bidi="ar_AE"/>
-        </w:rPr>
-      </w:r>
-      <w:r>
-        <w:rPr>
-          <w:b/>
-          <w:lang w:val="ar_AE" w:bidi="ar_AE"/>
-        </w:rPr>
         <w:t>"</w:t>
       </w:r>
       <w:r>
@@ -9039,23 +8038,6 @@
           <w:b/>
           <w:lang w:val="ar_AE" w:bidi="ar_AE"/>
         </w:rPr>
-        <w:t>ἵνα ἡ χαρὰ ὑμῶν πεπληρωμένη ᾖ</w:t>
-      </w:r>
-    </w:p>
-    <w:p>
-      <w:pPr>
-        <w:bidi/>
-      </w:pPr>
-      <w:r>
-        <w:rPr>
-          <w:lang w:val="ar_AE" w:bidi="ar_AE"/>
-        </w:rPr>
-      </w:r>
-      <w:r>
-        <w:rPr>
-          <w:b/>
-          <w:lang w:val="ar_AE" w:bidi="ar_AE"/>
-        </w:rPr>
         <w:t>"</w:t>
       </w:r>
       <w:r>
@@ -9175,23 +8157,6 @@
           <w:b/>
           <w:lang w:val="ar_AE" w:bidi="ar_AE"/>
         </w:rPr>
-        <w:t>ἡ χαρὰ ὑμῶν πεπληρωμένη ᾖ</w:t>
-      </w:r>
-    </w:p>
-    <w:p>
-      <w:pPr>
-        <w:bidi/>
-      </w:pPr>
-      <w:r>
-        <w:rPr>
-          <w:lang w:val="ar_AE" w:bidi="ar_AE"/>
-        </w:rPr>
-      </w:r>
-      <w:r>
-        <w:rPr>
-          <w:b/>
-          <w:lang w:val="ar_AE" w:bidi="ar_AE"/>
-        </w:rPr>
         <w:t>"</w:t>
       </w:r>
       <w:r>
@@ -9298,23 +8263,6 @@
           <w:b/>
           <w:lang w:val="ar_AE" w:bidi="ar_AE"/>
         </w:rPr>
-        <w:t>ὑμῶν</w:t>
-      </w:r>
-    </w:p>
-    <w:p>
-      <w:pPr>
-        <w:bidi/>
-      </w:pPr>
-      <w:r>
-        <w:rPr>
-          <w:lang w:val="ar_AE" w:bidi="ar_AE"/>
-        </w:rPr>
-      </w:r>
-      <w:r>
-        <w:rPr>
-          <w:b/>
-          <w:lang w:val="ar_AE" w:bidi="ar_AE"/>
-        </w:rPr>
         <w:t>"فرحكم"</w:t>
       </w:r>
     </w:p>
@@ -9404,23 +8352,6 @@
         <w:rPr>
           <w:lang w:val="ar_AE" w:bidi="ar_AE"/>
         </w:rPr>
-      </w:r>
-    </w:p>
-    <w:p>
-      <w:pPr>
-        <w:bidi/>
-      </w:pPr>
-      <w:r>
-        <w:rPr>
-          <w:lang w:val="ar_AE" w:bidi="ar_AE"/>
-        </w:rPr>
-      </w:r>
-      <w:r>
-        <w:rPr>
-          <w:b/>
-          <w:lang w:val="ar_AE" w:bidi="ar_AE"/>
-        </w:rPr>
-        <w:t>τὰ τέκνα τῆς ἀδελφῆς σου τῆς ἐκλεκτῆς</w:t>
       </w:r>
     </w:p>
     <w:p>
@@ -9574,23 +8505,6 @@
           <w:b/>
           <w:lang w:val="ar_AE" w:bidi="ar_AE"/>
         </w:rPr>
-        <w:t>τὰ τέκνα τῆς ἀδελφῆς σου τῆς ἐκλεκτῆς</w:t>
-      </w:r>
-    </w:p>
-    <w:p>
-      <w:pPr>
-        <w:bidi/>
-      </w:pPr>
-      <w:r>
-        <w:rPr>
-          <w:lang w:val="ar_AE" w:bidi="ar_AE"/>
-        </w:rPr>
-      </w:r>
-      <w:r>
-        <w:rPr>
-          <w:b/>
-          <w:lang w:val="ar_AE" w:bidi="ar_AE"/>
-        </w:rPr>
         <w:t>"</w:t>
       </w:r>
       <w:r>
@@ -9710,23 +8624,6 @@
           <w:b/>
           <w:lang w:val="ar_AE" w:bidi="ar_AE"/>
         </w:rPr>
-        <w:t>ἀσπάζεταί σε</w:t>
-      </w:r>
-    </w:p>
-    <w:p>
-      <w:pPr>
-        <w:bidi/>
-      </w:pPr>
-      <w:r>
-        <w:rPr>
-          <w:lang w:val="ar_AE" w:bidi="ar_AE"/>
-        </w:rPr>
-      </w:r>
-      <w:r>
-        <w:rPr>
-          <w:b/>
-          <w:lang w:val="ar_AE" w:bidi="ar_AE"/>
-        </w:rPr>
         <w:t>"</w:t>
       </w:r>
       <w:r>
@@ -9817,23 +8714,6 @@
         <w:rPr>
           <w:lang w:val="ar_AE" w:bidi="ar_AE"/>
         </w:rPr>
-      </w:r>
-    </w:p>
-    <w:p>
-      <w:pPr>
-        <w:bidi/>
-      </w:pPr>
-      <w:r>
-        <w:rPr>
-          <w:lang w:val="ar_AE" w:bidi="ar_AE"/>
-        </w:rPr>
-      </w:r>
-      <w:r>
-        <w:rPr>
-          <w:b/>
-          <w:lang w:val="ar_AE" w:bidi="ar_AE"/>
-        </w:rPr>
-        <w:t>σε &amp; σου</w:t>
       </w:r>
     </w:p>
     <w:p>

--- a/arb/docx/63.content.docx
+++ b/arb/docx/63.content.docx
@@ -22,7 +22,7 @@
         <w:rPr>
           <w:lang w:val="ar_AE" w:bidi="ar_AE"/>
         </w:rPr>
-        <w:t>Resource: ملاحظات الترجمة (كلمة متكشفة)</w:t>
+        <w:t>Resource: unfoldingWord® Translation Notes</w:t>
       </w:r>
       <w:r>
         <w:rPr>
@@ -96,7 +96,7 @@
         <w:rPr>
           <w:lang w:val="ar_AE" w:bidi="ar_AE"/>
         </w:rPr>
-        <w:t>ملاحظات الترجمة (كلمة متكشفة)</w:t>
+        <w:t>unfoldingWord® Translation Notes</w:t>
       </w:r>
     </w:p>
     <w:p>

--- a/arb/docx/63.content.docx
+++ b/arb/docx/63.content.docx
@@ -719,6 +719,23 @@
           <w:b/>
           <w:lang w:val="ar_AE" w:bidi="ar_AE"/>
         </w:rPr>
+        <w:t>ὁ πρεσβύτερος</w:t>
+      </w:r>
+    </w:p>
+    <w:p>
+      <w:pPr>
+        <w:bidi/>
+      </w:pPr>
+      <w:r>
+        <w:rPr>
+          <w:lang w:val="ar_AE" w:bidi="ar_AE"/>
+        </w:rPr>
+      </w:r>
+      <w:r>
+        <w:rPr>
+          <w:b/>
+          <w:lang w:val="ar_AE" w:bidi="ar_AE"/>
+        </w:rPr>
         <w:t>"</w:t>
       </w:r>
       <w:r>
@@ -825,6 +842,23 @@
           <w:b/>
           <w:lang w:val="ar_AE" w:bidi="ar_AE"/>
         </w:rPr>
+        <w:t>ὁ πρεσβύτερος</w:t>
+      </w:r>
+    </w:p>
+    <w:p>
+      <w:pPr>
+        <w:bidi/>
+      </w:pPr>
+      <w:r>
+        <w:rPr>
+          <w:lang w:val="ar_AE" w:bidi="ar_AE"/>
+        </w:rPr>
+      </w:r>
+      <w:r>
+        <w:rPr>
+          <w:b/>
+          <w:lang w:val="ar_AE" w:bidi="ar_AE"/>
+        </w:rPr>
         <w:t>"</w:t>
       </w:r>
       <w:r>
@@ -957,6 +991,23 @@
           <w:b/>
           <w:lang w:val="ar_AE" w:bidi="ar_AE"/>
         </w:rPr>
+        <w:t>ἐκλεκτῇ κυρίᾳ καὶ τοῖς τέκνοις αὐτῆς</w:t>
+      </w:r>
+    </w:p>
+    <w:p>
+      <w:pPr>
+        <w:bidi/>
+      </w:pPr>
+      <w:r>
+        <w:rPr>
+          <w:lang w:val="ar_AE" w:bidi="ar_AE"/>
+        </w:rPr>
+      </w:r>
+      <w:r>
+        <w:rPr>
+          <w:b/>
+          <w:lang w:val="ar_AE" w:bidi="ar_AE"/>
+        </w:rPr>
         <w:t>"</w:t>
       </w:r>
       <w:r>
@@ -1063,6 +1114,23 @@
           <w:b/>
           <w:lang w:val="ar_AE" w:bidi="ar_AE"/>
         </w:rPr>
+        <w:t>ἐκλεκτῇ κυρίᾳ καὶ τοῖς τέκνοις αὐτῆς</w:t>
+      </w:r>
+    </w:p>
+    <w:p>
+      <w:pPr>
+        <w:bidi/>
+      </w:pPr>
+      <w:r>
+        <w:rPr>
+          <w:lang w:val="ar_AE" w:bidi="ar_AE"/>
+        </w:rPr>
+      </w:r>
+      <w:r>
+        <w:rPr>
+          <w:b/>
+          <w:lang w:val="ar_AE" w:bidi="ar_AE"/>
+        </w:rPr>
         <w:t>"</w:t>
       </w:r>
       <w:r>
@@ -1182,6 +1250,23 @@
           <w:b/>
           <w:lang w:val="ar_AE" w:bidi="ar_AE"/>
         </w:rPr>
+        <w:t>ἐκλεκτῇ κυρίᾳ καὶ τοῖς τέκνοις αὐτῆς</w:t>
+      </w:r>
+    </w:p>
+    <w:p>
+      <w:pPr>
+        <w:bidi/>
+      </w:pPr>
+      <w:r>
+        <w:rPr>
+          <w:lang w:val="ar_AE" w:bidi="ar_AE"/>
+        </w:rPr>
+      </w:r>
+      <w:r>
+        <w:rPr>
+          <w:b/>
+          <w:lang w:val="ar_AE" w:bidi="ar_AE"/>
+        </w:rPr>
         <w:t>"</w:t>
       </w:r>
       <w:r>
@@ -1301,6 +1386,23 @@
           <w:b/>
           <w:lang w:val="ar_AE" w:bidi="ar_AE"/>
         </w:rPr>
+        <w:t>ἀγαπῶ ἐν ἀληθείᾳ</w:t>
+      </w:r>
+    </w:p>
+    <w:p>
+      <w:pPr>
+        <w:bidi/>
+      </w:pPr>
+      <w:r>
+        <w:rPr>
+          <w:lang w:val="ar_AE" w:bidi="ar_AE"/>
+        </w:rPr>
+      </w:r>
+      <w:r>
+        <w:rPr>
+          <w:b/>
+          <w:lang w:val="ar_AE" w:bidi="ar_AE"/>
+        </w:rPr>
         <w:t>"</w:t>
       </w:r>
       <w:r>
@@ -1433,6 +1535,23 @@
           <w:b/>
           <w:lang w:val="ar_AE" w:bidi="ar_AE"/>
         </w:rPr>
+        <w:t>πάντες οἱ ἐγνωκότες τὴν ἀλήθειαν</w:t>
+      </w:r>
+    </w:p>
+    <w:p>
+      <w:pPr>
+        <w:bidi/>
+      </w:pPr>
+      <w:r>
+        <w:rPr>
+          <w:lang w:val="ar_AE" w:bidi="ar_AE"/>
+        </w:rPr>
+      </w:r>
+      <w:r>
+        <w:rPr>
+          <w:b/>
+          <w:lang w:val="ar_AE" w:bidi="ar_AE"/>
+        </w:rPr>
         <w:t>"</w:t>
       </w:r>
       <w:r>
@@ -1565,6 +1684,23 @@
           <w:b/>
           <w:lang w:val="ar_AE" w:bidi="ar_AE"/>
         </w:rPr>
+        <w:t>τὴν ἀλήθειαν</w:t>
+      </w:r>
+    </w:p>
+    <w:p>
+      <w:pPr>
+        <w:bidi/>
+      </w:pPr>
+      <w:r>
+        <w:rPr>
+          <w:lang w:val="ar_AE" w:bidi="ar_AE"/>
+        </w:rPr>
+      </w:r>
+      <w:r>
+        <w:rPr>
+          <w:b/>
+          <w:lang w:val="ar_AE" w:bidi="ar_AE"/>
+        </w:rPr>
         <w:t>"</w:t>
       </w:r>
       <w:r>
@@ -1684,6 +1820,23 @@
           <w:b/>
           <w:lang w:val="ar_AE" w:bidi="ar_AE"/>
         </w:rPr>
+        <w:t>ἡμῖν &amp; ἡμῶν</w:t>
+      </w:r>
+    </w:p>
+    <w:p>
+      <w:pPr>
+        <w:bidi/>
+      </w:pPr>
+      <w:r>
+        <w:rPr>
+          <w:lang w:val="ar_AE" w:bidi="ar_AE"/>
+        </w:rPr>
+      </w:r>
+      <w:r>
+        <w:rPr>
+          <w:b/>
+          <w:lang w:val="ar_AE" w:bidi="ar_AE"/>
+        </w:rPr>
         <w:t>"</w:t>
       </w:r>
       <w:r>
@@ -1830,6 +1983,23 @@
           <w:b/>
           <w:lang w:val="ar_AE" w:bidi="ar_AE"/>
         </w:rPr>
+        <w:t>εἰς τὸν αἰῶνα</w:t>
+      </w:r>
+    </w:p>
+    <w:p>
+      <w:pPr>
+        <w:bidi/>
+      </w:pPr>
+      <w:r>
+        <w:rPr>
+          <w:lang w:val="ar_AE" w:bidi="ar_AE"/>
+        </w:rPr>
+      </w:r>
+      <w:r>
+        <w:rPr>
+          <w:b/>
+          <w:lang w:val="ar_AE" w:bidi="ar_AE"/>
+        </w:rPr>
         <w:t>"</w:t>
       </w:r>
       <w:r>
@@ -1936,6 +2106,23 @@
           <w:b/>
           <w:lang w:val="ar_AE" w:bidi="ar_AE"/>
         </w:rPr>
+        <w:t>ἔσται μεθ’ ἡμῶν χάρις, ἔλεος, εἰρήνη, παρὰ Θεοῦ Πατρός καὶ παρὰ Ἰησοῦ Χριστοῦ</w:t>
+      </w:r>
+    </w:p>
+    <w:p>
+      <w:pPr>
+        <w:bidi/>
+      </w:pPr>
+      <w:r>
+        <w:rPr>
+          <w:lang w:val="ar_AE" w:bidi="ar_AE"/>
+        </w:rPr>
+      </w:r>
+      <w:r>
+        <w:rPr>
+          <w:b/>
+          <w:lang w:val="ar_AE" w:bidi="ar_AE"/>
+        </w:rPr>
         <w:t>"</w:t>
       </w:r>
       <w:r>
@@ -2107,6 +2294,23 @@
           <w:b/>
           <w:lang w:val="ar_AE" w:bidi="ar_AE"/>
         </w:rPr>
+        <w:t>ἔσται μεθ’ ἡμῶν χάρις, ἔλεος, εἰρήνη</w:t>
+      </w:r>
+    </w:p>
+    <w:p>
+      <w:pPr>
+        <w:bidi/>
+      </w:pPr>
+      <w:r>
+        <w:rPr>
+          <w:lang w:val="ar_AE" w:bidi="ar_AE"/>
+        </w:rPr>
+      </w:r>
+      <w:r>
+        <w:rPr>
+          <w:b/>
+          <w:lang w:val="ar_AE" w:bidi="ar_AE"/>
+        </w:rPr>
         <w:t>"</w:t>
       </w:r>
       <w:r>
@@ -2213,6 +2417,23 @@
           <w:b/>
           <w:lang w:val="ar_AE" w:bidi="ar_AE"/>
         </w:rPr>
+        <w:t>Πατρός &amp; Υἱοῦ</w:t>
+      </w:r>
+    </w:p>
+    <w:p>
+      <w:pPr>
+        <w:bidi/>
+      </w:pPr>
+      <w:r>
+        <w:rPr>
+          <w:lang w:val="ar_AE" w:bidi="ar_AE"/>
+        </w:rPr>
+      </w:r>
+      <w:r>
+        <w:rPr>
+          <w:b/>
+          <w:lang w:val="ar_AE" w:bidi="ar_AE"/>
+        </w:rPr>
         <w:t>"</w:t>
       </w:r>
       <w:r>
@@ -2332,6 +2553,23 @@
           <w:b/>
           <w:lang w:val="ar_AE" w:bidi="ar_AE"/>
         </w:rPr>
+        <w:t>ἐν ἀληθείᾳ καὶ ἀγάπῃ</w:t>
+      </w:r>
+    </w:p>
+    <w:p>
+      <w:pPr>
+        <w:bidi/>
+      </w:pPr>
+      <w:r>
+        <w:rPr>
+          <w:lang w:val="ar_AE" w:bidi="ar_AE"/>
+        </w:rPr>
+      </w:r>
+      <w:r>
+        <w:rPr>
+          <w:b/>
+          <w:lang w:val="ar_AE" w:bidi="ar_AE"/>
+        </w:rPr>
         <w:t>"</w:t>
       </w:r>
       <w:r>
@@ -2464,6 +2702,23 @@
           <w:b/>
           <w:lang w:val="ar_AE" w:bidi="ar_AE"/>
         </w:rPr>
+        <w:t>ἐχάρην λείαν ὅτι εὕρηκα ἐκ τῶν τέκνων σου περιπατοῦντας ἐν ἀληθείᾳ</w:t>
+      </w:r>
+    </w:p>
+    <w:p>
+      <w:pPr>
+        <w:bidi/>
+      </w:pPr>
+      <w:r>
+        <w:rPr>
+          <w:lang w:val="ar_AE" w:bidi="ar_AE"/>
+        </w:rPr>
+      </w:r>
+      <w:r>
+        <w:rPr>
+          <w:b/>
+          <w:lang w:val="ar_AE" w:bidi="ar_AE"/>
+        </w:rPr>
         <w:t>"</w:t>
       </w:r>
       <w:r>
@@ -2567,6 +2822,23 @@
         <w:rPr>
           <w:lang w:val="ar_AE" w:bidi="ar_AE"/>
         </w:rPr>
+      </w:r>
+    </w:p>
+    <w:p>
+      <w:pPr>
+        <w:bidi/>
+      </w:pPr>
+      <w:r>
+        <w:rPr>
+          <w:lang w:val="ar_AE" w:bidi="ar_AE"/>
+        </w:rPr>
+      </w:r>
+      <w:r>
+        <w:rPr>
+          <w:b/>
+          <w:lang w:val="ar_AE" w:bidi="ar_AE"/>
+        </w:rPr>
+        <w:t>τῶν τέκνων σου</w:t>
       </w:r>
     </w:p>
     <w:p>
@@ -2720,6 +2992,23 @@
           <w:b/>
           <w:lang w:val="ar_AE" w:bidi="ar_AE"/>
         </w:rPr>
+        <w:t>τῶν τέκνων σου</w:t>
+      </w:r>
+    </w:p>
+    <w:p>
+      <w:pPr>
+        <w:bidi/>
+      </w:pPr>
+      <w:r>
+        <w:rPr>
+          <w:lang w:val="ar_AE" w:bidi="ar_AE"/>
+        </w:rPr>
+      </w:r>
+      <w:r>
+        <w:rPr>
+          <w:b/>
+          <w:lang w:val="ar_AE" w:bidi="ar_AE"/>
+        </w:rPr>
         <w:t>"</w:t>
       </w:r>
       <w:r>
@@ -2852,6 +3141,23 @@
           <w:b/>
           <w:lang w:val="ar_AE" w:bidi="ar_AE"/>
         </w:rPr>
+        <w:t>περιπατοῦντας ἐν ἀληθείᾳ</w:t>
+      </w:r>
+    </w:p>
+    <w:p>
+      <w:pPr>
+        <w:bidi/>
+      </w:pPr>
+      <w:r>
+        <w:rPr>
+          <w:lang w:val="ar_AE" w:bidi="ar_AE"/>
+        </w:rPr>
+      </w:r>
+      <w:r>
+        <w:rPr>
+          <w:b/>
+          <w:lang w:val="ar_AE" w:bidi="ar_AE"/>
+        </w:rPr>
         <w:t>"</w:t>
       </w:r>
       <w:r>
@@ -2958,6 +3264,23 @@
           <w:b/>
           <w:lang w:val="ar_AE" w:bidi="ar_AE"/>
         </w:rPr>
+        <w:t>ἐν ἀληθείᾳ</w:t>
+      </w:r>
+    </w:p>
+    <w:p>
+      <w:pPr>
+        <w:bidi/>
+      </w:pPr>
+      <w:r>
+        <w:rPr>
+          <w:lang w:val="ar_AE" w:bidi="ar_AE"/>
+        </w:rPr>
+      </w:r>
+      <w:r>
+        <w:rPr>
+          <w:b/>
+          <w:lang w:val="ar_AE" w:bidi="ar_AE"/>
+        </w:rPr>
         <w:t>"</w:t>
       </w:r>
       <w:r>
@@ -3077,6 +3400,23 @@
           <w:b/>
           <w:lang w:val="ar_AE" w:bidi="ar_AE"/>
         </w:rPr>
+        <w:t>καθὼς ἐντολὴν ἐλάβομεν παρὰ τοῦ Πατρός</w:t>
+      </w:r>
+    </w:p>
+    <w:p>
+      <w:pPr>
+        <w:bidi/>
+      </w:pPr>
+      <w:r>
+        <w:rPr>
+          <w:lang w:val="ar_AE" w:bidi="ar_AE"/>
+        </w:rPr>
+      </w:r>
+      <w:r>
+        <w:rPr>
+          <w:b/>
+          <w:lang w:val="ar_AE" w:bidi="ar_AE"/>
+        </w:rPr>
         <w:t>"</w:t>
       </w:r>
       <w:r>
@@ -3209,6 +3549,23 @@
           <w:b/>
           <w:lang w:val="ar_AE" w:bidi="ar_AE"/>
         </w:rPr>
+        <w:t>τοῦ Πατρός</w:t>
+      </w:r>
+    </w:p>
+    <w:p>
+      <w:pPr>
+        <w:bidi/>
+      </w:pPr>
+      <w:r>
+        <w:rPr>
+          <w:lang w:val="ar_AE" w:bidi="ar_AE"/>
+        </w:rPr>
+      </w:r>
+      <w:r>
+        <w:rPr>
+          <w:b/>
+          <w:lang w:val="ar_AE" w:bidi="ar_AE"/>
+        </w:rPr>
         <w:t>"</w:t>
       </w:r>
       <w:r>
@@ -3322,6 +3679,23 @@
           <w:b/>
           <w:lang w:val="ar_AE" w:bidi="ar_AE"/>
         </w:rPr>
+        <w:t>καὶ νῦν</w:t>
+      </w:r>
+    </w:p>
+    <w:p>
+      <w:pPr>
+        <w:bidi/>
+      </w:pPr>
+      <w:r>
+        <w:rPr>
+          <w:lang w:val="ar_AE" w:bidi="ar_AE"/>
+        </w:rPr>
+      </w:r>
+      <w:r>
+        <w:rPr>
+          <w:b/>
+          <w:lang w:val="ar_AE" w:bidi="ar_AE"/>
+        </w:rPr>
         <w:t>"</w:t>
       </w:r>
       <w:r>
@@ -3441,6 +3815,23 @@
           <w:b/>
           <w:lang w:val="ar_AE" w:bidi="ar_AE"/>
         </w:rPr>
+        <w:t>σε, &amp; σοι</w:t>
+      </w:r>
+    </w:p>
+    <w:p>
+      <w:pPr>
+        <w:bidi/>
+      </w:pPr>
+      <w:r>
+        <w:rPr>
+          <w:lang w:val="ar_AE" w:bidi="ar_AE"/>
+        </w:rPr>
+      </w:r>
+      <w:r>
+        <w:rPr>
+          <w:b/>
+          <w:lang w:val="ar_AE" w:bidi="ar_AE"/>
+        </w:rPr>
         <w:t>"</w:t>
       </w:r>
       <w:r>
@@ -3597,6 +3988,23 @@
         <w:rPr>
           <w:lang w:val="ar_AE" w:bidi="ar_AE"/>
         </w:rPr>
+      </w:r>
+    </w:p>
+    <w:p>
+      <w:pPr>
+        <w:bidi/>
+      </w:pPr>
+      <w:r>
+        <w:rPr>
+          <w:lang w:val="ar_AE" w:bidi="ar_AE"/>
+        </w:rPr>
+      </w:r>
+      <w:r>
+        <w:rPr>
+          <w:b/>
+          <w:lang w:val="ar_AE" w:bidi="ar_AE"/>
+        </w:rPr>
+        <w:t>κυρία</w:t>
       </w:r>
     </w:p>
     <w:p>
@@ -3763,6 +4171,23 @@
           <w:b/>
           <w:lang w:val="ar_AE" w:bidi="ar_AE"/>
         </w:rPr>
+        <w:t>οὐχ ὡς ἐντολὴν καινὴν γράφων σοι</w:t>
+      </w:r>
+    </w:p>
+    <w:p>
+      <w:pPr>
+        <w:bidi/>
+      </w:pPr>
+      <w:r>
+        <w:rPr>
+          <w:lang w:val="ar_AE" w:bidi="ar_AE"/>
+        </w:rPr>
+      </w:r>
+      <w:r>
+        <w:rPr>
+          <w:b/>
+          <w:lang w:val="ar_AE" w:bidi="ar_AE"/>
+        </w:rPr>
         <w:t>"</w:t>
       </w:r>
       <w:r>
@@ -3882,6 +4307,23 @@
           <w:b/>
           <w:lang w:val="ar_AE" w:bidi="ar_AE"/>
         </w:rPr>
+        <w:t>ἀπ’ ἀρχῆς</w:t>
+      </w:r>
+    </w:p>
+    <w:p>
+      <w:pPr>
+        <w:bidi/>
+      </w:pPr>
+      <w:r>
+        <w:rPr>
+          <w:lang w:val="ar_AE" w:bidi="ar_AE"/>
+        </w:rPr>
+      </w:r>
+      <w:r>
+        <w:rPr>
+          <w:b/>
+          <w:lang w:val="ar_AE" w:bidi="ar_AE"/>
+        </w:rPr>
         <w:t>"</w:t>
       </w:r>
       <w:r>
@@ -3985,6 +4427,23 @@
         <w:rPr>
           <w:lang w:val="ar_AE" w:bidi="ar_AE"/>
         </w:rPr>
+      </w:r>
+    </w:p>
+    <w:p>
+      <w:pPr>
+        <w:bidi/>
+      </w:pPr>
+      <w:r>
+        <w:rPr>
+          <w:lang w:val="ar_AE" w:bidi="ar_AE"/>
+        </w:rPr>
+      </w:r>
+      <w:r>
+        <w:rPr>
+          <w:b/>
+          <w:lang w:val="ar_AE" w:bidi="ar_AE"/>
+        </w:rPr>
+        <w:t>περιπατῶμεν κατὰ &amp; ἐν αὐτῇ περιπατῆτε</w:t>
       </w:r>
     </w:p>
     <w:p>
@@ -4191,6 +4650,23 @@
           <w:b/>
           <w:lang w:val="ar_AE" w:bidi="ar_AE"/>
         </w:rPr>
+        <w:t>ἠκούσατε &amp; περιπατῆτε</w:t>
+      </w:r>
+    </w:p>
+    <w:p>
+      <w:pPr>
+        <w:bidi/>
+      </w:pPr>
+      <w:r>
+        <w:rPr>
+          <w:lang w:val="ar_AE" w:bidi="ar_AE"/>
+        </w:rPr>
+      </w:r>
+      <w:r>
+        <w:rPr>
+          <w:b/>
+          <w:lang w:val="ar_AE" w:bidi="ar_AE"/>
+        </w:rPr>
         <w:t>"</w:t>
       </w:r>
       <w:r>
@@ -4368,6 +4844,23 @@
           <w:b/>
           <w:lang w:val="ar_AE" w:bidi="ar_AE"/>
         </w:rPr>
+        <w:t>ὅτι</w:t>
+      </w:r>
+    </w:p>
+    <w:p>
+      <w:pPr>
+        <w:bidi/>
+      </w:pPr>
+      <w:r>
+        <w:rPr>
+          <w:lang w:val="ar_AE" w:bidi="ar_AE"/>
+        </w:rPr>
+      </w:r>
+      <w:r>
+        <w:rPr>
+          <w:b/>
+          <w:lang w:val="ar_AE" w:bidi="ar_AE"/>
+        </w:rPr>
         <w:t>"</w:t>
       </w:r>
       <w:r>
@@ -4471,6 +4964,23 @@
         <w:rPr>
           <w:lang w:val="ar_AE" w:bidi="ar_AE"/>
         </w:rPr>
+      </w:r>
+    </w:p>
+    <w:p>
+      <w:pPr>
+        <w:bidi/>
+      </w:pPr>
+      <w:r>
+        <w:rPr>
+          <w:lang w:val="ar_AE" w:bidi="ar_AE"/>
+        </w:rPr>
+      </w:r>
+      <w:r>
+        <w:rPr>
+          <w:b/>
+          <w:lang w:val="ar_AE" w:bidi="ar_AE"/>
+        </w:rPr>
+        <w:t>ὅτι πολλοὶ πλάνοι ἐξῆλθαν εἰς τὸν κόσμον</w:t>
       </w:r>
     </w:p>
     <w:p>
@@ -4624,6 +5134,23 @@
           <w:b/>
           <w:lang w:val="ar_AE" w:bidi="ar_AE"/>
         </w:rPr>
+        <w:t>Ἰησοῦν Χριστὸν ἐρχόμενον ἐν σαρκί</w:t>
+      </w:r>
+    </w:p>
+    <w:p>
+      <w:pPr>
+        <w:bidi/>
+      </w:pPr>
+      <w:r>
+        <w:rPr>
+          <w:lang w:val="ar_AE" w:bidi="ar_AE"/>
+        </w:rPr>
+      </w:r>
+      <w:r>
+        <w:rPr>
+          <w:b/>
+          <w:lang w:val="ar_AE" w:bidi="ar_AE"/>
+        </w:rPr>
         <w:t>"</w:t>
       </w:r>
       <w:r>
@@ -4743,6 +5270,23 @@
           <w:b/>
           <w:lang w:val="ar_AE" w:bidi="ar_AE"/>
         </w:rPr>
+        <w:t>οὗτός ἐστιν ὁ πλάνος καὶ ὁ ἀντίχριστος</w:t>
+      </w:r>
+    </w:p>
+    <w:p>
+      <w:pPr>
+        <w:bidi/>
+      </w:pPr>
+      <w:r>
+        <w:rPr>
+          <w:lang w:val="ar_AE" w:bidi="ar_AE"/>
+        </w:rPr>
+      </w:r>
+      <w:r>
+        <w:rPr>
+          <w:b/>
+          <w:lang w:val="ar_AE" w:bidi="ar_AE"/>
+        </w:rPr>
         <w:t>"</w:t>
       </w:r>
       <w:r>
@@ -4862,6 +5406,23 @@
           <w:b/>
           <w:lang w:val="ar_AE" w:bidi="ar_AE"/>
         </w:rPr>
+        <w:t>ὁ πλάνος καὶ ὁ ἀντίχριστος</w:t>
+      </w:r>
+    </w:p>
+    <w:p>
+      <w:pPr>
+        <w:bidi/>
+      </w:pPr>
+      <w:r>
+        <w:rPr>
+          <w:lang w:val="ar_AE" w:bidi="ar_AE"/>
+        </w:rPr>
+      </w:r>
+      <w:r>
+        <w:rPr>
+          <w:b/>
+          <w:lang w:val="ar_AE" w:bidi="ar_AE"/>
+        </w:rPr>
         <w:t>"</w:t>
       </w:r>
       <w:r>
@@ -4994,6 +5555,23 @@
           <w:b/>
           <w:lang w:val="ar_AE" w:bidi="ar_AE"/>
         </w:rPr>
+        <w:t>βλέπετε ἑαυτούς</w:t>
+      </w:r>
+    </w:p>
+    <w:p>
+      <w:pPr>
+        <w:bidi/>
+      </w:pPr>
+      <w:r>
+        <w:rPr>
+          <w:lang w:val="ar_AE" w:bidi="ar_AE"/>
+        </w:rPr>
+      </w:r>
+      <w:r>
+        <w:rPr>
+          <w:b/>
+          <w:lang w:val="ar_AE" w:bidi="ar_AE"/>
+        </w:rPr>
         <w:t>"</w:t>
       </w:r>
       <w:r>
@@ -5113,6 +5691,23 @@
           <w:b/>
           <w:lang w:val="ar_AE" w:bidi="ar_AE"/>
         </w:rPr>
+        <w:t>βλέπετε ἑαυτούς</w:t>
+      </w:r>
+    </w:p>
+    <w:p>
+      <w:pPr>
+        <w:bidi/>
+      </w:pPr>
+      <w:r>
+        <w:rPr>
+          <w:lang w:val="ar_AE" w:bidi="ar_AE"/>
+        </w:rPr>
+      </w:r>
+      <w:r>
+        <w:rPr>
+          <w:b/>
+          <w:lang w:val="ar_AE" w:bidi="ar_AE"/>
+        </w:rPr>
         <w:t>"</w:t>
       </w:r>
       <w:r>
@@ -5219,6 +5814,23 @@
           <w:b/>
           <w:lang w:val="ar_AE" w:bidi="ar_AE"/>
         </w:rPr>
+        <w:t>ἃ</w:t>
+      </w:r>
+    </w:p>
+    <w:p>
+      <w:pPr>
+        <w:bidi/>
+      </w:pPr>
+      <w:r>
+        <w:rPr>
+          <w:lang w:val="ar_AE" w:bidi="ar_AE"/>
+        </w:rPr>
+      </w:r>
+      <w:r>
+        <w:rPr>
+          <w:b/>
+          <w:lang w:val="ar_AE" w:bidi="ar_AE"/>
+        </w:rPr>
         <w:t>"</w:t>
       </w:r>
       <w:r>
@@ -5338,6 +5950,23 @@
           <w:b/>
           <w:lang w:val="ar_AE" w:bidi="ar_AE"/>
         </w:rPr>
+        <w:t>εἰργασάμεθα</w:t>
+      </w:r>
+    </w:p>
+    <w:p>
+      <w:pPr>
+        <w:bidi/>
+      </w:pPr>
+      <w:r>
+        <w:rPr>
+          <w:lang w:val="ar_AE" w:bidi="ar_AE"/>
+        </w:rPr>
+      </w:r>
+      <w:r>
+        <w:rPr>
+          <w:b/>
+          <w:lang w:val="ar_AE" w:bidi="ar_AE"/>
+        </w:rPr>
         <w:t>"</w:t>
       </w:r>
       <w:r>
@@ -5470,6 +6099,23 @@
           <w:b/>
           <w:lang w:val="ar_AE" w:bidi="ar_AE"/>
         </w:rPr>
+        <w:t>εἰργασάμεθα</w:t>
+      </w:r>
+    </w:p>
+    <w:p>
+      <w:pPr>
+        <w:bidi/>
+      </w:pPr>
+      <w:r>
+        <w:rPr>
+          <w:lang w:val="ar_AE" w:bidi="ar_AE"/>
+        </w:rPr>
+      </w:r>
+      <w:r>
+        <w:rPr>
+          <w:b/>
+          <w:lang w:val="ar_AE" w:bidi="ar_AE"/>
+        </w:rPr>
         <w:t>"</w:t>
       </w:r>
       <w:r>
@@ -5589,6 +6235,23 @@
           <w:b/>
           <w:lang w:val="ar_AE" w:bidi="ar_AE"/>
         </w:rPr>
+        <w:t>μισθὸν πλήρη</w:t>
+      </w:r>
+    </w:p>
+    <w:p>
+      <w:pPr>
+        <w:bidi/>
+      </w:pPr>
+      <w:r>
+        <w:rPr>
+          <w:lang w:val="ar_AE" w:bidi="ar_AE"/>
+        </w:rPr>
+      </w:r>
+      <w:r>
+        <w:rPr>
+          <w:b/>
+          <w:lang w:val="ar_AE" w:bidi="ar_AE"/>
+        </w:rPr>
         <w:t>"</w:t>
       </w:r>
       <w:r>
@@ -5708,6 +6371,23 @@
           <w:b/>
           <w:lang w:val="ar_AE" w:bidi="ar_AE"/>
         </w:rPr>
+        <w:t>πᾶς ὁ προάγων καὶ μὴ μένων ἐν τῇ διδαχῇ τοῦ Χριστοῦ</w:t>
+      </w:r>
+    </w:p>
+    <w:p>
+      <w:pPr>
+        <w:bidi/>
+      </w:pPr>
+      <w:r>
+        <w:rPr>
+          <w:lang w:val="ar_AE" w:bidi="ar_AE"/>
+        </w:rPr>
+      </w:r>
+      <w:r>
+        <w:rPr>
+          <w:b/>
+          <w:lang w:val="ar_AE" w:bidi="ar_AE"/>
+        </w:rPr>
         <w:t>"</w:t>
       </w:r>
       <w:r>
@@ -5866,6 +6546,23 @@
           <w:b/>
           <w:lang w:val="ar_AE" w:bidi="ar_AE"/>
         </w:rPr>
+        <w:t>πᾶς ὁ προάγων καὶ μὴ μένων ἐν τῇ διδαχῇ τοῦ Χριστοῦ</w:t>
+      </w:r>
+    </w:p>
+    <w:p>
+      <w:pPr>
+        <w:bidi/>
+      </w:pPr>
+      <w:r>
+        <w:rPr>
+          <w:lang w:val="ar_AE" w:bidi="ar_AE"/>
+        </w:rPr>
+      </w:r>
+      <w:r>
+        <w:rPr>
+          <w:b/>
+          <w:lang w:val="ar_AE" w:bidi="ar_AE"/>
+        </w:rPr>
         <w:t>"</w:t>
       </w:r>
       <w:r>
@@ -5998,6 +6695,23 @@
           <w:b/>
           <w:lang w:val="ar_AE" w:bidi="ar_AE"/>
         </w:rPr>
+        <w:t>Θεὸν οὐκ ἔχει</w:t>
+      </w:r>
+    </w:p>
+    <w:p>
+      <w:pPr>
+        <w:bidi/>
+      </w:pPr>
+      <w:r>
+        <w:rPr>
+          <w:lang w:val="ar_AE" w:bidi="ar_AE"/>
+        </w:rPr>
+      </w:r>
+      <w:r>
+        <w:rPr>
+          <w:b/>
+          <w:lang w:val="ar_AE" w:bidi="ar_AE"/>
+        </w:rPr>
         <w:t>"</w:t>
       </w:r>
       <w:r>
@@ -6117,6 +6831,23 @@
           <w:b/>
           <w:lang w:val="ar_AE" w:bidi="ar_AE"/>
         </w:rPr>
+        <w:t>ὁ μένων ἐν τῇ διδαχῇ, οὗτος καὶ τὸν Πατέρα καὶ τὸν Υἱὸν ἔχει</w:t>
+      </w:r>
+    </w:p>
+    <w:p>
+      <w:pPr>
+        <w:bidi/>
+      </w:pPr>
+      <w:r>
+        <w:rPr>
+          <w:lang w:val="ar_AE" w:bidi="ar_AE"/>
+        </w:rPr>
+      </w:r>
+      <w:r>
+        <w:rPr>
+          <w:b/>
+          <w:lang w:val="ar_AE" w:bidi="ar_AE"/>
+        </w:rPr>
         <w:t>"</w:t>
       </w:r>
       <w:r>
@@ -6249,6 +6980,23 @@
           <w:b/>
           <w:lang w:val="ar_AE" w:bidi="ar_AE"/>
         </w:rPr>
+        <w:t>ὁ μένων ἐν τῇ διδαχῇ</w:t>
+      </w:r>
+    </w:p>
+    <w:p>
+      <w:pPr>
+        <w:bidi/>
+      </w:pPr>
+      <w:r>
+        <w:rPr>
+          <w:lang w:val="ar_AE" w:bidi="ar_AE"/>
+        </w:rPr>
+      </w:r>
+      <w:r>
+        <w:rPr>
+          <w:b/>
+          <w:lang w:val="ar_AE" w:bidi="ar_AE"/>
+        </w:rPr>
         <w:t>"</w:t>
       </w:r>
       <w:r>
@@ -6355,6 +7103,23 @@
           <w:b/>
           <w:lang w:val="ar_AE" w:bidi="ar_AE"/>
         </w:rPr>
+        <w:t>οὗτος</w:t>
+      </w:r>
+    </w:p>
+    <w:p>
+      <w:pPr>
+        <w:bidi/>
+      </w:pPr>
+      <w:r>
+        <w:rPr>
+          <w:lang w:val="ar_AE" w:bidi="ar_AE"/>
+        </w:rPr>
+      </w:r>
+      <w:r>
+        <w:rPr>
+          <w:b/>
+          <w:lang w:val="ar_AE" w:bidi="ar_AE"/>
+        </w:rPr>
         <w:t>"</w:t>
       </w:r>
       <w:r>
@@ -6487,6 +7252,23 @@
           <w:b/>
           <w:lang w:val="ar_AE" w:bidi="ar_AE"/>
         </w:rPr>
+        <w:t>τὸν Πατέρα καὶ τὸν Υἱὸν</w:t>
+      </w:r>
+    </w:p>
+    <w:p>
+      <w:pPr>
+        <w:bidi/>
+      </w:pPr>
+      <w:r>
+        <w:rPr>
+          <w:lang w:val="ar_AE" w:bidi="ar_AE"/>
+        </w:rPr>
+      </w:r>
+      <w:r>
+        <w:rPr>
+          <w:b/>
+          <w:lang w:val="ar_AE" w:bidi="ar_AE"/>
+        </w:rPr>
         <w:t>"</w:t>
       </w:r>
       <w:r>
@@ -6597,6 +7379,23 @@
         <w:rPr>
           <w:lang w:val="ar_AE" w:bidi="ar_AE"/>
         </w:rPr>
+      </w:r>
+    </w:p>
+    <w:p>
+      <w:pPr>
+        <w:bidi/>
+      </w:pPr>
+      <w:r>
+        <w:rPr>
+          <w:lang w:val="ar_AE" w:bidi="ar_AE"/>
+        </w:rPr>
+      </w:r>
+      <w:r>
+        <w:rPr>
+          <w:b/>
+          <w:lang w:val="ar_AE" w:bidi="ar_AE"/>
+        </w:rPr>
+        <w:t>εἴ τις ἔρχεται πρὸς ὑμᾶς, καὶ ταύτην τὴν διδαχὴν οὐ φέρει</w:t>
       </w:r>
     </w:p>
     <w:p>
@@ -6750,6 +7549,23 @@
           <w:b/>
           <w:lang w:val="ar_AE" w:bidi="ar_AE"/>
         </w:rPr>
+        <w:t>ταύτην τὴν διδαχὴν οὐ φέρει</w:t>
+      </w:r>
+    </w:p>
+    <w:p>
+      <w:pPr>
+        <w:bidi/>
+      </w:pPr>
+      <w:r>
+        <w:rPr>
+          <w:lang w:val="ar_AE" w:bidi="ar_AE"/>
+        </w:rPr>
+      </w:r>
+      <w:r>
+        <w:rPr>
+          <w:b/>
+          <w:lang w:val="ar_AE" w:bidi="ar_AE"/>
+        </w:rPr>
         <w:t>"</w:t>
       </w:r>
       <w:r>
@@ -6866,6 +7682,23 @@
         <w:rPr>
           <w:lang w:val="ar_AE" w:bidi="ar_AE"/>
         </w:rPr>
+      </w:r>
+    </w:p>
+    <w:p>
+      <w:pPr>
+        <w:bidi/>
+      </w:pPr>
+      <w:r>
+        <w:rPr>
+          <w:lang w:val="ar_AE" w:bidi="ar_AE"/>
+        </w:rPr>
+      </w:r>
+      <w:r>
+        <w:rPr>
+          <w:b/>
+          <w:lang w:val="ar_AE" w:bidi="ar_AE"/>
+        </w:rPr>
+        <w:t>ταύτην τὴν διδαχὴν</w:t>
       </w:r>
     </w:p>
     <w:p>
@@ -7019,6 +7852,23 @@
           <w:b/>
           <w:lang w:val="ar_AE" w:bidi="ar_AE"/>
         </w:rPr>
+        <w:t>μὴ λαμβάνετε αὐτὸν εἰς οἰκίαν</w:t>
+      </w:r>
+    </w:p>
+    <w:p>
+      <w:pPr>
+        <w:bidi/>
+      </w:pPr>
+      <w:r>
+        <w:rPr>
+          <w:lang w:val="ar_AE" w:bidi="ar_AE"/>
+        </w:rPr>
+      </w:r>
+      <w:r>
+        <w:rPr>
+          <w:b/>
+          <w:lang w:val="ar_AE" w:bidi="ar_AE"/>
+        </w:rPr>
         <w:t>"</w:t>
       </w:r>
       <w:r>
@@ -7125,6 +7975,23 @@
           <w:b/>
           <w:lang w:val="ar_AE" w:bidi="ar_AE"/>
         </w:rPr>
+        <w:t>χαίρειν αὐτῷ μὴ λέγετε</w:t>
+      </w:r>
+    </w:p>
+    <w:p>
+      <w:pPr>
+        <w:bidi/>
+      </w:pPr>
+      <w:r>
+        <w:rPr>
+          <w:lang w:val="ar_AE" w:bidi="ar_AE"/>
+        </w:rPr>
+      </w:r>
+      <w:r>
+        <w:rPr>
+          <w:b/>
+          <w:lang w:val="ar_AE" w:bidi="ar_AE"/>
+        </w:rPr>
         <w:t>"</w:t>
       </w:r>
       <w:r>
@@ -7231,6 +8098,23 @@
           <w:b/>
           <w:lang w:val="ar_AE" w:bidi="ar_AE"/>
         </w:rPr>
+        <w:t>ὁ λέγων &amp; αὐτῷ χαίρειν</w:t>
+      </w:r>
+    </w:p>
+    <w:p>
+      <w:pPr>
+        <w:bidi/>
+      </w:pPr>
+      <w:r>
+        <w:rPr>
+          <w:lang w:val="ar_AE" w:bidi="ar_AE"/>
+        </w:rPr>
+      </w:r>
+      <w:r>
+        <w:rPr>
+          <w:b/>
+          <w:lang w:val="ar_AE" w:bidi="ar_AE"/>
+        </w:rPr>
         <w:t>"</w:t>
       </w:r>
       <w:r>
@@ -7350,6 +8234,23 @@
           <w:b/>
           <w:lang w:val="ar_AE" w:bidi="ar_AE"/>
         </w:rPr>
+        <w:t>κοινωνεῖ τοῖς ἔργοις αὐτοῦ τοῖς πονηροῖς</w:t>
+      </w:r>
+    </w:p>
+    <w:p>
+      <w:pPr>
+        <w:bidi/>
+      </w:pPr>
+      <w:r>
+        <w:rPr>
+          <w:lang w:val="ar_AE" w:bidi="ar_AE"/>
+        </w:rPr>
+      </w:r>
+      <w:r>
+        <w:rPr>
+          <w:b/>
+          <w:lang w:val="ar_AE" w:bidi="ar_AE"/>
+        </w:rPr>
         <w:t>"</w:t>
       </w:r>
       <w:r>
@@ -7469,6 +8370,23 @@
           <w:b/>
           <w:lang w:val="ar_AE" w:bidi="ar_AE"/>
         </w:rPr>
+        <w:t>οὐκ ἐβουλήθην διὰ χάρτου καὶ μέλανος</w:t>
+      </w:r>
+    </w:p>
+    <w:p>
+      <w:pPr>
+        <w:bidi/>
+      </w:pPr>
+      <w:r>
+        <w:rPr>
+          <w:lang w:val="ar_AE" w:bidi="ar_AE"/>
+        </w:rPr>
+      </w:r>
+      <w:r>
+        <w:rPr>
+          <w:b/>
+          <w:lang w:val="ar_AE" w:bidi="ar_AE"/>
+        </w:rPr>
         <w:t>"</w:t>
       </w:r>
       <w:r>
@@ -7575,6 +8493,23 @@
           <w:b/>
           <w:lang w:val="ar_AE" w:bidi="ar_AE"/>
         </w:rPr>
+        <w:t>διὰ χάρτου καὶ μέλανος</w:t>
+      </w:r>
+    </w:p>
+    <w:p>
+      <w:pPr>
+        <w:bidi/>
+      </w:pPr>
+      <w:r>
+        <w:rPr>
+          <w:lang w:val="ar_AE" w:bidi="ar_AE"/>
+        </w:rPr>
+      </w:r>
+      <w:r>
+        <w:rPr>
+          <w:b/>
+          <w:lang w:val="ar_AE" w:bidi="ar_AE"/>
+        </w:rPr>
         <w:t>"</w:t>
       </w:r>
       <w:r>
@@ -7694,6 +8629,23 @@
           <w:b/>
           <w:lang w:val="ar_AE" w:bidi="ar_AE"/>
         </w:rPr>
+        <w:t>γενέσθαι</w:t>
+      </w:r>
+    </w:p>
+    <w:p>
+      <w:pPr>
+        <w:bidi/>
+      </w:pPr>
+      <w:r>
+        <w:rPr>
+          <w:lang w:val="ar_AE" w:bidi="ar_AE"/>
+        </w:rPr>
+      </w:r>
+      <w:r>
+        <w:rPr>
+          <w:b/>
+          <w:lang w:val="ar_AE" w:bidi="ar_AE"/>
+        </w:rPr>
         <w:t>"</w:t>
       </w:r>
       <w:r>
@@ -7813,6 +8765,23 @@
           <w:b/>
           <w:lang w:val="ar_AE" w:bidi="ar_AE"/>
         </w:rPr>
+        <w:t>στόμα πρὸς στόμα λαλῆσαι</w:t>
+      </w:r>
+    </w:p>
+    <w:p>
+      <w:pPr>
+        <w:bidi/>
+      </w:pPr>
+      <w:r>
+        <w:rPr>
+          <w:lang w:val="ar_AE" w:bidi="ar_AE"/>
+        </w:rPr>
+      </w:r>
+      <w:r>
+        <w:rPr>
+          <w:b/>
+          <w:lang w:val="ar_AE" w:bidi="ar_AE"/>
+        </w:rPr>
         <w:t>"</w:t>
       </w:r>
       <w:r>
@@ -7932,6 +8901,23 @@
           <w:b/>
           <w:lang w:val="ar_AE" w:bidi="ar_AE"/>
         </w:rPr>
+        <w:t>ἵνα ἡ χαρὰ ὑμῶν πεπληρωμένη ᾖ</w:t>
+      </w:r>
+    </w:p>
+    <w:p>
+      <w:pPr>
+        <w:bidi/>
+      </w:pPr>
+      <w:r>
+        <w:rPr>
+          <w:lang w:val="ar_AE" w:bidi="ar_AE"/>
+        </w:rPr>
+      </w:r>
+      <w:r>
+        <w:rPr>
+          <w:b/>
+          <w:lang w:val="ar_AE" w:bidi="ar_AE"/>
+        </w:rPr>
         <w:t>"</w:t>
       </w:r>
       <w:r>
@@ -8038,6 +9024,23 @@
           <w:b/>
           <w:lang w:val="ar_AE" w:bidi="ar_AE"/>
         </w:rPr>
+        <w:t>ἵνα ἡ χαρὰ ὑμῶν πεπληρωμένη ᾖ</w:t>
+      </w:r>
+    </w:p>
+    <w:p>
+      <w:pPr>
+        <w:bidi/>
+      </w:pPr>
+      <w:r>
+        <w:rPr>
+          <w:lang w:val="ar_AE" w:bidi="ar_AE"/>
+        </w:rPr>
+      </w:r>
+      <w:r>
+        <w:rPr>
+          <w:b/>
+          <w:lang w:val="ar_AE" w:bidi="ar_AE"/>
+        </w:rPr>
         <w:t>"</w:t>
       </w:r>
       <w:r>
@@ -8157,6 +9160,23 @@
           <w:b/>
           <w:lang w:val="ar_AE" w:bidi="ar_AE"/>
         </w:rPr>
+        <w:t>ἡ χαρὰ ὑμῶν πεπληρωμένη ᾖ</w:t>
+      </w:r>
+    </w:p>
+    <w:p>
+      <w:pPr>
+        <w:bidi/>
+      </w:pPr>
+      <w:r>
+        <w:rPr>
+          <w:lang w:val="ar_AE" w:bidi="ar_AE"/>
+        </w:rPr>
+      </w:r>
+      <w:r>
+        <w:rPr>
+          <w:b/>
+          <w:lang w:val="ar_AE" w:bidi="ar_AE"/>
+        </w:rPr>
         <w:t>"</w:t>
       </w:r>
       <w:r>
@@ -8263,6 +9283,23 @@
           <w:b/>
           <w:lang w:val="ar_AE" w:bidi="ar_AE"/>
         </w:rPr>
+        <w:t>ὑμῶν</w:t>
+      </w:r>
+    </w:p>
+    <w:p>
+      <w:pPr>
+        <w:bidi/>
+      </w:pPr>
+      <w:r>
+        <w:rPr>
+          <w:lang w:val="ar_AE" w:bidi="ar_AE"/>
+        </w:rPr>
+      </w:r>
+      <w:r>
+        <w:rPr>
+          <w:b/>
+          <w:lang w:val="ar_AE" w:bidi="ar_AE"/>
+        </w:rPr>
         <w:t>"فرحكم"</w:t>
       </w:r>
     </w:p>
@@ -8352,6 +9389,23 @@
         <w:rPr>
           <w:lang w:val="ar_AE" w:bidi="ar_AE"/>
         </w:rPr>
+      </w:r>
+    </w:p>
+    <w:p>
+      <w:pPr>
+        <w:bidi/>
+      </w:pPr>
+      <w:r>
+        <w:rPr>
+          <w:lang w:val="ar_AE" w:bidi="ar_AE"/>
+        </w:rPr>
+      </w:r>
+      <w:r>
+        <w:rPr>
+          <w:b/>
+          <w:lang w:val="ar_AE" w:bidi="ar_AE"/>
+        </w:rPr>
+        <w:t>τὰ τέκνα τῆς ἀδελφῆς σου τῆς ἐκλεκτῆς</w:t>
       </w:r>
     </w:p>
     <w:p>
@@ -8505,6 +9559,23 @@
           <w:b/>
           <w:lang w:val="ar_AE" w:bidi="ar_AE"/>
         </w:rPr>
+        <w:t>τὰ τέκνα τῆς ἀδελφῆς σου τῆς ἐκλεκτῆς</w:t>
+      </w:r>
+    </w:p>
+    <w:p>
+      <w:pPr>
+        <w:bidi/>
+      </w:pPr>
+      <w:r>
+        <w:rPr>
+          <w:lang w:val="ar_AE" w:bidi="ar_AE"/>
+        </w:rPr>
+      </w:r>
+      <w:r>
+        <w:rPr>
+          <w:b/>
+          <w:lang w:val="ar_AE" w:bidi="ar_AE"/>
+        </w:rPr>
         <w:t>"</w:t>
       </w:r>
       <w:r>
@@ -8624,6 +9695,23 @@
           <w:b/>
           <w:lang w:val="ar_AE" w:bidi="ar_AE"/>
         </w:rPr>
+        <w:t>ἀσπάζεταί σε</w:t>
+      </w:r>
+    </w:p>
+    <w:p>
+      <w:pPr>
+        <w:bidi/>
+      </w:pPr>
+      <w:r>
+        <w:rPr>
+          <w:lang w:val="ar_AE" w:bidi="ar_AE"/>
+        </w:rPr>
+      </w:r>
+      <w:r>
+        <w:rPr>
+          <w:b/>
+          <w:lang w:val="ar_AE" w:bidi="ar_AE"/>
+        </w:rPr>
         <w:t>"</w:t>
       </w:r>
       <w:r>
@@ -8714,6 +9802,23 @@
         <w:rPr>
           <w:lang w:val="ar_AE" w:bidi="ar_AE"/>
         </w:rPr>
+      </w:r>
+    </w:p>
+    <w:p>
+      <w:pPr>
+        <w:bidi/>
+      </w:pPr>
+      <w:r>
+        <w:rPr>
+          <w:lang w:val="ar_AE" w:bidi="ar_AE"/>
+        </w:rPr>
+      </w:r>
+      <w:r>
+        <w:rPr>
+          <w:b/>
+          <w:lang w:val="ar_AE" w:bidi="ar_AE"/>
+        </w:rPr>
+        <w:t>σε &amp; σου</w:t>
       </w:r>
     </w:p>
     <w:p>

--- a/arb/docx/63.content.docx
+++ b/arb/docx/63.content.docx
@@ -3815,7 +3815,7 @@
           <w:b/>
           <w:lang w:val="ar_AE" w:bidi="ar_AE"/>
         </w:rPr>
-        <w:t>σε, &amp; σοι</w:t>
+        <w:t>σε &amp; σοι</w:t>
       </w:r>
     </w:p>
     <w:p>

--- a/arb/docx/63.content.docx
+++ b/arb/docx/63.content.docx
@@ -1250,23 +1250,6 @@
           <w:b/>
           <w:lang w:val="ar_AE" w:bidi="ar_AE"/>
         </w:rPr>
-        <w:t>ἐκλεκτῇ κυρίᾳ καὶ τοῖς τέκνοις αὐτῆς</w:t>
-      </w:r>
-    </w:p>
-    <w:p>
-      <w:pPr>
-        <w:bidi/>
-      </w:pPr>
-      <w:r>
-        <w:rPr>
-          <w:lang w:val="ar_AE" w:bidi="ar_AE"/>
-        </w:rPr>
-      </w:r>
-      <w:r>
-        <w:rPr>
-          <w:b/>
-          <w:lang w:val="ar_AE" w:bidi="ar_AE"/>
-        </w:rPr>
         <w:t>"</w:t>
       </w:r>
       <w:r>
@@ -2106,23 +2089,6 @@
           <w:b/>
           <w:lang w:val="ar_AE" w:bidi="ar_AE"/>
         </w:rPr>
-        <w:t>ἔσται μεθ’ ἡμῶν χάρις, ἔλεος, εἰρήνη, παρὰ Θεοῦ Πατρός καὶ παρὰ Ἰησοῦ Χριστοῦ</w:t>
-      </w:r>
-    </w:p>
-    <w:p>
-      <w:pPr>
-        <w:bidi/>
-      </w:pPr>
-      <w:r>
-        <w:rPr>
-          <w:lang w:val="ar_AE" w:bidi="ar_AE"/>
-        </w:rPr>
-      </w:r>
-      <w:r>
-        <w:rPr>
-          <w:b/>
-          <w:lang w:val="ar_AE" w:bidi="ar_AE"/>
-        </w:rPr>
         <w:t>"</w:t>
       </w:r>
       <w:r>
@@ -2686,23 +2652,6 @@
         <w:rPr>
           <w:lang w:val="ar_AE" w:bidi="ar_AE"/>
         </w:rPr>
-      </w:r>
-    </w:p>
-    <w:p>
-      <w:pPr>
-        <w:bidi/>
-      </w:pPr>
-      <w:r>
-        <w:rPr>
-          <w:lang w:val="ar_AE" w:bidi="ar_AE"/>
-        </w:rPr>
-      </w:r>
-      <w:r>
-        <w:rPr>
-          <w:b/>
-          <w:lang w:val="ar_AE" w:bidi="ar_AE"/>
-        </w:rPr>
-        <w:t>ἐχάρην λείαν ὅτι εὕρηκα ἐκ τῶν τέκνων σου περιπατοῦντας ἐν ἀληθείᾳ</w:t>
       </w:r>
     </w:p>
     <w:p>
@@ -3400,23 +3349,6 @@
           <w:b/>
           <w:lang w:val="ar_AE" w:bidi="ar_AE"/>
         </w:rPr>
-        <w:t>καθὼς ἐντολὴν ἐλάβομεν παρὰ τοῦ Πατρός</w:t>
-      </w:r>
-    </w:p>
-    <w:p>
-      <w:pPr>
-        <w:bidi/>
-      </w:pPr>
-      <w:r>
-        <w:rPr>
-          <w:lang w:val="ar_AE" w:bidi="ar_AE"/>
-        </w:rPr>
-      </w:r>
-      <w:r>
-        <w:rPr>
-          <w:b/>
-          <w:lang w:val="ar_AE" w:bidi="ar_AE"/>
-        </w:rPr>
         <w:t>"</w:t>
       </w:r>
       <w:r>
@@ -4171,23 +4103,6 @@
           <w:b/>
           <w:lang w:val="ar_AE" w:bidi="ar_AE"/>
         </w:rPr>
-        <w:t>οὐχ ὡς ἐντολὴν καινὴν γράφων σοι</w:t>
-      </w:r>
-    </w:p>
-    <w:p>
-      <w:pPr>
-        <w:bidi/>
-      </w:pPr>
-      <w:r>
-        <w:rPr>
-          <w:lang w:val="ar_AE" w:bidi="ar_AE"/>
-        </w:rPr>
-      </w:r>
-      <w:r>
-        <w:rPr>
-          <w:b/>
-          <w:lang w:val="ar_AE" w:bidi="ar_AE"/>
-        </w:rPr>
         <w:t>"</w:t>
       </w:r>
       <w:r>
@@ -4980,23 +4895,6 @@
           <w:b/>
           <w:lang w:val="ar_AE" w:bidi="ar_AE"/>
         </w:rPr>
-        <w:t>ὅτι πολλοὶ πλάνοι ἐξῆλθαν εἰς τὸν κόσμον</w:t>
-      </w:r>
-    </w:p>
-    <w:p>
-      <w:pPr>
-        <w:bidi/>
-      </w:pPr>
-      <w:r>
-        <w:rPr>
-          <w:lang w:val="ar_AE" w:bidi="ar_AE"/>
-        </w:rPr>
-      </w:r>
-      <w:r>
-        <w:rPr>
-          <w:b/>
-          <w:lang w:val="ar_AE" w:bidi="ar_AE"/>
-        </w:rPr>
         <w:t>"</w:t>
       </w:r>
       <w:r>
@@ -5134,23 +5032,6 @@
           <w:b/>
           <w:lang w:val="ar_AE" w:bidi="ar_AE"/>
         </w:rPr>
-        <w:t>Ἰησοῦν Χριστὸν ἐρχόμενον ἐν σαρκί</w:t>
-      </w:r>
-    </w:p>
-    <w:p>
-      <w:pPr>
-        <w:bidi/>
-      </w:pPr>
-      <w:r>
-        <w:rPr>
-          <w:lang w:val="ar_AE" w:bidi="ar_AE"/>
-        </w:rPr>
-      </w:r>
-      <w:r>
-        <w:rPr>
-          <w:b/>
-          <w:lang w:val="ar_AE" w:bidi="ar_AE"/>
-        </w:rPr>
         <w:t>"</w:t>
       </w:r>
       <w:r>
@@ -5406,23 +5287,6 @@
           <w:b/>
           <w:lang w:val="ar_AE" w:bidi="ar_AE"/>
         </w:rPr>
-        <w:t>ὁ πλάνος καὶ ὁ ἀντίχριστος</w:t>
-      </w:r>
-    </w:p>
-    <w:p>
-      <w:pPr>
-        <w:bidi/>
-      </w:pPr>
-      <w:r>
-        <w:rPr>
-          <w:lang w:val="ar_AE" w:bidi="ar_AE"/>
-        </w:rPr>
-      </w:r>
-      <w:r>
-        <w:rPr>
-          <w:b/>
-          <w:lang w:val="ar_AE" w:bidi="ar_AE"/>
-        </w:rPr>
         <w:t>"</w:t>
       </w:r>
       <w:r>
@@ -6371,23 +6235,6 @@
           <w:b/>
           <w:lang w:val="ar_AE" w:bidi="ar_AE"/>
         </w:rPr>
-        <w:t>πᾶς ὁ προάγων καὶ μὴ μένων ἐν τῇ διδαχῇ τοῦ Χριστοῦ</w:t>
-      </w:r>
-    </w:p>
-    <w:p>
-      <w:pPr>
-        <w:bidi/>
-      </w:pPr>
-      <w:r>
-        <w:rPr>
-          <w:lang w:val="ar_AE" w:bidi="ar_AE"/>
-        </w:rPr>
-      </w:r>
-      <w:r>
-        <w:rPr>
-          <w:b/>
-          <w:lang w:val="ar_AE" w:bidi="ar_AE"/>
-        </w:rPr>
         <w:t>"</w:t>
       </w:r>
       <w:r>
@@ -6546,23 +6393,6 @@
           <w:b/>
           <w:lang w:val="ar_AE" w:bidi="ar_AE"/>
         </w:rPr>
-        <w:t>πᾶς ὁ προάγων καὶ μὴ μένων ἐν τῇ διδαχῇ τοῦ Χριστοῦ</w:t>
-      </w:r>
-    </w:p>
-    <w:p>
-      <w:pPr>
-        <w:bidi/>
-      </w:pPr>
-      <w:r>
-        <w:rPr>
-          <w:lang w:val="ar_AE" w:bidi="ar_AE"/>
-        </w:rPr>
-      </w:r>
-      <w:r>
-        <w:rPr>
-          <w:b/>
-          <w:lang w:val="ar_AE" w:bidi="ar_AE"/>
-        </w:rPr>
         <w:t>"</w:t>
       </w:r>
       <w:r>
@@ -6831,23 +6661,6 @@
           <w:b/>
           <w:lang w:val="ar_AE" w:bidi="ar_AE"/>
         </w:rPr>
-        <w:t>ὁ μένων ἐν τῇ διδαχῇ, οὗτος καὶ τὸν Πατέρα καὶ τὸν Υἱὸν ἔχει</w:t>
-      </w:r>
-    </w:p>
-    <w:p>
-      <w:pPr>
-        <w:bidi/>
-      </w:pPr>
-      <w:r>
-        <w:rPr>
-          <w:lang w:val="ar_AE" w:bidi="ar_AE"/>
-        </w:rPr>
-      </w:r>
-      <w:r>
-        <w:rPr>
-          <w:b/>
-          <w:lang w:val="ar_AE" w:bidi="ar_AE"/>
-        </w:rPr>
         <w:t>"</w:t>
       </w:r>
       <w:r>
@@ -6980,23 +6793,6 @@
           <w:b/>
           <w:lang w:val="ar_AE" w:bidi="ar_AE"/>
         </w:rPr>
-        <w:t>ὁ μένων ἐν τῇ διδαχῇ</w:t>
-      </w:r>
-    </w:p>
-    <w:p>
-      <w:pPr>
-        <w:bidi/>
-      </w:pPr>
-      <w:r>
-        <w:rPr>
-          <w:lang w:val="ar_AE" w:bidi="ar_AE"/>
-        </w:rPr>
-      </w:r>
-      <w:r>
-        <w:rPr>
-          <w:b/>
-          <w:lang w:val="ar_AE" w:bidi="ar_AE"/>
-        </w:rPr>
         <w:t>"</w:t>
       </w:r>
       <w:r>
@@ -7379,23 +7175,6 @@
         <w:rPr>
           <w:lang w:val="ar_AE" w:bidi="ar_AE"/>
         </w:rPr>
-      </w:r>
-    </w:p>
-    <w:p>
-      <w:pPr>
-        <w:bidi/>
-      </w:pPr>
-      <w:r>
-        <w:rPr>
-          <w:lang w:val="ar_AE" w:bidi="ar_AE"/>
-        </w:rPr>
-      </w:r>
-      <w:r>
-        <w:rPr>
-          <w:b/>
-          <w:lang w:val="ar_AE" w:bidi="ar_AE"/>
-        </w:rPr>
-        <w:t>εἴ τις ἔρχεται πρὸς ὑμᾶς, καὶ ταύτην τὴν διδαχὴν οὐ φέρει</w:t>
       </w:r>
     </w:p>
     <w:p>
@@ -8098,23 +7877,6 @@
           <w:b/>
           <w:lang w:val="ar_AE" w:bidi="ar_AE"/>
         </w:rPr>
-        <w:t>ὁ λέγων &amp; αὐτῷ χαίρειν</w:t>
-      </w:r>
-    </w:p>
-    <w:p>
-      <w:pPr>
-        <w:bidi/>
-      </w:pPr>
-      <w:r>
-        <w:rPr>
-          <w:lang w:val="ar_AE" w:bidi="ar_AE"/>
-        </w:rPr>
-      </w:r>
-      <w:r>
-        <w:rPr>
-          <w:b/>
-          <w:lang w:val="ar_AE" w:bidi="ar_AE"/>
-        </w:rPr>
         <w:t>"</w:t>
       </w:r>
       <w:r>
@@ -9024,23 +8786,6 @@
           <w:b/>
           <w:lang w:val="ar_AE" w:bidi="ar_AE"/>
         </w:rPr>
-        <w:t>ἵνα ἡ χαρὰ ὑμῶν πεπληρωμένη ᾖ</w:t>
-      </w:r>
-    </w:p>
-    <w:p>
-      <w:pPr>
-        <w:bidi/>
-      </w:pPr>
-      <w:r>
-        <w:rPr>
-          <w:lang w:val="ar_AE" w:bidi="ar_AE"/>
-        </w:rPr>
-      </w:r>
-      <w:r>
-        <w:rPr>
-          <w:b/>
-          <w:lang w:val="ar_AE" w:bidi="ar_AE"/>
-        </w:rPr>
         <w:t>"</w:t>
       </w:r>
       <w:r>
@@ -9144,23 +8889,6 @@
         <w:rPr>
           <w:lang w:val="ar_AE" w:bidi="ar_AE"/>
         </w:rPr>
-      </w:r>
-    </w:p>
-    <w:p>
-      <w:pPr>
-        <w:bidi/>
-      </w:pPr>
-      <w:r>
-        <w:rPr>
-          <w:lang w:val="ar_AE" w:bidi="ar_AE"/>
-        </w:rPr>
-      </w:r>
-      <w:r>
-        <w:rPr>
-          <w:b/>
-          <w:lang w:val="ar_AE" w:bidi="ar_AE"/>
-        </w:rPr>
-        <w:t>ἡ χαρὰ ὑμῶν πεπληρωμένη ᾖ</w:t>
       </w:r>
     </w:p>
     <w:p>

--- a/arb/docx/63.content.docx
+++ b/arb/docx/63.content.docx
@@ -1250,6 +1250,23 @@
           <w:b/>
           <w:lang w:val="ar_AE" w:bidi="ar_AE"/>
         </w:rPr>
+        <w:t>ἐκλεκτῇ κυρίᾳ καὶ τοῖς τέκνοις αὐτῆς</w:t>
+      </w:r>
+    </w:p>
+    <w:p>
+      <w:pPr>
+        <w:bidi/>
+      </w:pPr>
+      <w:r>
+        <w:rPr>
+          <w:lang w:val="ar_AE" w:bidi="ar_AE"/>
+        </w:rPr>
+      </w:r>
+      <w:r>
+        <w:rPr>
+          <w:b/>
+          <w:lang w:val="ar_AE" w:bidi="ar_AE"/>
+        </w:rPr>
         <w:t>"</w:t>
       </w:r>
       <w:r>
@@ -2089,6 +2106,23 @@
           <w:b/>
           <w:lang w:val="ar_AE" w:bidi="ar_AE"/>
         </w:rPr>
+        <w:t>ἔσται μεθ’ ἡμῶν χάρις, ἔλεος, εἰρήνη, παρὰ Θεοῦ Πατρός καὶ παρὰ Ἰησοῦ Χριστοῦ</w:t>
+      </w:r>
+    </w:p>
+    <w:p>
+      <w:pPr>
+        <w:bidi/>
+      </w:pPr>
+      <w:r>
+        <w:rPr>
+          <w:lang w:val="ar_AE" w:bidi="ar_AE"/>
+        </w:rPr>
+      </w:r>
+      <w:r>
+        <w:rPr>
+          <w:b/>
+          <w:lang w:val="ar_AE" w:bidi="ar_AE"/>
+        </w:rPr>
         <w:t>"</w:t>
       </w:r>
       <w:r>
@@ -2652,6 +2686,23 @@
         <w:rPr>
           <w:lang w:val="ar_AE" w:bidi="ar_AE"/>
         </w:rPr>
+      </w:r>
+    </w:p>
+    <w:p>
+      <w:pPr>
+        <w:bidi/>
+      </w:pPr>
+      <w:r>
+        <w:rPr>
+          <w:lang w:val="ar_AE" w:bidi="ar_AE"/>
+        </w:rPr>
+      </w:r>
+      <w:r>
+        <w:rPr>
+          <w:b/>
+          <w:lang w:val="ar_AE" w:bidi="ar_AE"/>
+        </w:rPr>
+        <w:t>ἐχάρην λείαν ὅτι εὕρηκα ἐκ τῶν τέκνων σου περιπατοῦντας ἐν ἀληθείᾳ</w:t>
       </w:r>
     </w:p>
     <w:p>
@@ -3349,6 +3400,23 @@
           <w:b/>
           <w:lang w:val="ar_AE" w:bidi="ar_AE"/>
         </w:rPr>
+        <w:t>καθὼς ἐντολὴν ἐλάβομεν παρὰ τοῦ Πατρός</w:t>
+      </w:r>
+    </w:p>
+    <w:p>
+      <w:pPr>
+        <w:bidi/>
+      </w:pPr>
+      <w:r>
+        <w:rPr>
+          <w:lang w:val="ar_AE" w:bidi="ar_AE"/>
+        </w:rPr>
+      </w:r>
+      <w:r>
+        <w:rPr>
+          <w:b/>
+          <w:lang w:val="ar_AE" w:bidi="ar_AE"/>
+        </w:rPr>
         <w:t>"</w:t>
       </w:r>
       <w:r>
@@ -4103,6 +4171,23 @@
           <w:b/>
           <w:lang w:val="ar_AE" w:bidi="ar_AE"/>
         </w:rPr>
+        <w:t>οὐχ ὡς ἐντολὴν καινὴν γράφων σοι</w:t>
+      </w:r>
+    </w:p>
+    <w:p>
+      <w:pPr>
+        <w:bidi/>
+      </w:pPr>
+      <w:r>
+        <w:rPr>
+          <w:lang w:val="ar_AE" w:bidi="ar_AE"/>
+        </w:rPr>
+      </w:r>
+      <w:r>
+        <w:rPr>
+          <w:b/>
+          <w:lang w:val="ar_AE" w:bidi="ar_AE"/>
+        </w:rPr>
         <w:t>"</w:t>
       </w:r>
       <w:r>
@@ -4895,6 +4980,23 @@
           <w:b/>
           <w:lang w:val="ar_AE" w:bidi="ar_AE"/>
         </w:rPr>
+        <w:t>ὅτι πολλοὶ πλάνοι ἐξῆλθαν εἰς τὸν κόσμον</w:t>
+      </w:r>
+    </w:p>
+    <w:p>
+      <w:pPr>
+        <w:bidi/>
+      </w:pPr>
+      <w:r>
+        <w:rPr>
+          <w:lang w:val="ar_AE" w:bidi="ar_AE"/>
+        </w:rPr>
+      </w:r>
+      <w:r>
+        <w:rPr>
+          <w:b/>
+          <w:lang w:val="ar_AE" w:bidi="ar_AE"/>
+        </w:rPr>
         <w:t>"</w:t>
       </w:r>
       <w:r>
@@ -5032,6 +5134,23 @@
           <w:b/>
           <w:lang w:val="ar_AE" w:bidi="ar_AE"/>
         </w:rPr>
+        <w:t>Ἰησοῦν Χριστὸν ἐρχόμενον ἐν σαρκί</w:t>
+      </w:r>
+    </w:p>
+    <w:p>
+      <w:pPr>
+        <w:bidi/>
+      </w:pPr>
+      <w:r>
+        <w:rPr>
+          <w:lang w:val="ar_AE" w:bidi="ar_AE"/>
+        </w:rPr>
+      </w:r>
+      <w:r>
+        <w:rPr>
+          <w:b/>
+          <w:lang w:val="ar_AE" w:bidi="ar_AE"/>
+        </w:rPr>
         <w:t>"</w:t>
       </w:r>
       <w:r>
@@ -5287,6 +5406,23 @@
           <w:b/>
           <w:lang w:val="ar_AE" w:bidi="ar_AE"/>
         </w:rPr>
+        <w:t>ὁ πλάνος καὶ ὁ ἀντίχριστος</w:t>
+      </w:r>
+    </w:p>
+    <w:p>
+      <w:pPr>
+        <w:bidi/>
+      </w:pPr>
+      <w:r>
+        <w:rPr>
+          <w:lang w:val="ar_AE" w:bidi="ar_AE"/>
+        </w:rPr>
+      </w:r>
+      <w:r>
+        <w:rPr>
+          <w:b/>
+          <w:lang w:val="ar_AE" w:bidi="ar_AE"/>
+        </w:rPr>
         <w:t>"</w:t>
       </w:r>
       <w:r>
@@ -6235,6 +6371,23 @@
           <w:b/>
           <w:lang w:val="ar_AE" w:bidi="ar_AE"/>
         </w:rPr>
+        <w:t>πᾶς ὁ προάγων καὶ μὴ μένων ἐν τῇ διδαχῇ τοῦ Χριστοῦ</w:t>
+      </w:r>
+    </w:p>
+    <w:p>
+      <w:pPr>
+        <w:bidi/>
+      </w:pPr>
+      <w:r>
+        <w:rPr>
+          <w:lang w:val="ar_AE" w:bidi="ar_AE"/>
+        </w:rPr>
+      </w:r>
+      <w:r>
+        <w:rPr>
+          <w:b/>
+          <w:lang w:val="ar_AE" w:bidi="ar_AE"/>
+        </w:rPr>
         <w:t>"</w:t>
       </w:r>
       <w:r>
@@ -6393,6 +6546,23 @@
           <w:b/>
           <w:lang w:val="ar_AE" w:bidi="ar_AE"/>
         </w:rPr>
+        <w:t>πᾶς ὁ προάγων καὶ μὴ μένων ἐν τῇ διδαχῇ τοῦ Χριστοῦ</w:t>
+      </w:r>
+    </w:p>
+    <w:p>
+      <w:pPr>
+        <w:bidi/>
+      </w:pPr>
+      <w:r>
+        <w:rPr>
+          <w:lang w:val="ar_AE" w:bidi="ar_AE"/>
+        </w:rPr>
+      </w:r>
+      <w:r>
+        <w:rPr>
+          <w:b/>
+          <w:lang w:val="ar_AE" w:bidi="ar_AE"/>
+        </w:rPr>
         <w:t>"</w:t>
       </w:r>
       <w:r>
@@ -6661,6 +6831,23 @@
           <w:b/>
           <w:lang w:val="ar_AE" w:bidi="ar_AE"/>
         </w:rPr>
+        <w:t>ὁ μένων ἐν τῇ διδαχῇ, οὗτος καὶ τὸν Πατέρα καὶ τὸν Υἱὸν ἔχει</w:t>
+      </w:r>
+    </w:p>
+    <w:p>
+      <w:pPr>
+        <w:bidi/>
+      </w:pPr>
+      <w:r>
+        <w:rPr>
+          <w:lang w:val="ar_AE" w:bidi="ar_AE"/>
+        </w:rPr>
+      </w:r>
+      <w:r>
+        <w:rPr>
+          <w:b/>
+          <w:lang w:val="ar_AE" w:bidi="ar_AE"/>
+        </w:rPr>
         <w:t>"</w:t>
       </w:r>
       <w:r>
@@ -6793,6 +6980,23 @@
           <w:b/>
           <w:lang w:val="ar_AE" w:bidi="ar_AE"/>
         </w:rPr>
+        <w:t>ὁ μένων ἐν τῇ διδαχῇ</w:t>
+      </w:r>
+    </w:p>
+    <w:p>
+      <w:pPr>
+        <w:bidi/>
+      </w:pPr>
+      <w:r>
+        <w:rPr>
+          <w:lang w:val="ar_AE" w:bidi="ar_AE"/>
+        </w:rPr>
+      </w:r>
+      <w:r>
+        <w:rPr>
+          <w:b/>
+          <w:lang w:val="ar_AE" w:bidi="ar_AE"/>
+        </w:rPr>
         <w:t>"</w:t>
       </w:r>
       <w:r>
@@ -7175,6 +7379,23 @@
         <w:rPr>
           <w:lang w:val="ar_AE" w:bidi="ar_AE"/>
         </w:rPr>
+      </w:r>
+    </w:p>
+    <w:p>
+      <w:pPr>
+        <w:bidi/>
+      </w:pPr>
+      <w:r>
+        <w:rPr>
+          <w:lang w:val="ar_AE" w:bidi="ar_AE"/>
+        </w:rPr>
+      </w:r>
+      <w:r>
+        <w:rPr>
+          <w:b/>
+          <w:lang w:val="ar_AE" w:bidi="ar_AE"/>
+        </w:rPr>
+        <w:t>εἴ τις ἔρχεται πρὸς ὑμᾶς, καὶ ταύτην τὴν διδαχὴν οὐ φέρει</w:t>
       </w:r>
     </w:p>
     <w:p>
@@ -7877,6 +8098,23 @@
           <w:b/>
           <w:lang w:val="ar_AE" w:bidi="ar_AE"/>
         </w:rPr>
+        <w:t>ὁ λέγων &amp; αὐτῷ χαίρειν</w:t>
+      </w:r>
+    </w:p>
+    <w:p>
+      <w:pPr>
+        <w:bidi/>
+      </w:pPr>
+      <w:r>
+        <w:rPr>
+          <w:lang w:val="ar_AE" w:bidi="ar_AE"/>
+        </w:rPr>
+      </w:r>
+      <w:r>
+        <w:rPr>
+          <w:b/>
+          <w:lang w:val="ar_AE" w:bidi="ar_AE"/>
+        </w:rPr>
         <w:t>"</w:t>
       </w:r>
       <w:r>
@@ -8786,6 +9024,23 @@
           <w:b/>
           <w:lang w:val="ar_AE" w:bidi="ar_AE"/>
         </w:rPr>
+        <w:t>ἵνα ἡ χαρὰ ὑμῶν πεπληρωμένη ᾖ</w:t>
+      </w:r>
+    </w:p>
+    <w:p>
+      <w:pPr>
+        <w:bidi/>
+      </w:pPr>
+      <w:r>
+        <w:rPr>
+          <w:lang w:val="ar_AE" w:bidi="ar_AE"/>
+        </w:rPr>
+      </w:r>
+      <w:r>
+        <w:rPr>
+          <w:b/>
+          <w:lang w:val="ar_AE" w:bidi="ar_AE"/>
+        </w:rPr>
         <w:t>"</w:t>
       </w:r>
       <w:r>
@@ -8889,6 +9144,23 @@
         <w:rPr>
           <w:lang w:val="ar_AE" w:bidi="ar_AE"/>
         </w:rPr>
+      </w:r>
+    </w:p>
+    <w:p>
+      <w:pPr>
+        <w:bidi/>
+      </w:pPr>
+      <w:r>
+        <w:rPr>
+          <w:lang w:val="ar_AE" w:bidi="ar_AE"/>
+        </w:rPr>
+      </w:r>
+      <w:r>
+        <w:rPr>
+          <w:b/>
+          <w:lang w:val="ar_AE" w:bidi="ar_AE"/>
+        </w:rPr>
+        <w:t>ἡ χαρὰ ὑμῶν πεπληρωμένη ᾖ</w:t>
       </w:r>
     </w:p>
     <w:p>
